--- a/Investigacion/Parcial2/Deberes/Tarea1/Informe_metodos.docx
+++ b/Investigacion/Parcial2/Deberes/Tarea1/Informe_metodos.docx
@@ -7,12 +7,14 @@
         <w:spacing w:after="240"/>
         <w:jc w:val="center"/>
         <w:rPr>
-          <w:color w:val="000000"/>
-          <w:lang w:val="es-ES"/>
-        </w:rPr>
-      </w:pPr>
-      <w:r>
-        <w:rPr>
+          <w:rFonts w:asciiTheme="majorHAnsi" w:hAnsiTheme="majorHAnsi" w:cstheme="majorHAnsi"/>
+          <w:color w:val="000000"/>
+          <w:lang w:val="es-ES"/>
+        </w:rPr>
+      </w:pPr>
+      <w:r>
+        <w:rPr>
+          <w:rFonts w:asciiTheme="majorHAnsi" w:hAnsiTheme="majorHAnsi" w:cstheme="majorHAnsi"/>
           <w:b/>
           <w:bCs/>
           <w:color w:val="000000"/>
@@ -28,6 +30,7 @@
         <w:spacing w:after="3200"/>
         <w:jc w:val="center"/>
         <w:rPr>
+          <w:rFonts w:asciiTheme="majorHAnsi" w:hAnsiTheme="majorHAnsi" w:cstheme="majorHAnsi"/>
           <w:i/>
           <w:iCs/>
           <w:color w:val="000000"/>
@@ -42,6 +45,7 @@
         <w:spacing w:after="3600"/>
         <w:jc w:val="center"/>
         <w:rPr>
+          <w:rFonts w:asciiTheme="majorHAnsi" w:hAnsiTheme="majorHAnsi" w:cstheme="majorHAnsi"/>
           <w:b/>
           <w:bCs/>
           <w:color w:val="000000"/>
@@ -52,6 +56,7 @@
       </w:pPr>
       <w:r>
         <w:rPr>
+          <w:rFonts w:asciiTheme="majorHAnsi" w:hAnsiTheme="majorHAnsi" w:cstheme="majorHAnsi"/>
           <w:b/>
           <w:bCs/>
           <w:i/>
@@ -65,6 +70,7 @@
       </w:r>
       <w:r>
         <w:rPr>
+          <w:rFonts w:asciiTheme="majorHAnsi" w:hAnsiTheme="majorHAnsi" w:cstheme="majorHAnsi"/>
           <w:b/>
           <w:bCs/>
           <w:i/>
@@ -78,6 +84,7 @@
       </w:r>
       <w:r>
         <w:rPr>
+          <w:rFonts w:asciiTheme="majorHAnsi" w:hAnsiTheme="majorHAnsi" w:cstheme="majorHAnsi"/>
           <w:b/>
           <w:bCs/>
           <w:i/>
@@ -94,6 +101,7 @@
       <w:pPr>
         <w:ind w:left="1440"/>
         <w:rPr>
+          <w:rFonts w:asciiTheme="majorHAnsi" w:hAnsiTheme="majorHAnsi" w:cstheme="majorHAnsi"/>
           <w:color w:val="000000"/>
           <w:sz w:val="20"/>
           <w:szCs w:val="20"/>
@@ -105,6 +113,7 @@
       <w:pPr>
         <w:ind w:left="1440"/>
         <w:rPr>
+          <w:rFonts w:asciiTheme="majorHAnsi" w:hAnsiTheme="majorHAnsi" w:cstheme="majorHAnsi"/>
           <w:color w:val="000000"/>
           <w:sz w:val="20"/>
           <w:szCs w:val="20"/>
@@ -116,12 +125,14 @@
       <w:pPr>
         <w:ind w:left="1440"/>
         <w:rPr>
-          <w:color w:val="000000"/>
-          <w:lang w:val="es-ES"/>
-        </w:rPr>
-      </w:pPr>
-      <w:r>
-        <w:rPr>
+          <w:rFonts w:asciiTheme="majorHAnsi" w:hAnsiTheme="majorHAnsi" w:cstheme="majorHAnsi"/>
+          <w:color w:val="000000"/>
+          <w:lang w:val="es-ES"/>
+        </w:rPr>
+      </w:pPr>
+      <w:r>
+        <w:rPr>
+          <w:rFonts w:asciiTheme="majorHAnsi" w:hAnsiTheme="majorHAnsi" w:cstheme="majorHAnsi"/>
           <w:color w:val="000000"/>
           <w:sz w:val="20"/>
           <w:szCs w:val="20"/>
@@ -131,6 +142,7 @@
       </w:r>
       <w:r>
         <w:rPr>
+          <w:rFonts w:asciiTheme="majorHAnsi" w:hAnsiTheme="majorHAnsi" w:cstheme="majorHAnsi"/>
           <w:b/>
           <w:bCs/>
           <w:color w:val="000000"/>
@@ -142,6 +154,7 @@
       </w:r>
       <w:r>
         <w:rPr>
+          <w:rFonts w:asciiTheme="majorHAnsi" w:hAnsiTheme="majorHAnsi" w:cstheme="majorHAnsi"/>
           <w:color w:val="000000"/>
           <w:sz w:val="20"/>
           <w:szCs w:val="20"/>
@@ -151,6 +164,7 @@
       </w:r>
       <w:r>
         <w:rPr>
+          <w:rFonts w:asciiTheme="majorHAnsi" w:hAnsiTheme="majorHAnsi" w:cstheme="majorHAnsi"/>
           <w:color w:val="000000"/>
           <w:sz w:val="20"/>
           <w:szCs w:val="20"/>
@@ -160,6 +174,7 @@
       </w:r>
       <w:r>
         <w:rPr>
+          <w:rFonts w:asciiTheme="majorHAnsi" w:hAnsiTheme="majorHAnsi" w:cstheme="majorHAnsi"/>
           <w:b/>
           <w:bCs/>
           <w:color w:val="000000"/>
@@ -171,6 +186,7 @@
       </w:r>
       <w:r>
         <w:rPr>
+          <w:rFonts w:asciiTheme="majorHAnsi" w:hAnsiTheme="majorHAnsi" w:cstheme="majorHAnsi"/>
           <w:color w:val="000000"/>
           <w:sz w:val="20"/>
           <w:szCs w:val="20"/>
@@ -180,6 +196,7 @@
       </w:r>
       <w:r>
         <w:rPr>
+          <w:rFonts w:asciiTheme="majorHAnsi" w:hAnsiTheme="majorHAnsi" w:cstheme="majorHAnsi"/>
           <w:color w:val="000000"/>
           <w:sz w:val="20"/>
           <w:szCs w:val="20"/>
@@ -189,6 +206,7 @@
       </w:r>
       <w:r>
         <w:rPr>
+          <w:rFonts w:asciiTheme="majorHAnsi" w:hAnsiTheme="majorHAnsi" w:cstheme="majorHAnsi"/>
           <w:color w:val="000000"/>
           <w:sz w:val="20"/>
           <w:szCs w:val="20"/>
@@ -198,6 +216,7 @@
       </w:r>
       <w:r>
         <w:rPr>
+          <w:rFonts w:asciiTheme="majorHAnsi" w:hAnsiTheme="majorHAnsi" w:cstheme="majorHAnsi"/>
           <w:color w:val="000000"/>
           <w:sz w:val="20"/>
           <w:szCs w:val="20"/>
@@ -207,6 +226,7 @@
       </w:r>
       <w:r>
         <w:rPr>
+          <w:rFonts w:asciiTheme="majorHAnsi" w:hAnsiTheme="majorHAnsi" w:cstheme="majorHAnsi"/>
           <w:b/>
           <w:bCs/>
           <w:color w:val="000000"/>
@@ -218,6 +238,7 @@
       </w:r>
       <w:r>
         <w:rPr>
+          <w:rFonts w:asciiTheme="majorHAnsi" w:hAnsiTheme="majorHAnsi" w:cstheme="majorHAnsi"/>
           <w:color w:val="000000"/>
           <w:sz w:val="20"/>
           <w:szCs w:val="20"/>
@@ -227,6 +248,7 @@
       </w:r>
       <w:r>
         <w:rPr>
+          <w:rFonts w:asciiTheme="majorHAnsi" w:hAnsiTheme="majorHAnsi" w:cstheme="majorHAnsi"/>
           <w:color w:val="000000"/>
           <w:sz w:val="20"/>
           <w:szCs w:val="20"/>
@@ -236,6 +258,7 @@
       </w:r>
       <w:r>
         <w:rPr>
+          <w:rFonts w:asciiTheme="majorHAnsi" w:hAnsiTheme="majorHAnsi" w:cstheme="majorHAnsi"/>
           <w:color w:val="000000"/>
           <w:sz w:val="20"/>
           <w:szCs w:val="20"/>
@@ -249,6 +272,7 @@
         <w:spacing w:line="312" w:lineRule="auto"/>
         <w:ind w:left="720"/>
         <w:rPr>
+          <w:rFonts w:asciiTheme="majorHAnsi" w:hAnsiTheme="majorHAnsi" w:cstheme="majorHAnsi"/>
           <w:color w:val="000000"/>
           <w:sz w:val="20"/>
           <w:szCs w:val="20"/>
@@ -259,12 +283,14 @@
     <w:p>
       <w:pPr>
         <w:rPr>
-          <w:color w:val="000000"/>
-          <w:lang w:val="es-ES"/>
-        </w:rPr>
-      </w:pPr>
-      <w:r>
-        <w:rPr>
+          <w:rFonts w:asciiTheme="majorHAnsi" w:hAnsiTheme="majorHAnsi" w:cstheme="majorHAnsi"/>
+          <w:color w:val="000000"/>
+          <w:lang w:val="es-ES"/>
+        </w:rPr>
+      </w:pPr>
+      <w:r>
+        <w:rPr>
+          <w:rFonts w:asciiTheme="majorHAnsi" w:hAnsiTheme="majorHAnsi" w:cstheme="majorHAnsi"/>
           <w:lang w:val="es-ES"/>
         </w:rPr>
         <w:br w:type="page"/>
@@ -272,6 +298,13 @@
     </w:p>
     <w:sdt>
       <w:sdtPr>
+        <w:rPr>
+          <w:rFonts w:eastAsia="Calibri" w:cstheme="majorHAnsi"/>
+          <w:color w:val="282828"/>
+          <w:sz w:val="22"/>
+          <w:szCs w:val="22"/>
+          <w:lang w:val="en"/>
+        </w:rPr>
         <w:id w:val="-810323374"/>
         <w:docPartObj>
           <w:docPartGallery w:val="Table of Contents"/>
@@ -280,21 +313,22 @@
       </w:sdtPr>
       <w:sdtEndPr>
         <w:rPr>
-          <w:rFonts w:ascii="Calibri" w:eastAsia="Calibri" w:hAnsi="Calibri" w:cs="Calibri"/>
           <w:b/>
           <w:bCs/>
-          <w:color w:val="282828"/>
-          <w:sz w:val="22"/>
-          <w:szCs w:val="22"/>
-          <w:lang w:val="en"/>
         </w:rPr>
       </w:sdtEndPr>
       <w:sdtContent>
         <w:p>
           <w:pPr>
             <w:pStyle w:val="TtuloTDC"/>
+            <w:rPr>
+              <w:rFonts w:cstheme="majorHAnsi"/>
+            </w:rPr>
           </w:pPr>
           <w:r>
+            <w:rPr>
+              <w:rFonts w:cstheme="majorHAnsi"/>
+            </w:rPr>
             <w:t>Contenido</w:t>
           </w:r>
         </w:p>
@@ -316,18 +350,28 @@
             </w:rPr>
           </w:pPr>
           <w:r>
+            <w:rPr>
+              <w:rFonts w:asciiTheme="majorHAnsi" w:hAnsiTheme="majorHAnsi" w:cstheme="majorHAnsi"/>
+            </w:rPr>
             <w:fldChar w:fldCharType="begin"/>
           </w:r>
           <w:r>
+            <w:rPr>
+              <w:rFonts w:asciiTheme="majorHAnsi" w:hAnsiTheme="majorHAnsi" w:cstheme="majorHAnsi"/>
+            </w:rPr>
             <w:instrText xml:space="preserve"> TOC \o "1-3" \h \z \u </w:instrText>
           </w:r>
           <w:r>
+            <w:rPr>
+              <w:rFonts w:asciiTheme="majorHAnsi" w:hAnsiTheme="majorHAnsi" w:cstheme="majorHAnsi"/>
+            </w:rPr>
             <w:fldChar w:fldCharType="separate"/>
           </w:r>
-          <w:hyperlink w:anchor="_Toc232337398" w:history="1">
+          <w:hyperlink w:anchor="_Toc232465598" w:history="1">
             <w:r>
               <w:rPr>
                 <w:rStyle w:val="Hipervnculo"/>
+                <w:rFonts w:asciiTheme="majorHAnsi" w:hAnsiTheme="majorHAnsi" w:cstheme="majorHAnsi"/>
                 <w:noProof/>
                 <w:lang w:val="es-ES"/>
               </w:rPr>
@@ -352,7 +396,7 @@
                 <w:noProof/>
                 <w:webHidden/>
               </w:rPr>
-              <w:instrText xml:space="preserve"> PAGEREF _Toc232337398 \h </w:instrText>
+              <w:instrText xml:space="preserve"> PAGEREF _Toc232465598 \h </w:instrText>
             </w:r>
             <w:r>
               <w:rPr>
@@ -400,10 +444,11 @@
               <w14:ligatures w14:val="standardContextual"/>
             </w:rPr>
           </w:pPr>
-          <w:hyperlink w:anchor="_Toc232337399" w:history="1">
+          <w:hyperlink w:anchor="_Toc232465599" w:history="1">
             <w:r>
               <w:rPr>
                 <w:rStyle w:val="Hipervnculo"/>
+                <w:rFonts w:asciiTheme="majorHAnsi" w:hAnsiTheme="majorHAnsi" w:cstheme="majorHAnsi"/>
                 <w:noProof/>
                 <w:lang w:val="es-ES"/>
               </w:rPr>
@@ -428,7 +473,7 @@
                 <w:noProof/>
                 <w:webHidden/>
               </w:rPr>
-              <w:instrText xml:space="preserve"> PAGEREF _Toc232337399 \h </w:instrText>
+              <w:instrText xml:space="preserve"> PAGEREF _Toc232465599 \h </w:instrText>
             </w:r>
             <w:r>
               <w:rPr>
@@ -476,14 +521,15 @@
               <w14:ligatures w14:val="standardContextual"/>
             </w:rPr>
           </w:pPr>
-          <w:hyperlink w:anchor="_Toc232337400" w:history="1">
+          <w:hyperlink w:anchor="_Toc232465600" w:history="1">
             <w:r>
               <w:rPr>
                 <w:rStyle w:val="Hipervnculo"/>
+                <w:rFonts w:asciiTheme="majorHAnsi" w:hAnsiTheme="majorHAnsi" w:cstheme="majorHAnsi"/>
                 <w:noProof/>
                 <w:lang w:val="es-ES"/>
               </w:rPr>
-              <w:t>Experimento Controlado</w:t>
+              <w:t>1. Experimental</w:t>
             </w:r>
             <w:r>
               <w:rPr>
@@ -504,7 +550,7 @@
                 <w:noProof/>
                 <w:webHidden/>
               </w:rPr>
-              <w:instrText xml:space="preserve"> PAGEREF _Toc232337400 \h </w:instrText>
+              <w:instrText xml:space="preserve"> PAGEREF _Toc232465600 \h </w:instrText>
             </w:r>
             <w:r>
               <w:rPr>
@@ -552,14 +598,14 @@
               <w14:ligatures w14:val="standardContextual"/>
             </w:rPr>
           </w:pPr>
-          <w:hyperlink w:anchor="_Toc232337401" w:history="1">
+          <w:hyperlink w:anchor="_Toc232465601" w:history="1">
             <w:r>
               <w:rPr>
                 <w:rStyle w:val="Hipervnculo"/>
                 <w:noProof/>
                 <w:lang w:val="es-ES"/>
               </w:rPr>
-              <w:t>Caso de estudio</w:t>
+              <w:t>2. Observacional</w:t>
             </w:r>
             <w:r>
               <w:rPr>
@@ -580,7 +626,7 @@
                 <w:noProof/>
                 <w:webHidden/>
               </w:rPr>
-              <w:instrText xml:space="preserve"> PAGEREF _Toc232337401 \h </w:instrText>
+              <w:instrText xml:space="preserve"> PAGEREF _Toc232465601 \h </w:instrText>
             </w:r>
             <w:r>
               <w:rPr>
@@ -628,14 +674,14 @@
               <w14:ligatures w14:val="standardContextual"/>
             </w:rPr>
           </w:pPr>
-          <w:hyperlink w:anchor="_Toc232337402" w:history="1">
+          <w:hyperlink w:anchor="_Toc232465602" w:history="1">
             <w:r>
               <w:rPr>
                 <w:rStyle w:val="Hipervnculo"/>
                 <w:noProof/>
                 <w:lang w:val="es-ES"/>
               </w:rPr>
-              <w:t>Encuesta</w:t>
+              <w:t>3. Interpretativo</w:t>
             </w:r>
             <w:r>
               <w:rPr>
@@ -656,7 +702,7 @@
                 <w:noProof/>
                 <w:webHidden/>
               </w:rPr>
-              <w:instrText xml:space="preserve"> PAGEREF _Toc232337402 \h </w:instrText>
+              <w:instrText xml:space="preserve"> PAGEREF _Toc232465602 \h </w:instrText>
             </w:r>
             <w:r>
               <w:rPr>
@@ -676,7 +722,7 @@
                 <w:noProof/>
                 <w:webHidden/>
               </w:rPr>
-              <w:t>4</w:t>
+              <w:t>3</w:t>
             </w:r>
             <w:r>
               <w:rPr>
@@ -704,14 +750,14 @@
               <w14:ligatures w14:val="standardContextual"/>
             </w:rPr>
           </w:pPr>
-          <w:hyperlink w:anchor="_Toc232337403" w:history="1">
+          <w:hyperlink w:anchor="_Toc232465603" w:history="1">
             <w:r>
               <w:rPr>
                 <w:rStyle w:val="Hipervnculo"/>
                 <w:noProof/>
                 <w:lang w:val="es-ES"/>
               </w:rPr>
-              <w:t>Etnografía</w:t>
+              <w:t>4. Computacional</w:t>
             </w:r>
             <w:r>
               <w:rPr>
@@ -732,7 +778,7 @@
                 <w:noProof/>
                 <w:webHidden/>
               </w:rPr>
-              <w:instrText xml:space="preserve"> PAGEREF _Toc232337403 \h </w:instrText>
+              <w:instrText xml:space="preserve"> PAGEREF _Toc232465603 \h </w:instrText>
             </w:r>
             <w:r>
               <w:rPr>
@@ -780,14 +826,14 @@
               <w14:ligatures w14:val="standardContextual"/>
             </w:rPr>
           </w:pPr>
-          <w:hyperlink w:anchor="_Toc232337404" w:history="1">
+          <w:hyperlink w:anchor="_Toc232465604" w:history="1">
             <w:r>
               <w:rPr>
                 <w:rStyle w:val="Hipervnculo"/>
                 <w:noProof/>
                 <w:lang w:val="es-ES"/>
               </w:rPr>
-              <w:t>Simulación</w:t>
+              <w:t>5. Participativo</w:t>
             </w:r>
             <w:r>
               <w:rPr>
@@ -808,7 +854,84 @@
                 <w:noProof/>
                 <w:webHidden/>
               </w:rPr>
-              <w:instrText xml:space="preserve"> PAGEREF _Toc232337404 \h </w:instrText>
+              <w:instrText xml:space="preserve"> PAGEREF _Toc232465604 \h </w:instrText>
+            </w:r>
+            <w:r>
+              <w:rPr>
+                <w:noProof/>
+                <w:webHidden/>
+              </w:rPr>
+            </w:r>
+            <w:r>
+              <w:rPr>
+                <w:noProof/>
+                <w:webHidden/>
+              </w:rPr>
+              <w:fldChar w:fldCharType="separate"/>
+            </w:r>
+            <w:r>
+              <w:rPr>
+                <w:noProof/>
+                <w:webHidden/>
+              </w:rPr>
+              <w:t>4</w:t>
+            </w:r>
+            <w:r>
+              <w:rPr>
+                <w:noProof/>
+                <w:webHidden/>
+              </w:rPr>
+              <w:fldChar w:fldCharType="end"/>
+            </w:r>
+          </w:hyperlink>
+        </w:p>
+        <w:p>
+          <w:pPr>
+            <w:pStyle w:val="TDC1"/>
+            <w:tabs>
+              <w:tab w:val="right" w:leader="dot" w:pos="9350"/>
+            </w:tabs>
+            <w:rPr>
+              <w:rFonts w:asciiTheme="minorHAnsi" w:eastAsiaTheme="minorEastAsia" w:hAnsiTheme="minorHAnsi" w:cstheme="minorBidi"/>
+              <w:noProof/>
+              <w:color w:val="auto"/>
+              <w:kern w:val="2"/>
+              <w:sz w:val="24"/>
+              <w:szCs w:val="24"/>
+              <w:lang w:val="es-ES"/>
+              <w14:ligatures w14:val="standardContextual"/>
+            </w:rPr>
+          </w:pPr>
+          <w:hyperlink w:anchor="_Toc232465605" w:history="1">
+            <w:r>
+              <w:rPr>
+                <w:rStyle w:val="Hipervnculo"/>
+                <w:rFonts w:asciiTheme="majorHAnsi" w:hAnsiTheme="majorHAnsi" w:cstheme="majorHAnsi"/>
+                <w:noProof/>
+                <w:lang w:val="es-ES"/>
+              </w:rPr>
+              <w:t>Casos de uso</w:t>
+            </w:r>
+            <w:r>
+              <w:rPr>
+                <w:noProof/>
+                <w:webHidden/>
+              </w:rPr>
+              <w:tab/>
+            </w:r>
+            <w:r>
+              <w:rPr>
+                <w:noProof/>
+                <w:webHidden/>
+              </w:rPr>
+              <w:fldChar w:fldCharType="begin"/>
+            </w:r>
+            <w:r>
+              <w:rPr>
+                <w:noProof/>
+                <w:webHidden/>
+              </w:rPr>
+              <w:instrText xml:space="preserve"> PAGEREF _Toc232465605 \h </w:instrText>
             </w:r>
             <w:r>
               <w:rPr>
@@ -856,13 +979,399 @@
               <w14:ligatures w14:val="standardContextual"/>
             </w:rPr>
           </w:pPr>
-          <w:hyperlink w:anchor="_Toc232337405" w:history="1">
+          <w:hyperlink w:anchor="_Toc232465606" w:history="1">
             <w:r>
               <w:rPr>
                 <w:rStyle w:val="Hipervnculo"/>
+                <w:rFonts w:asciiTheme="majorHAnsi" w:hAnsiTheme="majorHAnsi" w:cstheme="majorHAnsi"/>
                 <w:noProof/>
                 <w:lang w:val="es-ES"/>
               </w:rPr>
+              <w:t>Experimento Controlado</w:t>
+            </w:r>
+            <w:r>
+              <w:rPr>
+                <w:noProof/>
+                <w:webHidden/>
+              </w:rPr>
+              <w:tab/>
+            </w:r>
+            <w:r>
+              <w:rPr>
+                <w:noProof/>
+                <w:webHidden/>
+              </w:rPr>
+              <w:fldChar w:fldCharType="begin"/>
+            </w:r>
+            <w:r>
+              <w:rPr>
+                <w:noProof/>
+                <w:webHidden/>
+              </w:rPr>
+              <w:instrText xml:space="preserve"> PAGEREF _Toc232465606 \h </w:instrText>
+            </w:r>
+            <w:r>
+              <w:rPr>
+                <w:noProof/>
+                <w:webHidden/>
+              </w:rPr>
+            </w:r>
+            <w:r>
+              <w:rPr>
+                <w:noProof/>
+                <w:webHidden/>
+              </w:rPr>
+              <w:fldChar w:fldCharType="separate"/>
+            </w:r>
+            <w:r>
+              <w:rPr>
+                <w:noProof/>
+                <w:webHidden/>
+              </w:rPr>
+              <w:t>4</w:t>
+            </w:r>
+            <w:r>
+              <w:rPr>
+                <w:noProof/>
+                <w:webHidden/>
+              </w:rPr>
+              <w:fldChar w:fldCharType="end"/>
+            </w:r>
+          </w:hyperlink>
+        </w:p>
+        <w:p>
+          <w:pPr>
+            <w:pStyle w:val="TDC2"/>
+            <w:tabs>
+              <w:tab w:val="right" w:leader="dot" w:pos="9350"/>
+            </w:tabs>
+            <w:rPr>
+              <w:rFonts w:asciiTheme="minorHAnsi" w:eastAsiaTheme="minorEastAsia" w:hAnsiTheme="minorHAnsi" w:cstheme="minorBidi"/>
+              <w:noProof/>
+              <w:color w:val="auto"/>
+              <w:kern w:val="2"/>
+              <w:sz w:val="24"/>
+              <w:szCs w:val="24"/>
+              <w:lang w:val="es-ES"/>
+              <w14:ligatures w14:val="standardContextual"/>
+            </w:rPr>
+          </w:pPr>
+          <w:hyperlink w:anchor="_Toc232465607" w:history="1">
+            <w:r>
+              <w:rPr>
+                <w:rStyle w:val="Hipervnculo"/>
+                <w:rFonts w:asciiTheme="majorHAnsi" w:hAnsiTheme="majorHAnsi" w:cstheme="majorHAnsi"/>
+                <w:noProof/>
+                <w:lang w:val="es-ES"/>
+              </w:rPr>
+              <w:t>Caso de estudio</w:t>
+            </w:r>
+            <w:r>
+              <w:rPr>
+                <w:noProof/>
+                <w:webHidden/>
+              </w:rPr>
+              <w:tab/>
+            </w:r>
+            <w:r>
+              <w:rPr>
+                <w:noProof/>
+                <w:webHidden/>
+              </w:rPr>
+              <w:fldChar w:fldCharType="begin"/>
+            </w:r>
+            <w:r>
+              <w:rPr>
+                <w:noProof/>
+                <w:webHidden/>
+              </w:rPr>
+              <w:instrText xml:space="preserve"> PAGEREF _Toc232465607 \h </w:instrText>
+            </w:r>
+            <w:r>
+              <w:rPr>
+                <w:noProof/>
+                <w:webHidden/>
+              </w:rPr>
+            </w:r>
+            <w:r>
+              <w:rPr>
+                <w:noProof/>
+                <w:webHidden/>
+              </w:rPr>
+              <w:fldChar w:fldCharType="separate"/>
+            </w:r>
+            <w:r>
+              <w:rPr>
+                <w:noProof/>
+                <w:webHidden/>
+              </w:rPr>
+              <w:t>5</w:t>
+            </w:r>
+            <w:r>
+              <w:rPr>
+                <w:noProof/>
+                <w:webHidden/>
+              </w:rPr>
+              <w:fldChar w:fldCharType="end"/>
+            </w:r>
+          </w:hyperlink>
+        </w:p>
+        <w:p>
+          <w:pPr>
+            <w:pStyle w:val="TDC2"/>
+            <w:tabs>
+              <w:tab w:val="right" w:leader="dot" w:pos="9350"/>
+            </w:tabs>
+            <w:rPr>
+              <w:rFonts w:asciiTheme="minorHAnsi" w:eastAsiaTheme="minorEastAsia" w:hAnsiTheme="minorHAnsi" w:cstheme="minorBidi"/>
+              <w:noProof/>
+              <w:color w:val="auto"/>
+              <w:kern w:val="2"/>
+              <w:sz w:val="24"/>
+              <w:szCs w:val="24"/>
+              <w:lang w:val="es-ES"/>
+              <w14:ligatures w14:val="standardContextual"/>
+            </w:rPr>
+          </w:pPr>
+          <w:hyperlink w:anchor="_Toc232465608" w:history="1">
+            <w:r>
+              <w:rPr>
+                <w:rStyle w:val="Hipervnculo"/>
+                <w:rFonts w:asciiTheme="majorHAnsi" w:hAnsiTheme="majorHAnsi" w:cstheme="majorHAnsi"/>
+                <w:noProof/>
+                <w:lang w:val="es-ES"/>
+              </w:rPr>
+              <w:t>Encuesta</w:t>
+            </w:r>
+            <w:r>
+              <w:rPr>
+                <w:noProof/>
+                <w:webHidden/>
+              </w:rPr>
+              <w:tab/>
+            </w:r>
+            <w:r>
+              <w:rPr>
+                <w:noProof/>
+                <w:webHidden/>
+              </w:rPr>
+              <w:fldChar w:fldCharType="begin"/>
+            </w:r>
+            <w:r>
+              <w:rPr>
+                <w:noProof/>
+                <w:webHidden/>
+              </w:rPr>
+              <w:instrText xml:space="preserve"> PAGEREF _Toc232465608 \h </w:instrText>
+            </w:r>
+            <w:r>
+              <w:rPr>
+                <w:noProof/>
+                <w:webHidden/>
+              </w:rPr>
+            </w:r>
+            <w:r>
+              <w:rPr>
+                <w:noProof/>
+                <w:webHidden/>
+              </w:rPr>
+              <w:fldChar w:fldCharType="separate"/>
+            </w:r>
+            <w:r>
+              <w:rPr>
+                <w:noProof/>
+                <w:webHidden/>
+              </w:rPr>
+              <w:t>5</w:t>
+            </w:r>
+            <w:r>
+              <w:rPr>
+                <w:noProof/>
+                <w:webHidden/>
+              </w:rPr>
+              <w:fldChar w:fldCharType="end"/>
+            </w:r>
+          </w:hyperlink>
+        </w:p>
+        <w:p>
+          <w:pPr>
+            <w:pStyle w:val="TDC2"/>
+            <w:tabs>
+              <w:tab w:val="right" w:leader="dot" w:pos="9350"/>
+            </w:tabs>
+            <w:rPr>
+              <w:rFonts w:asciiTheme="minorHAnsi" w:eastAsiaTheme="minorEastAsia" w:hAnsiTheme="minorHAnsi" w:cstheme="minorBidi"/>
+              <w:noProof/>
+              <w:color w:val="auto"/>
+              <w:kern w:val="2"/>
+              <w:sz w:val="24"/>
+              <w:szCs w:val="24"/>
+              <w:lang w:val="es-ES"/>
+              <w14:ligatures w14:val="standardContextual"/>
+            </w:rPr>
+          </w:pPr>
+          <w:hyperlink w:anchor="_Toc232465609" w:history="1">
+            <w:r>
+              <w:rPr>
+                <w:rStyle w:val="Hipervnculo"/>
+                <w:rFonts w:asciiTheme="majorHAnsi" w:hAnsiTheme="majorHAnsi" w:cstheme="majorHAnsi"/>
+                <w:noProof/>
+                <w:lang w:val="es-ES"/>
+              </w:rPr>
+              <w:t>Etnografía</w:t>
+            </w:r>
+            <w:r>
+              <w:rPr>
+                <w:noProof/>
+                <w:webHidden/>
+              </w:rPr>
+              <w:tab/>
+            </w:r>
+            <w:r>
+              <w:rPr>
+                <w:noProof/>
+                <w:webHidden/>
+              </w:rPr>
+              <w:fldChar w:fldCharType="begin"/>
+            </w:r>
+            <w:r>
+              <w:rPr>
+                <w:noProof/>
+                <w:webHidden/>
+              </w:rPr>
+              <w:instrText xml:space="preserve"> PAGEREF _Toc232465609 \h </w:instrText>
+            </w:r>
+            <w:r>
+              <w:rPr>
+                <w:noProof/>
+                <w:webHidden/>
+              </w:rPr>
+            </w:r>
+            <w:r>
+              <w:rPr>
+                <w:noProof/>
+                <w:webHidden/>
+              </w:rPr>
+              <w:fldChar w:fldCharType="separate"/>
+            </w:r>
+            <w:r>
+              <w:rPr>
+                <w:noProof/>
+                <w:webHidden/>
+              </w:rPr>
+              <w:t>5</w:t>
+            </w:r>
+            <w:r>
+              <w:rPr>
+                <w:noProof/>
+                <w:webHidden/>
+              </w:rPr>
+              <w:fldChar w:fldCharType="end"/>
+            </w:r>
+          </w:hyperlink>
+        </w:p>
+        <w:p>
+          <w:pPr>
+            <w:pStyle w:val="TDC2"/>
+            <w:tabs>
+              <w:tab w:val="right" w:leader="dot" w:pos="9350"/>
+            </w:tabs>
+            <w:rPr>
+              <w:rFonts w:asciiTheme="minorHAnsi" w:eastAsiaTheme="minorEastAsia" w:hAnsiTheme="minorHAnsi" w:cstheme="minorBidi"/>
+              <w:noProof/>
+              <w:color w:val="auto"/>
+              <w:kern w:val="2"/>
+              <w:sz w:val="24"/>
+              <w:szCs w:val="24"/>
+              <w:lang w:val="es-ES"/>
+              <w14:ligatures w14:val="standardContextual"/>
+            </w:rPr>
+          </w:pPr>
+          <w:hyperlink w:anchor="_Toc232465610" w:history="1">
+            <w:r>
+              <w:rPr>
+                <w:rStyle w:val="Hipervnculo"/>
+                <w:rFonts w:asciiTheme="majorHAnsi" w:hAnsiTheme="majorHAnsi" w:cstheme="majorHAnsi"/>
+                <w:noProof/>
+                <w:lang w:val="es-ES"/>
+              </w:rPr>
+              <w:t>Simulación</w:t>
+            </w:r>
+            <w:r>
+              <w:rPr>
+                <w:noProof/>
+                <w:webHidden/>
+              </w:rPr>
+              <w:tab/>
+            </w:r>
+            <w:r>
+              <w:rPr>
+                <w:noProof/>
+                <w:webHidden/>
+              </w:rPr>
+              <w:fldChar w:fldCharType="begin"/>
+            </w:r>
+            <w:r>
+              <w:rPr>
+                <w:noProof/>
+                <w:webHidden/>
+              </w:rPr>
+              <w:instrText xml:space="preserve"> PAGEREF _Toc232465610 \h </w:instrText>
+            </w:r>
+            <w:r>
+              <w:rPr>
+                <w:noProof/>
+                <w:webHidden/>
+              </w:rPr>
+            </w:r>
+            <w:r>
+              <w:rPr>
+                <w:noProof/>
+                <w:webHidden/>
+              </w:rPr>
+              <w:fldChar w:fldCharType="separate"/>
+            </w:r>
+            <w:r>
+              <w:rPr>
+                <w:noProof/>
+                <w:webHidden/>
+              </w:rPr>
+              <w:t>6</w:t>
+            </w:r>
+            <w:r>
+              <w:rPr>
+                <w:noProof/>
+                <w:webHidden/>
+              </w:rPr>
+              <w:fldChar w:fldCharType="end"/>
+            </w:r>
+          </w:hyperlink>
+        </w:p>
+        <w:p>
+          <w:pPr>
+            <w:pStyle w:val="TDC2"/>
+            <w:tabs>
+              <w:tab w:val="right" w:leader="dot" w:pos="9350"/>
+            </w:tabs>
+            <w:rPr>
+              <w:rFonts w:asciiTheme="minorHAnsi" w:eastAsiaTheme="minorEastAsia" w:hAnsiTheme="minorHAnsi" w:cstheme="minorBidi"/>
+              <w:noProof/>
+              <w:color w:val="auto"/>
+              <w:kern w:val="2"/>
+              <w:sz w:val="24"/>
+              <w:szCs w:val="24"/>
+              <w:lang w:val="es-ES"/>
+              <w14:ligatures w14:val="standardContextual"/>
+            </w:rPr>
+          </w:pPr>
+          <w:hyperlink w:anchor="_Toc232465611" w:history="1">
+            <w:r>
+              <w:rPr>
+                <w:rStyle w:val="Hipervnculo"/>
+                <w:rFonts w:asciiTheme="majorHAnsi" w:hAnsiTheme="majorHAnsi" w:cstheme="majorHAnsi"/>
+                <w:noProof/>
+                <w:lang w:val="es-ES"/>
+              </w:rPr>
               <w:t>Investigacion de acción (Action-research)</w:t>
             </w:r>
             <w:r>
@@ -884,7 +1393,7 @@
                 <w:noProof/>
                 <w:webHidden/>
               </w:rPr>
-              <w:instrText xml:space="preserve"> PAGEREF _Toc232337405 \h </w:instrText>
+              <w:instrText xml:space="preserve"> PAGEREF _Toc232465611 \h </w:instrText>
             </w:r>
             <w:r>
               <w:rPr>
@@ -904,7 +1413,7 @@
                 <w:noProof/>
                 <w:webHidden/>
               </w:rPr>
-              <w:t>5</w:t>
+              <w:t>6</w:t>
             </w:r>
             <w:r>
               <w:rPr>
@@ -932,10 +1441,11 @@
               <w14:ligatures w14:val="standardContextual"/>
             </w:rPr>
           </w:pPr>
-          <w:hyperlink w:anchor="_Toc232337406" w:history="1">
+          <w:hyperlink w:anchor="_Toc232465612" w:history="1">
             <w:r>
               <w:rPr>
                 <w:rStyle w:val="Hipervnculo"/>
+                <w:rFonts w:asciiTheme="majorHAnsi" w:hAnsiTheme="majorHAnsi" w:cstheme="majorHAnsi"/>
                 <w:noProof/>
                 <w:lang w:val="es-ES"/>
               </w:rPr>
@@ -960,7 +1470,7 @@
                 <w:noProof/>
                 <w:webHidden/>
               </w:rPr>
-              <w:instrText xml:space="preserve"> PAGEREF _Toc232337406 \h </w:instrText>
+              <w:instrText xml:space="preserve"> PAGEREF _Toc232465612 \h </w:instrText>
             </w:r>
             <w:r>
               <w:rPr>
@@ -980,7 +1490,7 @@
                 <w:noProof/>
                 <w:webHidden/>
               </w:rPr>
-              <w:t>5</w:t>
+              <w:t>6</w:t>
             </w:r>
             <w:r>
               <w:rPr>
@@ -1008,10 +1518,11 @@
               <w14:ligatures w14:val="standardContextual"/>
             </w:rPr>
           </w:pPr>
-          <w:hyperlink w:anchor="_Toc232337407" w:history="1">
+          <w:hyperlink w:anchor="_Toc232465613" w:history="1">
             <w:r>
               <w:rPr>
                 <w:rStyle w:val="Hipervnculo"/>
+                <w:rFonts w:asciiTheme="majorHAnsi" w:hAnsiTheme="majorHAnsi" w:cstheme="majorHAnsi"/>
                 <w:noProof/>
                 <w:lang w:val="es-ES"/>
               </w:rPr>
@@ -1036,7 +1547,7 @@
                 <w:noProof/>
                 <w:webHidden/>
               </w:rPr>
-              <w:instrText xml:space="preserve"> PAGEREF _Toc232337407 \h </w:instrText>
+              <w:instrText xml:space="preserve"> PAGEREF _Toc232465613 \h </w:instrText>
             </w:r>
             <w:r>
               <w:rPr>
@@ -1056,7 +1567,7 @@
                 <w:noProof/>
                 <w:webHidden/>
               </w:rPr>
-              <w:t>6</w:t>
+              <w:t>7</w:t>
             </w:r>
             <w:r>
               <w:rPr>
@@ -1084,10 +1595,11 @@
               <w14:ligatures w14:val="standardContextual"/>
             </w:rPr>
           </w:pPr>
-          <w:hyperlink w:anchor="_Toc232337408" w:history="1">
+          <w:hyperlink w:anchor="_Toc232465614" w:history="1">
             <w:r>
               <w:rPr>
                 <w:rStyle w:val="Hipervnculo"/>
+                <w:rFonts w:asciiTheme="majorHAnsi" w:hAnsiTheme="majorHAnsi" w:cstheme="majorHAnsi"/>
                 <w:noProof/>
                 <w:lang w:val="es-ES"/>
               </w:rPr>
@@ -1112,7 +1624,7 @@
                 <w:noProof/>
                 <w:webHidden/>
               </w:rPr>
-              <w:instrText xml:space="preserve"> PAGEREF _Toc232337408 \h </w:instrText>
+              <w:instrText xml:space="preserve"> PAGEREF _Toc232465614 \h </w:instrText>
             </w:r>
             <w:r>
               <w:rPr>
@@ -1132,7 +1644,7 @@
                 <w:noProof/>
                 <w:webHidden/>
               </w:rPr>
-              <w:t>6</w:t>
+              <w:t>7</w:t>
             </w:r>
             <w:r>
               <w:rPr>
@@ -1160,10 +1672,11 @@
               <w14:ligatures w14:val="standardContextual"/>
             </w:rPr>
           </w:pPr>
-          <w:hyperlink w:anchor="_Toc232337409" w:history="1">
+          <w:hyperlink w:anchor="_Toc232465615" w:history="1">
             <w:r>
               <w:rPr>
                 <w:rStyle w:val="Hipervnculo"/>
+                <w:rFonts w:asciiTheme="majorHAnsi" w:hAnsiTheme="majorHAnsi" w:cstheme="majorHAnsi"/>
                 <w:noProof/>
                 <w:lang w:val="es-ES"/>
               </w:rPr>
@@ -1188,7 +1701,7 @@
                 <w:noProof/>
                 <w:webHidden/>
               </w:rPr>
-              <w:instrText xml:space="preserve"> PAGEREF _Toc232337409 \h </w:instrText>
+              <w:instrText xml:space="preserve"> PAGEREF _Toc232465615 \h </w:instrText>
             </w:r>
             <w:r>
               <w:rPr>
@@ -1208,7 +1721,7 @@
                 <w:noProof/>
                 <w:webHidden/>
               </w:rPr>
-              <w:t>6</w:t>
+              <w:t>8</w:t>
             </w:r>
             <w:r>
               <w:rPr>
@@ -1236,10 +1749,11 @@
               <w14:ligatures w14:val="standardContextual"/>
             </w:rPr>
           </w:pPr>
-          <w:hyperlink w:anchor="_Toc232337410" w:history="1">
+          <w:hyperlink w:anchor="_Toc232465616" w:history="1">
             <w:r>
               <w:rPr>
                 <w:rStyle w:val="Hipervnculo"/>
+                <w:rFonts w:asciiTheme="majorHAnsi" w:hAnsiTheme="majorHAnsi" w:cstheme="majorHAnsi"/>
                 <w:noProof/>
                 <w:lang w:val="es-ES"/>
               </w:rPr>
@@ -1264,7 +1778,7 @@
                 <w:noProof/>
                 <w:webHidden/>
               </w:rPr>
-              <w:instrText xml:space="preserve"> PAGEREF _Toc232337410 \h </w:instrText>
+              <w:instrText xml:space="preserve"> PAGEREF _Toc232465616 \h </w:instrText>
             </w:r>
             <w:r>
               <w:rPr>
@@ -1284,7 +1798,7 @@
                 <w:noProof/>
                 <w:webHidden/>
               </w:rPr>
-              <w:t>7</w:t>
+              <w:t>8</w:t>
             </w:r>
             <w:r>
               <w:rPr>
@@ -1296,8 +1810,14 @@
           </w:hyperlink>
         </w:p>
         <w:p>
+          <w:pPr>
+            <w:rPr>
+              <w:rFonts w:asciiTheme="majorHAnsi" w:hAnsiTheme="majorHAnsi" w:cstheme="majorHAnsi"/>
+            </w:rPr>
+          </w:pPr>
           <w:r>
             <w:rPr>
+              <w:rFonts w:asciiTheme="majorHAnsi" w:hAnsiTheme="majorHAnsi" w:cstheme="majorHAnsi"/>
               <w:b/>
               <w:bCs/>
             </w:rPr>
@@ -1309,6 +1829,7 @@
     <w:p>
       <w:pPr>
         <w:rPr>
+          <w:rFonts w:asciiTheme="majorHAnsi" w:hAnsiTheme="majorHAnsi" w:cstheme="majorHAnsi"/>
           <w:b/>
           <w:bCs/>
           <w:color w:val="000000"/>
@@ -1321,6 +1842,7 @@
     <w:p>
       <w:pPr>
         <w:rPr>
+          <w:rFonts w:asciiTheme="majorHAnsi" w:hAnsiTheme="majorHAnsi" w:cstheme="majorHAnsi"/>
           <w:b/>
           <w:bCs/>
           <w:color w:val="000000"/>
@@ -1331,6 +1853,7 @@
       </w:pPr>
       <w:r>
         <w:rPr>
+          <w:rFonts w:asciiTheme="majorHAnsi" w:hAnsiTheme="majorHAnsi" w:cstheme="majorHAnsi"/>
           <w:color w:val="000000"/>
           <w:sz w:val="36"/>
           <w:szCs w:val="36"/>
@@ -1344,13 +1867,15 @@
         <w:pStyle w:val="Ttulo1"/>
         <w:spacing w:before="0" w:after="240"/>
         <w:rPr>
-          <w:color w:val="000000"/>
-          <w:lang w:val="es-ES"/>
-        </w:rPr>
-      </w:pPr>
-      <w:bookmarkStart w:id="0" w:name="_Toc232337398"/>
-      <w:r>
-        <w:rPr>
+          <w:rFonts w:asciiTheme="majorHAnsi" w:hAnsiTheme="majorHAnsi" w:cstheme="majorHAnsi"/>
+          <w:color w:val="000000"/>
+          <w:lang w:val="es-ES"/>
+        </w:rPr>
+      </w:pPr>
+      <w:bookmarkStart w:id="0" w:name="_Toc232465598"/>
+      <w:r>
+        <w:rPr>
+          <w:rFonts w:asciiTheme="majorHAnsi" w:hAnsiTheme="majorHAnsi" w:cstheme="majorHAnsi"/>
           <w:color w:val="000000"/>
           <w:sz w:val="36"/>
           <w:szCs w:val="36"/>
@@ -1364,167 +1889,118 @@
     <w:p>
       <w:pPr>
         <w:rPr>
-          <w:color w:val="000000"/>
-          <w:lang w:val="es-ES"/>
-        </w:rPr>
-      </w:pPr>
-      <w:r>
-        <w:rPr>
+          <w:rFonts w:asciiTheme="majorHAnsi" w:hAnsiTheme="majorHAnsi" w:cstheme="majorHAnsi"/>
+          <w:color w:val="000000"/>
+          <w:lang w:val="es-ES"/>
+        </w:rPr>
+      </w:pPr>
+      <w:r>
+        <w:rPr>
+          <w:rFonts w:asciiTheme="majorHAnsi" w:hAnsiTheme="majorHAnsi" w:cstheme="majorHAnsi"/>
+          <w:color w:val="000000"/>
+          <w:lang w:val="es-ES"/>
+        </w:rPr>
+        <w:t xml:space="preserve"> Los métodos empíricos en ingeniería de software son estrategias de investigación basadas en la observación, medición y experimentación para observar fenómenos reales. A diferencia de los enfoques que son </w:t>
+      </w:r>
+      <w:proofErr w:type="gramStart"/>
+      <w:r>
+        <w:rPr>
+          <w:rFonts w:asciiTheme="majorHAnsi" w:hAnsiTheme="majorHAnsi" w:cstheme="majorHAnsi"/>
+          <w:color w:val="000000"/>
+          <w:lang w:val="es-ES"/>
+        </w:rPr>
+        <w:t>solo  teóricos</w:t>
+      </w:r>
+      <w:proofErr w:type="gramEnd"/>
+      <w:r>
+        <w:rPr>
+          <w:rFonts w:asciiTheme="majorHAnsi" w:hAnsiTheme="majorHAnsi" w:cstheme="majorHAnsi"/>
+          <w:color w:val="000000"/>
+          <w:lang w:val="es-ES"/>
+        </w:rPr>
+        <w:t xml:space="preserve"> o formales, estos métodos obtienen el conocimiento a partir de datos recolectados en contextos reales o controlados.</w:t>
+      </w:r>
+    </w:p>
+    <w:p>
+      <w:pPr>
+        <w:rPr>
+          <w:rFonts w:asciiTheme="majorHAnsi" w:hAnsiTheme="majorHAnsi" w:cstheme="majorHAnsi"/>
+          <w:color w:val="000000"/>
+          <w:lang w:val="es-ES"/>
+        </w:rPr>
+      </w:pPr>
+      <w:r>
+        <w:rPr>
+          <w:rFonts w:asciiTheme="majorHAnsi" w:hAnsiTheme="majorHAnsi" w:cstheme="majorHAnsi"/>
+          <w:color w:val="000000"/>
+          <w:lang w:val="es-ES"/>
+        </w:rPr>
+        <w:t>Su objetivo principal es comprender, explicar o mejorar procesos y prácticas de ingeniería de software mediante datos objetivos y verificables</w:t>
+      </w:r>
+      <w:r>
+        <w:rPr>
+          <w:rFonts w:asciiTheme="majorHAnsi" w:hAnsiTheme="majorHAnsi" w:cstheme="majorHAnsi"/>
+          <w:color w:val="000000"/>
+          <w:lang w:val="es-ES"/>
+        </w:rPr>
+        <w:t>, ya sean estos cualitativos o cuantitativos</w:t>
+      </w:r>
+      <w:r>
+        <w:rPr>
+          <w:rFonts w:asciiTheme="majorHAnsi" w:hAnsiTheme="majorHAnsi" w:cstheme="majorHAnsi"/>
+          <w:color w:val="000000"/>
+          <w:lang w:val="es-ES"/>
+        </w:rPr>
+        <w:t xml:space="preserve">. </w:t>
+      </w:r>
+    </w:p>
+    <w:p>
+      <w:pPr>
+        <w:rPr>
+          <w:rFonts w:asciiTheme="majorHAnsi" w:hAnsiTheme="majorHAnsi" w:cstheme="majorHAnsi"/>
+          <w:color w:val="000000"/>
+          <w:lang w:val="es-ES"/>
+        </w:rPr>
+      </w:pPr>
+      <w:r>
+        <w:rPr>
+          <w:rFonts w:asciiTheme="majorHAnsi" w:hAnsiTheme="majorHAnsi" w:cstheme="majorHAnsi"/>
+          <w:color w:val="000000"/>
+          <w:lang w:val="es-ES"/>
+        </w:rPr>
+        <w:t xml:space="preserve">Según Wohlin et al. (2012), los métodos empíricos en IS se clasifican principalmente en: Experimentos Controlados, Casos de Estudio, Encuestas, Etnografía, Simulación y </w:t>
+      </w:r>
+      <w:proofErr w:type="spellStart"/>
+      <w:r>
+        <w:rPr>
+          <w:rFonts w:asciiTheme="majorHAnsi" w:hAnsiTheme="majorHAnsi" w:cstheme="majorHAnsi"/>
+          <w:color w:val="000000"/>
+          <w:lang w:val="es-ES"/>
+        </w:rPr>
+        <w:t>Action</w:t>
+      </w:r>
+      <w:proofErr w:type="spellEnd"/>
+      <w:r>
+        <w:rPr>
+          <w:rFonts w:asciiTheme="majorHAnsi" w:hAnsiTheme="majorHAnsi" w:cstheme="majorHAnsi"/>
           <w:color w:val="000000"/>
           <w:lang w:val="es-ES"/>
         </w:rPr>
         <w:t xml:space="preserve"> </w:t>
       </w:r>
-      <w:r>
-        <w:rPr>
-          <w:color w:val="000000"/>
-          <w:lang w:val="es-ES"/>
-        </w:rPr>
-        <w:t xml:space="preserve">Los métodos empíricos en ingeniería de software son estrategias de investigación basadas en la observación, medición y experimentación </w:t>
-      </w:r>
-      <w:r>
-        <w:rPr>
-          <w:color w:val="000000"/>
-          <w:lang w:val="es-ES"/>
-        </w:rPr>
-        <w:t>para observar</w:t>
-      </w:r>
-      <w:r>
-        <w:rPr>
-          <w:color w:val="000000"/>
-          <w:lang w:val="es-ES"/>
-        </w:rPr>
-        <w:t xml:space="preserve"> fenómenos reales. A diferencia de los enfoques </w:t>
-      </w:r>
-      <w:r>
-        <w:rPr>
-          <w:color w:val="000000"/>
-          <w:lang w:val="es-ES"/>
-        </w:rPr>
-        <w:t xml:space="preserve">que son </w:t>
-      </w:r>
-      <w:proofErr w:type="gramStart"/>
-      <w:r>
-        <w:rPr>
-          <w:color w:val="000000"/>
-          <w:lang w:val="es-ES"/>
-        </w:rPr>
-        <w:t xml:space="preserve">solo </w:t>
-      </w:r>
-      <w:r>
-        <w:rPr>
-          <w:color w:val="000000"/>
-          <w:lang w:val="es-ES"/>
-        </w:rPr>
-        <w:t xml:space="preserve"> teóricos</w:t>
-      </w:r>
-      <w:proofErr w:type="gramEnd"/>
-      <w:r>
-        <w:rPr>
-          <w:color w:val="000000"/>
-          <w:lang w:val="es-ES"/>
-        </w:rPr>
-        <w:t xml:space="preserve"> o formales, estos métodos obtienen el conocimiento a partir de </w:t>
-      </w:r>
-      <w:r>
-        <w:rPr>
-          <w:color w:val="000000"/>
-          <w:lang w:val="es-ES"/>
-        </w:rPr>
-        <w:t>datos</w:t>
-      </w:r>
-      <w:r>
-        <w:rPr>
-          <w:color w:val="000000"/>
-          <w:lang w:val="es-ES"/>
-        </w:rPr>
-        <w:t xml:space="preserve"> recolectad</w:t>
-      </w:r>
-      <w:r>
-        <w:rPr>
-          <w:color w:val="000000"/>
-          <w:lang w:val="es-ES"/>
-        </w:rPr>
-        <w:t>os</w:t>
-      </w:r>
-      <w:r>
-        <w:rPr>
-          <w:color w:val="000000"/>
-          <w:lang w:val="es-ES"/>
-        </w:rPr>
-        <w:t xml:space="preserve"> en contextos reales o controlados.</w:t>
-      </w:r>
-    </w:p>
-    <w:p>
-      <w:pPr>
-        <w:rPr>
-          <w:color w:val="000000"/>
-          <w:lang w:val="es-ES"/>
-        </w:rPr>
-      </w:pPr>
-      <w:r>
-        <w:rPr>
-          <w:color w:val="000000"/>
-          <w:lang w:val="es-ES"/>
-        </w:rPr>
-        <w:t>Su objetivo principal es comprender, explicar o mejorar procesos y prácticas de ingeniería de software mediante datos objetivos y verificables</w:t>
-      </w:r>
-      <w:r>
-        <w:rPr>
-          <w:color w:val="000000"/>
-          <w:lang w:val="es-ES"/>
-        </w:rPr>
-        <w:t>, ya sean estos cualitativos o cuantitativos</w:t>
-      </w:r>
-      <w:r>
-        <w:rPr>
-          <w:color w:val="000000"/>
-          <w:lang w:val="es-ES"/>
-        </w:rPr>
-        <w:t xml:space="preserve">. </w:t>
-      </w:r>
-    </w:p>
-    <w:p>
-      <w:pPr>
-        <w:rPr>
-          <w:color w:val="000000"/>
-          <w:lang w:val="es-ES"/>
-        </w:rPr>
-      </w:pPr>
-      <w:r>
-        <w:rPr>
-          <w:color w:val="000000"/>
-          <w:lang w:val="es-ES"/>
-        </w:rPr>
-        <w:t xml:space="preserve">Según Wohlin et al. (2012), los métodos empíricos en IS se clasifican principalmente en: Experimentos Controlados, Casos de Estudio, Encuestas, Etnografía, Simulación y </w:t>
-      </w:r>
       <w:proofErr w:type="spellStart"/>
       <w:r>
         <w:rPr>
-          <w:color w:val="000000"/>
-          <w:lang w:val="es-ES"/>
-        </w:rPr>
-        <w:t>Action</w:t>
+          <w:rFonts w:asciiTheme="majorHAnsi" w:hAnsiTheme="majorHAnsi" w:cstheme="majorHAnsi"/>
+          <w:color w:val="000000"/>
+          <w:lang w:val="es-ES"/>
+        </w:rPr>
+        <w:t>Research</w:t>
       </w:r>
       <w:proofErr w:type="spellEnd"/>
       <w:r>
         <w:rPr>
-          <w:color w:val="000000"/>
-          <w:lang w:val="es-ES"/>
-        </w:rPr>
-        <w:t xml:space="preserve"> </w:t>
-      </w:r>
-      <w:proofErr w:type="spellStart"/>
-      <w:r>
-        <w:rPr>
-          <w:color w:val="000000"/>
-          <w:lang w:val="es-ES"/>
-        </w:rPr>
-        <w:t>Research</w:t>
-      </w:r>
-      <w:proofErr w:type="spellEnd"/>
-      <w:r>
-        <w:rPr>
+          <w:rFonts w:asciiTheme="majorHAnsi" w:hAnsiTheme="majorHAnsi" w:cstheme="majorHAnsi"/>
           <w:color w:val="000000"/>
           <w:lang w:val="es-ES"/>
         </w:rPr>
@@ -1536,15 +2012,17 @@
         <w:pStyle w:val="Ttulo1"/>
         <w:spacing w:before="280" w:after="120"/>
         <w:rPr>
+          <w:rFonts w:asciiTheme="majorHAnsi" w:hAnsiTheme="majorHAnsi" w:cstheme="majorHAnsi"/>
           <w:color w:val="000000"/>
           <w:sz w:val="36"/>
           <w:szCs w:val="36"/>
           <w:lang w:val="es-ES"/>
         </w:rPr>
       </w:pPr>
-      <w:bookmarkStart w:id="1" w:name="_Toc232337399"/>
-      <w:r>
-        <w:rPr>
+      <w:bookmarkStart w:id="1" w:name="_Toc232465599"/>
+      <w:r>
+        <w:rPr>
+          <w:rFonts w:asciiTheme="majorHAnsi" w:hAnsiTheme="majorHAnsi" w:cstheme="majorHAnsi"/>
           <w:color w:val="000000"/>
           <w:sz w:val="36"/>
           <w:szCs w:val="36"/>
@@ -1558,19 +2036,673 @@
       <w:pPr>
         <w:pStyle w:val="Ttulo2"/>
         <w:rPr>
+          <w:rFonts w:asciiTheme="majorHAnsi" w:hAnsiTheme="majorHAnsi" w:cstheme="majorHAnsi"/>
           <w:color w:val="auto"/>
           <w:lang w:val="es-ES"/>
         </w:rPr>
       </w:pPr>
-      <w:bookmarkStart w:id="2" w:name="_Toc232337400"/>
-      <w:r>
-        <w:rPr>
+      <w:bookmarkStart w:id="2" w:name="_Toc232465600"/>
+      <w:r>
+        <w:rPr>
+          <w:rFonts w:asciiTheme="majorHAnsi" w:hAnsiTheme="majorHAnsi" w:cstheme="majorHAnsi"/>
           <w:color w:val="auto"/>
           <w:lang w:val="es-ES"/>
         </w:rPr>
+        <w:t>1. Experimental</w:t>
+      </w:r>
+      <w:bookmarkEnd w:id="2"/>
+    </w:p>
+    <w:p>
+      <w:pPr>
+        <w:rPr>
+          <w:rFonts w:asciiTheme="majorHAnsi" w:hAnsiTheme="majorHAnsi" w:cstheme="majorHAnsi"/>
+          <w:lang w:val="es-ES"/>
+        </w:rPr>
+      </w:pPr>
+      <w:proofErr w:type="gramStart"/>
+      <w:r>
+        <w:rPr>
+          <w:rFonts w:asciiTheme="majorHAnsi" w:hAnsiTheme="majorHAnsi" w:cstheme="majorHAnsi"/>
+          <w:lang w:val="es-ES"/>
+        </w:rPr>
+        <w:t>Este método</w:t>
+      </w:r>
+      <w:r>
+        <w:rPr>
+          <w:rFonts w:asciiTheme="majorHAnsi" w:hAnsiTheme="majorHAnsi" w:cstheme="majorHAnsi"/>
+          <w:lang w:val="es-ES"/>
+        </w:rPr>
+        <w:t xml:space="preserve"> se caracterizan</w:t>
+      </w:r>
+      <w:proofErr w:type="gramEnd"/>
+      <w:r>
+        <w:rPr>
+          <w:rFonts w:asciiTheme="majorHAnsi" w:hAnsiTheme="majorHAnsi" w:cstheme="majorHAnsi"/>
+          <w:lang w:val="es-ES"/>
+        </w:rPr>
+        <w:t xml:space="preserve"> por </w:t>
+      </w:r>
+      <w:r>
+        <w:rPr>
+          <w:rFonts w:asciiTheme="majorHAnsi" w:hAnsiTheme="majorHAnsi" w:cstheme="majorHAnsi"/>
+          <w:lang w:val="es-ES"/>
+        </w:rPr>
+        <w:t>poder manipular</w:t>
+      </w:r>
+      <w:r>
+        <w:rPr>
+          <w:rFonts w:asciiTheme="majorHAnsi" w:hAnsiTheme="majorHAnsi" w:cstheme="majorHAnsi"/>
+          <w:lang w:val="es-ES"/>
+        </w:rPr>
+        <w:t xml:space="preserve"> deliberada</w:t>
+      </w:r>
+      <w:r>
+        <w:rPr>
+          <w:rFonts w:asciiTheme="majorHAnsi" w:hAnsiTheme="majorHAnsi" w:cstheme="majorHAnsi"/>
+          <w:lang w:val="es-ES"/>
+        </w:rPr>
+        <w:t>mente</w:t>
+      </w:r>
+      <w:r>
+        <w:rPr>
+          <w:rFonts w:asciiTheme="majorHAnsi" w:hAnsiTheme="majorHAnsi" w:cstheme="majorHAnsi"/>
+          <w:lang w:val="es-ES"/>
+        </w:rPr>
+        <w:t xml:space="preserve"> una o más variables independientes para observar y medir su efecto </w:t>
+      </w:r>
+      <w:proofErr w:type="gramStart"/>
+      <w:r>
+        <w:rPr>
+          <w:rFonts w:asciiTheme="majorHAnsi" w:hAnsiTheme="majorHAnsi" w:cstheme="majorHAnsi"/>
+          <w:lang w:val="es-ES"/>
+        </w:rPr>
+        <w:t xml:space="preserve">sobre </w:t>
+      </w:r>
+      <w:r>
+        <w:rPr>
+          <w:rFonts w:asciiTheme="majorHAnsi" w:hAnsiTheme="majorHAnsi" w:cstheme="majorHAnsi"/>
+          <w:lang w:val="es-ES"/>
+        </w:rPr>
+        <w:t xml:space="preserve"> las</w:t>
+      </w:r>
+      <w:proofErr w:type="gramEnd"/>
+      <w:r>
+        <w:rPr>
+          <w:rFonts w:asciiTheme="majorHAnsi" w:hAnsiTheme="majorHAnsi" w:cstheme="majorHAnsi"/>
+          <w:lang w:val="es-ES"/>
+        </w:rPr>
+        <w:t xml:space="preserve"> </w:t>
+      </w:r>
+      <w:r>
+        <w:rPr>
+          <w:rFonts w:asciiTheme="majorHAnsi" w:hAnsiTheme="majorHAnsi" w:cstheme="majorHAnsi"/>
+          <w:lang w:val="es-ES"/>
+        </w:rPr>
+        <w:t xml:space="preserve">variables dependientes, manteniendo control estricto sobre las demás variables que podrían interferir en los resultados. Este tipo de método busca establecer relaciones causales entre factores, por </w:t>
+      </w:r>
+      <w:r>
+        <w:rPr>
+          <w:rFonts w:asciiTheme="majorHAnsi" w:hAnsiTheme="majorHAnsi" w:cstheme="majorHAnsi"/>
+          <w:lang w:val="es-ES"/>
+        </w:rPr>
+        <w:t>eso, se</w:t>
+      </w:r>
+      <w:r>
+        <w:rPr>
+          <w:rFonts w:asciiTheme="majorHAnsi" w:hAnsiTheme="majorHAnsi" w:cstheme="majorHAnsi"/>
+          <w:lang w:val="es-ES"/>
+        </w:rPr>
+        <w:t xml:space="preserve"> requiere </w:t>
+      </w:r>
+      <w:r>
+        <w:rPr>
+          <w:rFonts w:asciiTheme="majorHAnsi" w:hAnsiTheme="majorHAnsi" w:cstheme="majorHAnsi"/>
+          <w:lang w:val="es-ES"/>
+        </w:rPr>
+        <w:t xml:space="preserve">un previo </w:t>
+      </w:r>
+      <w:r>
+        <w:rPr>
+          <w:rFonts w:asciiTheme="majorHAnsi" w:hAnsiTheme="majorHAnsi" w:cstheme="majorHAnsi"/>
+          <w:lang w:val="es-ES"/>
+        </w:rPr>
+        <w:t>planteamiento de hipótesis, asignación aleatoria de participantes y condiciones controladas, ya sea en laboratorio o en campo</w:t>
+      </w:r>
+    </w:p>
+    <w:p>
+      <w:pPr>
+        <w:rPr>
+          <w:rFonts w:asciiTheme="majorHAnsi" w:hAnsiTheme="majorHAnsi" w:cstheme="majorHAnsi"/>
+          <w:lang w:val="es-ES"/>
+        </w:rPr>
+      </w:pPr>
+    </w:p>
+    <w:p>
+      <w:pPr>
+        <w:pStyle w:val="Ttulo2"/>
+        <w:rPr>
+          <w:color w:val="auto"/>
+          <w:lang w:val="es-ES"/>
+        </w:rPr>
+      </w:pPr>
+      <w:bookmarkStart w:id="3" w:name="_Toc232465601"/>
+      <w:r>
+        <w:rPr>
+          <w:color w:val="auto"/>
+          <w:lang w:val="es-ES"/>
+        </w:rPr>
+        <w:t>2. Observacional</w:t>
+      </w:r>
+      <w:bookmarkEnd w:id="3"/>
+    </w:p>
+    <w:p>
+      <w:pPr>
+        <w:rPr>
+          <w:rFonts w:asciiTheme="majorHAnsi" w:hAnsiTheme="majorHAnsi" w:cstheme="majorHAnsi"/>
+          <w:lang w:val="es-ES"/>
+        </w:rPr>
+      </w:pPr>
+      <w:r>
+        <w:rPr>
+          <w:rFonts w:asciiTheme="majorHAnsi" w:hAnsiTheme="majorHAnsi" w:cstheme="majorHAnsi"/>
+          <w:lang w:val="es-ES"/>
+        </w:rPr>
+        <w:t>En este se recogen</w:t>
+      </w:r>
+      <w:r>
+        <w:rPr>
+          <w:rFonts w:asciiTheme="majorHAnsi" w:hAnsiTheme="majorHAnsi" w:cstheme="majorHAnsi"/>
+          <w:lang w:val="es-ES"/>
+        </w:rPr>
+        <w:t xml:space="preserve"> datos de fenómenos como</w:t>
+      </w:r>
+      <w:r>
+        <w:rPr>
+          <w:rFonts w:asciiTheme="majorHAnsi" w:hAnsiTheme="majorHAnsi" w:cstheme="majorHAnsi"/>
+          <w:lang w:val="es-ES"/>
+        </w:rPr>
+        <w:t xml:space="preserve"> los que</w:t>
+      </w:r>
+      <w:r>
+        <w:rPr>
+          <w:rFonts w:asciiTheme="majorHAnsi" w:hAnsiTheme="majorHAnsi" w:cstheme="majorHAnsi"/>
+          <w:lang w:val="es-ES"/>
+        </w:rPr>
+        <w:t xml:space="preserve"> ocurren en su entorno natural, sin que el investigador intervenga ni manipule variables. El objetivo es describir, explorar o comprender comportamientos, prácticas y contextos reales. Dentro de esta categoría se encuentran el Caso de Estudio, que profundiza en un fenómeno específico usando múltiples fuentes de evidencia, y la Encuesta o </w:t>
+      </w:r>
+      <w:proofErr w:type="spellStart"/>
+      <w:r>
+        <w:rPr>
+          <w:rFonts w:asciiTheme="majorHAnsi" w:hAnsiTheme="majorHAnsi" w:cstheme="majorHAnsi"/>
+          <w:lang w:val="es-ES"/>
+        </w:rPr>
+        <w:t>Survey</w:t>
+      </w:r>
+      <w:proofErr w:type="spellEnd"/>
+      <w:r>
+        <w:rPr>
+          <w:rFonts w:asciiTheme="majorHAnsi" w:hAnsiTheme="majorHAnsi" w:cstheme="majorHAnsi"/>
+          <w:lang w:val="es-ES"/>
+        </w:rPr>
+        <w:t>, que recolecta datos estructurados de una muestra amplia para identificar tendencias y opiniones</w:t>
+      </w:r>
+    </w:p>
+    <w:p>
+      <w:pPr>
+        <w:rPr>
+          <w:rFonts w:asciiTheme="majorHAnsi" w:hAnsiTheme="majorHAnsi" w:cstheme="majorHAnsi"/>
+          <w:lang w:val="es-ES"/>
+        </w:rPr>
+      </w:pPr>
+    </w:p>
+    <w:p>
+      <w:pPr>
+        <w:pStyle w:val="Ttulo2"/>
+        <w:rPr>
+          <w:color w:val="auto"/>
+          <w:lang w:val="es-ES"/>
+        </w:rPr>
+      </w:pPr>
+      <w:bookmarkStart w:id="4" w:name="_Toc232465602"/>
+      <w:r>
+        <w:rPr>
+          <w:color w:val="auto"/>
+          <w:lang w:val="es-ES"/>
+        </w:rPr>
+        <w:t>3. Interpretativo</w:t>
+      </w:r>
+      <w:bookmarkEnd w:id="4"/>
+    </w:p>
+    <w:p>
+      <w:pPr>
+        <w:rPr>
+          <w:rFonts w:asciiTheme="majorHAnsi" w:hAnsiTheme="majorHAnsi" w:cstheme="majorHAnsi"/>
+          <w:lang w:val="es-ES"/>
+        </w:rPr>
+      </w:pPr>
+      <w:r>
+        <w:rPr>
+          <w:rFonts w:asciiTheme="majorHAnsi" w:hAnsiTheme="majorHAnsi" w:cstheme="majorHAnsi"/>
+          <w:lang w:val="es-ES"/>
+        </w:rPr>
+        <w:t>Este método esta</w:t>
+      </w:r>
+      <w:r>
+        <w:rPr>
+          <w:rFonts w:asciiTheme="majorHAnsi" w:hAnsiTheme="majorHAnsi" w:cstheme="majorHAnsi"/>
+          <w:lang w:val="es-ES"/>
+        </w:rPr>
+        <w:t xml:space="preserve"> representado principalmente por la Etnografía,</w:t>
+      </w:r>
+      <w:r>
+        <w:rPr>
+          <w:rFonts w:asciiTheme="majorHAnsi" w:hAnsiTheme="majorHAnsi" w:cstheme="majorHAnsi"/>
+          <w:lang w:val="es-ES"/>
+        </w:rPr>
+        <w:t xml:space="preserve"> ya que busca</w:t>
+      </w:r>
+      <w:r>
+        <w:rPr>
+          <w:rFonts w:asciiTheme="majorHAnsi" w:hAnsiTheme="majorHAnsi" w:cstheme="majorHAnsi"/>
+          <w:lang w:val="es-ES"/>
+        </w:rPr>
+        <w:t xml:space="preserve"> comprender en profundidad la cultura, las prácticas sociales y los significados que los propios actores d</w:t>
+      </w:r>
+      <w:r>
+        <w:rPr>
+          <w:rFonts w:asciiTheme="majorHAnsi" w:hAnsiTheme="majorHAnsi" w:cstheme="majorHAnsi"/>
+          <w:lang w:val="es-ES"/>
+        </w:rPr>
+        <w:t>a</w:t>
+      </w:r>
+      <w:r>
+        <w:rPr>
+          <w:rFonts w:asciiTheme="majorHAnsi" w:hAnsiTheme="majorHAnsi" w:cstheme="majorHAnsi"/>
+          <w:lang w:val="es-ES"/>
+        </w:rPr>
+        <w:t xml:space="preserve">n a sus acciones dentro de un contexto </w:t>
+      </w:r>
+      <w:r>
+        <w:rPr>
+          <w:rFonts w:asciiTheme="majorHAnsi" w:hAnsiTheme="majorHAnsi" w:cstheme="majorHAnsi"/>
+          <w:lang w:val="es-ES"/>
+        </w:rPr>
+        <w:t xml:space="preserve">de la </w:t>
+      </w:r>
+      <w:proofErr w:type="spellStart"/>
+      <w:r>
+        <w:rPr>
+          <w:rFonts w:asciiTheme="majorHAnsi" w:hAnsiTheme="majorHAnsi" w:cstheme="majorHAnsi"/>
+          <w:lang w:val="es-ES"/>
+        </w:rPr>
+        <w:t>organizacion</w:t>
+      </w:r>
+      <w:proofErr w:type="spellEnd"/>
+      <w:r>
+        <w:rPr>
+          <w:rFonts w:asciiTheme="majorHAnsi" w:hAnsiTheme="majorHAnsi" w:cstheme="majorHAnsi"/>
+          <w:lang w:val="es-ES"/>
+        </w:rPr>
+        <w:t xml:space="preserve">. El investigador se sumerge de forma </w:t>
+      </w:r>
+      <w:r>
+        <w:rPr>
+          <w:rFonts w:asciiTheme="majorHAnsi" w:hAnsiTheme="majorHAnsi" w:cstheme="majorHAnsi"/>
+          <w:lang w:val="es-ES"/>
+        </w:rPr>
+        <w:t>extensa</w:t>
+      </w:r>
+      <w:r>
+        <w:rPr>
+          <w:rFonts w:asciiTheme="majorHAnsi" w:hAnsiTheme="majorHAnsi" w:cstheme="majorHAnsi"/>
+          <w:lang w:val="es-ES"/>
+        </w:rPr>
+        <w:t xml:space="preserve"> en el entorno estudiado, utilizando observación participante y notas de campo como principales instrumentos. Los datos </w:t>
+      </w:r>
+      <w:r>
+        <w:rPr>
+          <w:rFonts w:asciiTheme="majorHAnsi" w:hAnsiTheme="majorHAnsi" w:cstheme="majorHAnsi"/>
+          <w:lang w:val="es-ES"/>
+        </w:rPr>
+        <w:t>que se obtienen</w:t>
+      </w:r>
+      <w:r>
+        <w:rPr>
+          <w:rFonts w:asciiTheme="majorHAnsi" w:hAnsiTheme="majorHAnsi" w:cstheme="majorHAnsi"/>
+          <w:lang w:val="es-ES"/>
+        </w:rPr>
+        <w:t xml:space="preserve"> </w:t>
+      </w:r>
+      <w:proofErr w:type="gramStart"/>
+      <w:r>
+        <w:rPr>
+          <w:rFonts w:asciiTheme="majorHAnsi" w:hAnsiTheme="majorHAnsi" w:cstheme="majorHAnsi"/>
+          <w:lang w:val="es-ES"/>
+        </w:rPr>
+        <w:t xml:space="preserve">son </w:t>
+      </w:r>
+      <w:r>
+        <w:rPr>
+          <w:rFonts w:asciiTheme="majorHAnsi" w:hAnsiTheme="majorHAnsi" w:cstheme="majorHAnsi"/>
+          <w:lang w:val="es-ES"/>
+        </w:rPr>
+        <w:t>,</w:t>
+      </w:r>
+      <w:proofErr w:type="gramEnd"/>
+      <w:r>
+        <w:rPr>
+          <w:rFonts w:asciiTheme="majorHAnsi" w:hAnsiTheme="majorHAnsi" w:cstheme="majorHAnsi"/>
+          <w:lang w:val="es-ES"/>
+        </w:rPr>
+        <w:t xml:space="preserve"> en su mayoría, </w:t>
+      </w:r>
+      <w:r>
+        <w:rPr>
+          <w:rFonts w:asciiTheme="majorHAnsi" w:hAnsiTheme="majorHAnsi" w:cstheme="majorHAnsi"/>
+          <w:lang w:val="es-ES"/>
+        </w:rPr>
+        <w:t xml:space="preserve">cualitativos y </w:t>
+      </w:r>
+      <w:r>
+        <w:rPr>
+          <w:rFonts w:asciiTheme="majorHAnsi" w:hAnsiTheme="majorHAnsi" w:cstheme="majorHAnsi"/>
+          <w:lang w:val="es-ES"/>
+        </w:rPr>
+        <w:t xml:space="preserve">son </w:t>
+      </w:r>
+      <w:r>
+        <w:rPr>
+          <w:rFonts w:asciiTheme="majorHAnsi" w:hAnsiTheme="majorHAnsi" w:cstheme="majorHAnsi"/>
+          <w:lang w:val="es-ES"/>
+        </w:rPr>
+        <w:t>ricos en detalle contextual, aunque presentan alta subjetividad y baja capacidad de generalización debido al reducido número de casos analizados.</w:t>
+      </w:r>
+    </w:p>
+    <w:p>
+      <w:pPr>
+        <w:rPr>
+          <w:rFonts w:asciiTheme="majorHAnsi" w:hAnsiTheme="majorHAnsi" w:cstheme="majorHAnsi"/>
+          <w:lang w:val="es-ES"/>
+        </w:rPr>
+      </w:pPr>
+    </w:p>
+    <w:p>
+      <w:pPr>
+        <w:pStyle w:val="Ttulo2"/>
+        <w:rPr>
+          <w:color w:val="auto"/>
+          <w:lang w:val="es-ES"/>
+        </w:rPr>
+      </w:pPr>
+      <w:bookmarkStart w:id="5" w:name="_Toc232465603"/>
+      <w:r>
+        <w:rPr>
+          <w:color w:val="auto"/>
+          <w:lang w:val="es-ES"/>
+        </w:rPr>
+        <w:t>4. Computacional</w:t>
+      </w:r>
+      <w:bookmarkEnd w:id="5"/>
+    </w:p>
+    <w:p>
+      <w:pPr>
+        <w:rPr>
+          <w:rFonts w:asciiTheme="majorHAnsi" w:hAnsiTheme="majorHAnsi" w:cstheme="majorHAnsi"/>
+          <w:lang w:val="es-ES"/>
+        </w:rPr>
+      </w:pPr>
+      <w:r>
+        <w:rPr>
+          <w:rFonts w:asciiTheme="majorHAnsi" w:hAnsiTheme="majorHAnsi" w:cstheme="majorHAnsi"/>
+          <w:lang w:val="es-ES"/>
+        </w:rPr>
+        <w:t>Este método utiliza</w:t>
+      </w:r>
+      <w:r>
+        <w:rPr>
+          <w:rFonts w:asciiTheme="majorHAnsi" w:hAnsiTheme="majorHAnsi" w:cstheme="majorHAnsi"/>
+          <w:lang w:val="es-ES"/>
+        </w:rPr>
+        <w:t xml:space="preserve"> modelos matemáticos y algorítmicos para imitar el comportamiento de </w:t>
+      </w:r>
+      <w:r>
+        <w:rPr>
+          <w:rFonts w:asciiTheme="majorHAnsi" w:hAnsiTheme="majorHAnsi" w:cstheme="majorHAnsi"/>
+          <w:lang w:val="es-ES"/>
+        </w:rPr>
+        <w:t xml:space="preserve">los </w:t>
+      </w:r>
+      <w:r>
+        <w:rPr>
+          <w:rFonts w:asciiTheme="majorHAnsi" w:hAnsiTheme="majorHAnsi" w:cstheme="majorHAnsi"/>
+          <w:lang w:val="es-ES"/>
+        </w:rPr>
+        <w:t xml:space="preserve">sistemas o procesos de desarrollo de software bajo distintas condiciones, </w:t>
+      </w:r>
+      <w:r>
+        <w:rPr>
+          <w:rFonts w:asciiTheme="majorHAnsi" w:hAnsiTheme="majorHAnsi" w:cstheme="majorHAnsi"/>
+          <w:lang w:val="es-ES"/>
+        </w:rPr>
+        <w:t xml:space="preserve">gracias a esto, no se necesita </w:t>
+      </w:r>
+      <w:r>
+        <w:rPr>
+          <w:rFonts w:asciiTheme="majorHAnsi" w:hAnsiTheme="majorHAnsi" w:cstheme="majorHAnsi"/>
+          <w:lang w:val="es-ES"/>
+        </w:rPr>
+        <w:t xml:space="preserve">implementarlos en la realidad. La Simulación </w:t>
+      </w:r>
+      <w:proofErr w:type="spellStart"/>
+      <w:r>
+        <w:rPr>
+          <w:rFonts w:asciiTheme="majorHAnsi" w:hAnsiTheme="majorHAnsi" w:cstheme="majorHAnsi"/>
+          <w:lang w:val="es-ES"/>
+        </w:rPr>
+        <w:t>esta</w:t>
+      </w:r>
+      <w:proofErr w:type="spellEnd"/>
+      <w:r>
+        <w:rPr>
+          <w:rFonts w:asciiTheme="majorHAnsi" w:hAnsiTheme="majorHAnsi" w:cstheme="majorHAnsi"/>
+          <w:lang w:val="es-ES"/>
+        </w:rPr>
+        <w:t xml:space="preserve"> basada en agentes y </w:t>
+      </w:r>
+      <w:r>
+        <w:rPr>
+          <w:rFonts w:asciiTheme="majorHAnsi" w:hAnsiTheme="majorHAnsi" w:cstheme="majorHAnsi"/>
+          <w:lang w:val="es-ES"/>
+        </w:rPr>
+        <w:t xml:space="preserve">es </w:t>
+      </w:r>
+      <w:r>
+        <w:rPr>
+          <w:rFonts w:asciiTheme="majorHAnsi" w:hAnsiTheme="majorHAnsi" w:cstheme="majorHAnsi"/>
+          <w:lang w:val="es-ES"/>
+        </w:rPr>
+        <w:t>dinámica de sistemas. Su principal ventaja es la alta replicabilidad y escalabilidad, permitiendo</w:t>
+      </w:r>
+      <w:r>
+        <w:rPr>
+          <w:rFonts w:asciiTheme="majorHAnsi" w:hAnsiTheme="majorHAnsi" w:cstheme="majorHAnsi"/>
+          <w:lang w:val="es-ES"/>
+        </w:rPr>
+        <w:t xml:space="preserve"> </w:t>
+      </w:r>
+      <w:proofErr w:type="spellStart"/>
+      <w:r>
+        <w:rPr>
+          <w:rFonts w:asciiTheme="majorHAnsi" w:hAnsiTheme="majorHAnsi" w:cstheme="majorHAnsi"/>
+          <w:lang w:val="es-ES"/>
+        </w:rPr>
+        <w:t>asi</w:t>
+      </w:r>
+      <w:proofErr w:type="spellEnd"/>
+      <w:r>
+        <w:rPr>
+          <w:rFonts w:asciiTheme="majorHAnsi" w:hAnsiTheme="majorHAnsi" w:cstheme="majorHAnsi"/>
+          <w:lang w:val="es-ES"/>
+        </w:rPr>
+        <w:t xml:space="preserve"> explorar escenarios que serían costosos o imposibles de reproducir empíricamente. Sin embargo, la validez de sus resultados depende directamente de la fidelidad del modelo construido respecto al fenómeno real.</w:t>
+      </w:r>
+    </w:p>
+    <w:p>
+      <w:pPr>
+        <w:rPr>
+          <w:rFonts w:asciiTheme="majorHAnsi" w:hAnsiTheme="majorHAnsi" w:cstheme="majorHAnsi"/>
+          <w:lang w:val="es-ES"/>
+        </w:rPr>
+      </w:pPr>
+    </w:p>
+    <w:p>
+      <w:pPr>
+        <w:pStyle w:val="Ttulo2"/>
+        <w:rPr>
+          <w:color w:val="auto"/>
+          <w:lang w:val="es-ES"/>
+        </w:rPr>
+      </w:pPr>
+      <w:bookmarkStart w:id="6" w:name="_Toc232465604"/>
+      <w:r>
+        <w:rPr>
+          <w:color w:val="auto"/>
+          <w:lang w:val="es-ES"/>
+        </w:rPr>
+        <w:t>5. Participativo</w:t>
+      </w:r>
+      <w:bookmarkEnd w:id="6"/>
+    </w:p>
+    <w:p>
+      <w:pPr>
+        <w:rPr>
+          <w:rFonts w:asciiTheme="majorHAnsi" w:hAnsiTheme="majorHAnsi" w:cstheme="majorHAnsi"/>
+          <w:lang w:val="es-ES"/>
+        </w:rPr>
+      </w:pPr>
+      <w:r>
+        <w:rPr>
+          <w:rFonts w:asciiTheme="majorHAnsi" w:hAnsiTheme="majorHAnsi" w:cstheme="majorHAnsi"/>
+          <w:lang w:val="es-ES"/>
+        </w:rPr>
+        <w:t xml:space="preserve">Este </w:t>
+      </w:r>
+      <w:proofErr w:type="spellStart"/>
+      <w:r>
+        <w:rPr>
+          <w:rFonts w:asciiTheme="majorHAnsi" w:hAnsiTheme="majorHAnsi" w:cstheme="majorHAnsi"/>
+          <w:lang w:val="es-ES"/>
+        </w:rPr>
+        <w:t>metodo</w:t>
+      </w:r>
+      <w:proofErr w:type="spellEnd"/>
+      <w:r>
+        <w:rPr>
+          <w:rFonts w:asciiTheme="majorHAnsi" w:hAnsiTheme="majorHAnsi" w:cstheme="majorHAnsi"/>
+          <w:lang w:val="es-ES"/>
+        </w:rPr>
+        <w:t xml:space="preserve"> involucra activamente al investigador como agente de cambio dentro del contexto estudiado. El </w:t>
+      </w:r>
+      <w:proofErr w:type="spellStart"/>
+      <w:r>
+        <w:rPr>
+          <w:rFonts w:asciiTheme="majorHAnsi" w:hAnsiTheme="majorHAnsi" w:cstheme="majorHAnsi"/>
+          <w:lang w:val="es-ES"/>
+        </w:rPr>
+        <w:t>Action</w:t>
+      </w:r>
+      <w:proofErr w:type="spellEnd"/>
+      <w:r>
+        <w:rPr>
+          <w:rFonts w:asciiTheme="majorHAnsi" w:hAnsiTheme="majorHAnsi" w:cstheme="majorHAnsi"/>
+          <w:lang w:val="es-ES"/>
+        </w:rPr>
+        <w:t xml:space="preserve"> </w:t>
+      </w:r>
+      <w:proofErr w:type="spellStart"/>
+      <w:r>
+        <w:rPr>
+          <w:rFonts w:asciiTheme="majorHAnsi" w:hAnsiTheme="majorHAnsi" w:cstheme="majorHAnsi"/>
+          <w:lang w:val="es-ES"/>
+        </w:rPr>
+        <w:t>Research</w:t>
+      </w:r>
+      <w:proofErr w:type="spellEnd"/>
+      <w:r>
+        <w:rPr>
+          <w:rFonts w:asciiTheme="majorHAnsi" w:hAnsiTheme="majorHAnsi" w:cstheme="majorHAnsi"/>
+          <w:lang w:val="es-ES"/>
+        </w:rPr>
+        <w:t xml:space="preserve"> o Investigación-Acción es su principal exponente, caracterizándose por ciclos alternados de planificación, acción, observación y reflexión, con el objetivo de resolver un problema real mientras se genera conocimiento teórico y práctico de forma simultánea. Es un método colaborativo donde investigadores y profesionales trabajan juntos, lo que genera datos </w:t>
+      </w:r>
+      <w:proofErr w:type="gramStart"/>
+      <w:r>
+        <w:rPr>
+          <w:rFonts w:asciiTheme="majorHAnsi" w:hAnsiTheme="majorHAnsi" w:cstheme="majorHAnsi"/>
+          <w:lang w:val="es-ES"/>
+        </w:rPr>
+        <w:t>mixtos</w:t>
+      </w:r>
+      <w:proofErr w:type="gramEnd"/>
+      <w:r>
+        <w:rPr>
+          <w:rFonts w:asciiTheme="majorHAnsi" w:hAnsiTheme="majorHAnsi" w:cstheme="majorHAnsi"/>
+          <w:lang w:val="es-ES"/>
+        </w:rPr>
+        <w:t xml:space="preserve"> pero introduce un alto riesgo de sesgo debido a la implicación directa del investigador y limita la generalización de los resultados a otros contextos.</w:t>
+      </w:r>
+    </w:p>
+    <w:p>
+      <w:pPr>
+        <w:rPr>
+          <w:rFonts w:asciiTheme="majorHAnsi" w:hAnsiTheme="majorHAnsi" w:cstheme="majorHAnsi"/>
+          <w:lang w:val="es-ES"/>
+        </w:rPr>
+      </w:pPr>
+    </w:p>
+    <w:p>
+      <w:pPr>
+        <w:pStyle w:val="Ttulo1"/>
+        <w:rPr>
+          <w:rFonts w:asciiTheme="majorHAnsi" w:hAnsiTheme="majorHAnsi" w:cstheme="majorHAnsi"/>
+          <w:color w:val="000000"/>
+          <w:sz w:val="36"/>
+          <w:szCs w:val="36"/>
+          <w:lang w:val="es-ES"/>
+        </w:rPr>
+      </w:pPr>
+      <w:bookmarkStart w:id="7" w:name="_Toc232465605"/>
+      <w:r>
+        <w:rPr>
+          <w:rFonts w:asciiTheme="majorHAnsi" w:hAnsiTheme="majorHAnsi" w:cstheme="majorHAnsi"/>
+          <w:color w:val="000000"/>
+          <w:sz w:val="36"/>
+          <w:szCs w:val="36"/>
+          <w:lang w:val="es-ES"/>
+        </w:rPr>
+        <w:t>Casos de uso</w:t>
+      </w:r>
+      <w:bookmarkEnd w:id="7"/>
+    </w:p>
+    <w:p>
+      <w:pPr>
+        <w:pStyle w:val="Ttulo2"/>
+        <w:rPr>
+          <w:rFonts w:asciiTheme="majorHAnsi" w:hAnsiTheme="majorHAnsi" w:cstheme="majorHAnsi"/>
+          <w:color w:val="auto"/>
+          <w:lang w:val="es-ES"/>
+        </w:rPr>
+      </w:pPr>
+      <w:bookmarkStart w:id="8" w:name="_Toc232465606"/>
+      <w:r>
+        <w:rPr>
+          <w:rFonts w:asciiTheme="majorHAnsi" w:hAnsiTheme="majorHAnsi" w:cstheme="majorHAnsi"/>
+          <w:color w:val="auto"/>
+          <w:lang w:val="es-ES"/>
+        </w:rPr>
         <w:t>Experimento Controlado</w:t>
       </w:r>
-      <w:bookmarkEnd w:id="2"/>
+      <w:bookmarkEnd w:id="8"/>
     </w:p>
     <w:p>
       <w:pPr>
@@ -1583,20 +2715,20 @@
         </w:pBdr>
         <w:spacing w:after="0"/>
         <w:rPr>
-          <w:rFonts w:ascii="Arial" w:eastAsia="Arial" w:hAnsi="Arial" w:cs="Arial"/>
-          <w:lang w:val="es-ES"/>
-        </w:rPr>
-      </w:pPr>
-      <w:r>
-        <w:rPr>
-          <w:rFonts w:ascii="Arial" w:eastAsia="Arial" w:hAnsi="Arial" w:cs="Arial"/>
+          <w:rFonts w:asciiTheme="majorHAnsi" w:eastAsia="Arial" w:hAnsiTheme="majorHAnsi" w:cstheme="majorHAnsi"/>
+          <w:lang w:val="es-ES"/>
+        </w:rPr>
+      </w:pPr>
+      <w:r>
+        <w:rPr>
+          <w:rFonts w:asciiTheme="majorHAnsi" w:eastAsia="Arial" w:hAnsiTheme="majorHAnsi" w:cstheme="majorHAnsi"/>
           <w:lang w:val="es-ES"/>
         </w:rPr>
         <w:t>El experimento controlado es el método más riguroso de la investigación empírica. Consiste en manipular una o más variables independientes (tratamientos) para medir su efecto sobre variables dependientes, manteniendo constantes todas las demás variables</w:t>
       </w:r>
       <w:r>
         <w:rPr>
-          <w:rFonts w:ascii="Arial" w:eastAsia="Arial" w:hAnsi="Arial" w:cs="Arial"/>
+          <w:rFonts w:asciiTheme="majorHAnsi" w:eastAsia="Arial" w:hAnsiTheme="majorHAnsi" w:cstheme="majorHAnsi"/>
           <w:lang w:val="es-ES"/>
         </w:rPr>
         <w:t>.</w:t>
@@ -1613,7 +2745,7 @@
         </w:pBdr>
         <w:spacing w:after="0"/>
         <w:rPr>
-          <w:rFonts w:ascii="Arial" w:eastAsia="Arial" w:hAnsi="Arial" w:cs="Arial"/>
+          <w:rFonts w:asciiTheme="majorHAnsi" w:eastAsia="Arial" w:hAnsiTheme="majorHAnsi" w:cstheme="majorHAnsi"/>
           <w:lang w:val="es-ES"/>
         </w:rPr>
       </w:pPr>
@@ -1629,7 +2761,7 @@
         </w:pBdr>
         <w:spacing w:after="0"/>
         <w:rPr>
-          <w:rFonts w:ascii="Arial" w:eastAsia="Arial" w:hAnsi="Arial" w:cs="Arial"/>
+          <w:rFonts w:asciiTheme="majorHAnsi" w:eastAsia="Arial" w:hAnsiTheme="majorHAnsi" w:cstheme="majorHAnsi"/>
           <w:b/>
           <w:bCs/>
           <w:lang w:val="es-ES"/>
@@ -1637,7 +2769,7 @@
       </w:pPr>
       <w:r>
         <w:rPr>
-          <w:rFonts w:ascii="Arial" w:eastAsia="Arial" w:hAnsi="Arial" w:cs="Arial"/>
+          <w:rFonts w:asciiTheme="majorHAnsi" w:eastAsia="Arial" w:hAnsiTheme="majorHAnsi" w:cstheme="majorHAnsi"/>
           <w:b/>
           <w:bCs/>
           <w:lang w:val="es-ES"/>
@@ -1661,13 +2793,13 @@
         </w:pBdr>
         <w:spacing w:after="0"/>
         <w:rPr>
-          <w:rFonts w:ascii="Arial" w:eastAsia="Arial" w:hAnsi="Arial" w:cs="Arial"/>
-          <w:lang w:val="es-ES"/>
-        </w:rPr>
-      </w:pPr>
-      <w:r>
-        <w:rPr>
-          <w:rFonts w:ascii="Arial" w:eastAsia="Arial" w:hAnsi="Arial" w:cs="Arial"/>
+          <w:rFonts w:asciiTheme="majorHAnsi" w:eastAsia="Arial" w:hAnsiTheme="majorHAnsi" w:cstheme="majorHAnsi"/>
+          <w:lang w:val="es-ES"/>
+        </w:rPr>
+      </w:pPr>
+      <w:r>
+        <w:rPr>
+          <w:rFonts w:asciiTheme="majorHAnsi" w:eastAsia="Arial" w:hAnsiTheme="majorHAnsi" w:cstheme="majorHAnsi"/>
           <w:lang w:val="es-ES"/>
         </w:rPr>
         <w:t>Hipótesis formulada antes del experimento</w:t>
@@ -1689,23 +2821,16 @@
         </w:pBdr>
         <w:spacing w:after="0"/>
         <w:rPr>
-          <w:rFonts w:ascii="Arial" w:eastAsia="Arial" w:hAnsi="Arial" w:cs="Arial"/>
-          <w:lang w:val="es-ES"/>
-        </w:rPr>
-      </w:pPr>
-      <w:r>
-        <w:rPr>
-          <w:rFonts w:ascii="Arial" w:eastAsia="Arial" w:hAnsi="Arial" w:cs="Arial"/>
-          <w:lang w:val="es-ES"/>
-        </w:rPr>
-        <w:t>Asigna</w:t>
-      </w:r>
-      <w:r>
-        <w:rPr>
-          <w:rFonts w:ascii="Arial" w:eastAsia="Arial" w:hAnsi="Arial" w:cs="Arial"/>
-          <w:lang w:val="es-ES"/>
-        </w:rPr>
-        <w:t xml:space="preserve"> aleatoria sujetos a grupos de control</w:t>
+          <w:rFonts w:asciiTheme="majorHAnsi" w:eastAsia="Arial" w:hAnsiTheme="majorHAnsi" w:cstheme="majorHAnsi"/>
+          <w:lang w:val="es-ES"/>
+        </w:rPr>
+      </w:pPr>
+      <w:r>
+        <w:rPr>
+          <w:rFonts w:asciiTheme="majorHAnsi" w:eastAsia="Arial" w:hAnsiTheme="majorHAnsi" w:cstheme="majorHAnsi"/>
+          <w:lang w:val="es-ES"/>
+        </w:rPr>
+        <w:t>Asigna aleatoria sujetos a grupos de control</w:t>
       </w:r>
     </w:p>
     <w:p>
@@ -1724,63 +2849,21 @@
         </w:pBdr>
         <w:spacing w:after="0"/>
         <w:rPr>
-          <w:rFonts w:ascii="Arial" w:eastAsia="Arial" w:hAnsi="Arial" w:cs="Arial"/>
-          <w:lang w:val="es-ES"/>
-        </w:rPr>
-      </w:pPr>
-      <w:r>
-        <w:rPr>
-          <w:rFonts w:ascii="Arial" w:eastAsia="Arial" w:hAnsi="Arial" w:cs="Arial"/>
-          <w:lang w:val="es-ES"/>
-        </w:rPr>
-        <w:t xml:space="preserve">Sus tipos de datos son </w:t>
-      </w:r>
-      <w:r>
-        <w:rPr>
-          <w:rFonts w:ascii="Arial" w:eastAsia="Arial" w:hAnsi="Arial" w:cs="Arial"/>
-          <w:lang w:val="es-ES"/>
-        </w:rPr>
-        <w:t>cuantitativ</w:t>
-      </w:r>
-      <w:r>
-        <w:rPr>
-          <w:rFonts w:ascii="Arial" w:eastAsia="Arial" w:hAnsi="Arial" w:cs="Arial"/>
-          <w:lang w:val="es-ES"/>
-        </w:rPr>
-        <w:t>os</w:t>
-      </w:r>
-      <w:r>
-        <w:rPr>
-          <w:rFonts w:ascii="Arial" w:eastAsia="Arial" w:hAnsi="Arial" w:cs="Arial"/>
-          <w:lang w:val="es-ES"/>
-        </w:rPr>
-        <w:t xml:space="preserve"> </w:t>
-      </w:r>
-      <w:r>
-        <w:rPr>
-          <w:rFonts w:ascii="Arial" w:eastAsia="Arial" w:hAnsi="Arial" w:cs="Arial"/>
-          <w:lang w:val="es-ES"/>
-        </w:rPr>
-        <w:t>y por ende sus</w:t>
-      </w:r>
-      <w:r>
-        <w:rPr>
-          <w:rFonts w:ascii="Arial" w:eastAsia="Arial" w:hAnsi="Arial" w:cs="Arial"/>
-          <w:lang w:val="es-ES"/>
-        </w:rPr>
-        <w:t xml:space="preserve"> resultados</w:t>
-      </w:r>
-      <w:r>
-        <w:rPr>
-          <w:rFonts w:ascii="Arial" w:eastAsia="Arial" w:hAnsi="Arial" w:cs="Arial"/>
-          <w:lang w:val="es-ES"/>
-        </w:rPr>
-        <w:t xml:space="preserve"> </w:t>
+          <w:rFonts w:asciiTheme="majorHAnsi" w:eastAsia="Arial" w:hAnsiTheme="majorHAnsi" w:cstheme="majorHAnsi"/>
+          <w:lang w:val="es-ES"/>
+        </w:rPr>
+      </w:pPr>
+      <w:r>
+        <w:rPr>
+          <w:rFonts w:asciiTheme="majorHAnsi" w:eastAsia="Arial" w:hAnsiTheme="majorHAnsi" w:cstheme="majorHAnsi"/>
+          <w:lang w:val="es-ES"/>
+        </w:rPr>
+        <w:t xml:space="preserve">Sus tipos de datos son cuantitativos y por ende sus resultados </w:t>
       </w:r>
       <w:proofErr w:type="spellStart"/>
       <w:r>
         <w:rPr>
-          <w:rFonts w:ascii="Arial" w:eastAsia="Arial" w:hAnsi="Arial" w:cs="Arial"/>
+          <w:rFonts w:asciiTheme="majorHAnsi" w:eastAsia="Arial" w:hAnsiTheme="majorHAnsi" w:cstheme="majorHAnsi"/>
           <w:lang w:val="es-ES"/>
         </w:rPr>
         <w:t>tambien</w:t>
@@ -1803,23 +2886,16 @@
         </w:pBdr>
         <w:spacing w:after="0"/>
         <w:rPr>
-          <w:rFonts w:ascii="Arial" w:eastAsia="Arial" w:hAnsi="Arial" w:cs="Arial"/>
-          <w:lang w:val="es-ES"/>
-        </w:rPr>
-      </w:pPr>
-      <w:r>
-        <w:rPr>
-          <w:rFonts w:ascii="Arial" w:eastAsia="Arial" w:hAnsi="Arial" w:cs="Arial"/>
-          <w:lang w:val="es-ES"/>
-        </w:rPr>
-        <w:t>Tiene un</w:t>
-      </w:r>
-      <w:r>
-        <w:rPr>
-          <w:rFonts w:ascii="Arial" w:eastAsia="Arial" w:hAnsi="Arial" w:cs="Arial"/>
-          <w:lang w:val="es-ES"/>
-        </w:rPr>
-        <w:t xml:space="preserve"> control estricto de variables confundentes</w:t>
+          <w:rFonts w:asciiTheme="majorHAnsi" w:eastAsia="Arial" w:hAnsiTheme="majorHAnsi" w:cstheme="majorHAnsi"/>
+          <w:lang w:val="es-ES"/>
+        </w:rPr>
+      </w:pPr>
+      <w:r>
+        <w:rPr>
+          <w:rFonts w:asciiTheme="majorHAnsi" w:eastAsia="Arial" w:hAnsiTheme="majorHAnsi" w:cstheme="majorHAnsi"/>
+          <w:lang w:val="es-ES"/>
+        </w:rPr>
+        <w:t>Tiene un control estricto de variables confundentes</w:t>
       </w:r>
     </w:p>
     <w:p>
@@ -1838,13 +2914,13 @@
         </w:pBdr>
         <w:spacing w:after="0"/>
         <w:rPr>
-          <w:rFonts w:ascii="Arial" w:eastAsia="Arial" w:hAnsi="Arial" w:cs="Arial"/>
-          <w:lang w:val="es-ES"/>
-        </w:rPr>
-      </w:pPr>
-      <w:r>
-        <w:rPr>
-          <w:rFonts w:ascii="Arial" w:eastAsia="Arial" w:hAnsi="Arial" w:cs="Arial"/>
+          <w:rFonts w:asciiTheme="majorHAnsi" w:eastAsia="Arial" w:hAnsiTheme="majorHAnsi" w:cstheme="majorHAnsi"/>
+          <w:lang w:val="es-ES"/>
+        </w:rPr>
+      </w:pPr>
+      <w:r>
+        <w:rPr>
+          <w:rFonts w:asciiTheme="majorHAnsi" w:eastAsia="Arial" w:hAnsiTheme="majorHAnsi" w:cstheme="majorHAnsi"/>
           <w:lang w:val="es-ES"/>
         </w:rPr>
         <w:t>Tiene alta capacidad para poder ser replicado</w:t>
@@ -1866,13 +2942,13 @@
         </w:pBdr>
         <w:spacing w:after="0"/>
         <w:rPr>
-          <w:rFonts w:ascii="Arial" w:eastAsia="Arial" w:hAnsi="Arial" w:cs="Arial"/>
-          <w:lang w:val="es-ES"/>
-        </w:rPr>
-      </w:pPr>
-      <w:r>
-        <w:rPr>
-          <w:rFonts w:ascii="Arial" w:eastAsia="Arial" w:hAnsi="Arial" w:cs="Arial"/>
+          <w:rFonts w:asciiTheme="majorHAnsi" w:eastAsia="Arial" w:hAnsiTheme="majorHAnsi" w:cstheme="majorHAnsi"/>
+          <w:lang w:val="es-ES"/>
+        </w:rPr>
+      </w:pPr>
+      <w:r>
+        <w:rPr>
+          <w:rFonts w:asciiTheme="majorHAnsi" w:eastAsia="Arial" w:hAnsiTheme="majorHAnsi" w:cstheme="majorHAnsi"/>
           <w:lang w:val="es-ES"/>
         </w:rPr>
         <w:t>Puede realizarse en laboratorio (controlado) o en campo (</w:t>
@@ -1881,7 +2957,7 @@
       <w:proofErr w:type="gramStart"/>
       <w:r>
         <w:rPr>
-          <w:rFonts w:ascii="Arial" w:eastAsia="Arial" w:hAnsi="Arial" w:cs="Arial"/>
+          <w:rFonts w:asciiTheme="majorHAnsi" w:eastAsia="Arial" w:hAnsiTheme="majorHAnsi" w:cstheme="majorHAnsi"/>
           <w:lang w:val="es-ES"/>
         </w:rPr>
         <w:t>cuasi-experimento</w:t>
@@ -1890,7 +2966,7 @@
       <w:proofErr w:type="gramEnd"/>
       <w:r>
         <w:rPr>
-          <w:rFonts w:ascii="Arial" w:eastAsia="Arial" w:hAnsi="Arial" w:cs="Arial"/>
+          <w:rFonts w:asciiTheme="majorHAnsi" w:eastAsia="Arial" w:hAnsiTheme="majorHAnsi" w:cstheme="majorHAnsi"/>
           <w:lang w:val="es-ES"/>
         </w:rPr>
         <w:t>)</w:t>
@@ -1907,7 +2983,7 @@
         </w:pBdr>
         <w:spacing w:after="0"/>
         <w:rPr>
-          <w:rFonts w:ascii="Arial" w:eastAsia="Arial" w:hAnsi="Arial" w:cs="Arial"/>
+          <w:rFonts w:asciiTheme="majorHAnsi" w:eastAsia="Arial" w:hAnsiTheme="majorHAnsi" w:cstheme="majorHAnsi"/>
           <w:lang w:val="es-ES"/>
         </w:rPr>
       </w:pPr>
@@ -1916,19 +2992,22 @@
       <w:pPr>
         <w:pStyle w:val="Ttulo2"/>
         <w:rPr>
+          <w:rFonts w:asciiTheme="majorHAnsi" w:hAnsiTheme="majorHAnsi" w:cstheme="majorHAnsi"/>
           <w:color w:val="auto"/>
           <w:lang w:val="es-ES"/>
         </w:rPr>
       </w:pPr>
-      <w:bookmarkStart w:id="3" w:name="_Toc232337401"/>
-      <w:r>
-        <w:rPr>
+      <w:bookmarkStart w:id="9" w:name="_Toc232465607"/>
+      <w:r>
+        <w:rPr>
+          <w:rFonts w:asciiTheme="majorHAnsi" w:hAnsiTheme="majorHAnsi" w:cstheme="majorHAnsi"/>
           <w:color w:val="auto"/>
           <w:lang w:val="es-ES"/>
         </w:rPr>
+        <w:lastRenderedPageBreak/>
         <w:t>Caso de estudio</w:t>
       </w:r>
-      <w:bookmarkEnd w:id="3"/>
+      <w:bookmarkEnd w:id="9"/>
     </w:p>
     <w:p>
       <w:pPr>
@@ -1941,23 +3020,16 @@
         </w:pBdr>
         <w:spacing w:after="0"/>
         <w:rPr>
-          <w:rFonts w:ascii="Arial" w:eastAsia="Arial" w:hAnsi="Arial" w:cs="Arial"/>
-          <w:lang w:val="es-ES"/>
-        </w:rPr>
-      </w:pPr>
-      <w:r>
-        <w:rPr>
-          <w:rFonts w:ascii="Arial" w:eastAsia="Arial" w:hAnsi="Arial" w:cs="Arial"/>
-          <w:lang w:val="es-ES"/>
-        </w:rPr>
-        <w:t>El caso de estudio es una investigación empírica que examina en profundidad un fenómeno contemporáneo dentro de su contexto real, especialmente cuando los límites entre el fenómeno y el contexto no son evidentes (Yin, 2014</w:t>
-      </w:r>
-      <w:r>
-        <w:rPr>
-          <w:rFonts w:ascii="Arial" w:eastAsia="Arial" w:hAnsi="Arial" w:cs="Arial"/>
-          <w:lang w:val="es-ES"/>
-        </w:rPr>
-        <w:t>)</w:t>
+          <w:rFonts w:asciiTheme="majorHAnsi" w:eastAsia="Arial" w:hAnsiTheme="majorHAnsi" w:cstheme="majorHAnsi"/>
+          <w:lang w:val="es-ES"/>
+        </w:rPr>
+      </w:pPr>
+      <w:r>
+        <w:rPr>
+          <w:rFonts w:asciiTheme="majorHAnsi" w:eastAsia="Arial" w:hAnsiTheme="majorHAnsi" w:cstheme="majorHAnsi"/>
+          <w:lang w:val="es-ES"/>
+        </w:rPr>
+        <w:t>El caso de estudio es una investigación empírica que examina en profundidad un fenómeno contemporáneo dentro de su contexto real, especialmente cuando los límites entre el fenómeno y el contexto no son evidentes (Yin, 2014)</w:t>
       </w:r>
     </w:p>
     <w:p>
@@ -1971,7 +3043,7 @@
         </w:pBdr>
         <w:spacing w:after="0"/>
         <w:rPr>
-          <w:rFonts w:ascii="Arial" w:eastAsia="Arial" w:hAnsi="Arial" w:cs="Arial"/>
+          <w:rFonts w:asciiTheme="majorHAnsi" w:eastAsia="Arial" w:hAnsiTheme="majorHAnsi" w:cstheme="majorHAnsi"/>
           <w:lang w:val="es-ES"/>
         </w:rPr>
       </w:pPr>
@@ -1987,7 +3059,7 @@
         </w:pBdr>
         <w:spacing w:after="0"/>
         <w:rPr>
-          <w:rFonts w:ascii="Arial" w:eastAsia="Arial" w:hAnsi="Arial" w:cs="Arial"/>
+          <w:rFonts w:asciiTheme="majorHAnsi" w:eastAsia="Arial" w:hAnsiTheme="majorHAnsi" w:cstheme="majorHAnsi"/>
           <w:b/>
           <w:bCs/>
           <w:lang w:val="es-ES"/>
@@ -1995,7 +3067,7 @@
       </w:pPr>
       <w:r>
         <w:rPr>
-          <w:rFonts w:ascii="Arial" w:eastAsia="Arial" w:hAnsi="Arial" w:cs="Arial"/>
+          <w:rFonts w:asciiTheme="majorHAnsi" w:eastAsia="Arial" w:hAnsiTheme="majorHAnsi" w:cstheme="majorHAnsi"/>
           <w:b/>
           <w:bCs/>
           <w:lang w:val="es-ES"/>
@@ -2019,13 +3091,13 @@
         </w:pBdr>
         <w:spacing w:after="0"/>
         <w:rPr>
-          <w:rFonts w:ascii="Arial" w:eastAsia="Arial" w:hAnsi="Arial" w:cs="Arial"/>
-          <w:lang w:val="es-ES"/>
-        </w:rPr>
-      </w:pPr>
-      <w:r>
-        <w:rPr>
-          <w:rFonts w:ascii="Arial" w:eastAsia="Arial" w:hAnsi="Arial" w:cs="Arial"/>
+          <w:rFonts w:asciiTheme="majorHAnsi" w:eastAsia="Arial" w:hAnsiTheme="majorHAnsi" w:cstheme="majorHAnsi"/>
+          <w:lang w:val="es-ES"/>
+        </w:rPr>
+      </w:pPr>
+      <w:r>
+        <w:rPr>
+          <w:rFonts w:asciiTheme="majorHAnsi" w:eastAsia="Arial" w:hAnsiTheme="majorHAnsi" w:cstheme="majorHAnsi"/>
           <w:lang w:val="es-ES"/>
         </w:rPr>
         <w:t>Investigación cualitativa, cuantitativa o mixta.</w:t>
@@ -2047,23 +3119,16 @@
         </w:pBdr>
         <w:spacing w:after="0"/>
         <w:rPr>
-          <w:rFonts w:ascii="Arial" w:eastAsia="Arial" w:hAnsi="Arial" w:cs="Arial"/>
-          <w:lang w:val="es-ES"/>
-        </w:rPr>
-      </w:pPr>
-      <w:r>
-        <w:rPr>
-          <w:rFonts w:ascii="Arial" w:eastAsia="Arial" w:hAnsi="Arial" w:cs="Arial"/>
-          <w:lang w:val="es-ES"/>
-        </w:rPr>
-        <w:t>Se obtiene información a través de</w:t>
-      </w:r>
-      <w:r>
-        <w:rPr>
-          <w:rFonts w:ascii="Arial" w:eastAsia="Arial" w:hAnsi="Arial" w:cs="Arial"/>
-          <w:lang w:val="es-ES"/>
-        </w:rPr>
-        <w:t xml:space="preserve"> entrevistas, documentos, observación.</w:t>
+          <w:rFonts w:asciiTheme="majorHAnsi" w:eastAsia="Arial" w:hAnsiTheme="majorHAnsi" w:cstheme="majorHAnsi"/>
+          <w:lang w:val="es-ES"/>
+        </w:rPr>
+      </w:pPr>
+      <w:r>
+        <w:rPr>
+          <w:rFonts w:asciiTheme="majorHAnsi" w:eastAsia="Arial" w:hAnsiTheme="majorHAnsi" w:cstheme="majorHAnsi"/>
+          <w:lang w:val="es-ES"/>
+        </w:rPr>
+        <w:t>Se obtiene información a través de entrevistas, documentos, observación.</w:t>
       </w:r>
     </w:p>
     <w:p>
@@ -2082,23 +3147,16 @@
         </w:pBdr>
         <w:spacing w:after="0"/>
         <w:rPr>
-          <w:rFonts w:ascii="Arial" w:eastAsia="Arial" w:hAnsi="Arial" w:cs="Arial"/>
-          <w:lang w:val="es-ES"/>
-        </w:rPr>
-      </w:pPr>
-      <w:r>
-        <w:rPr>
-          <w:rFonts w:ascii="Arial" w:eastAsia="Arial" w:hAnsi="Arial" w:cs="Arial"/>
-          <w:lang w:val="es-ES"/>
-        </w:rPr>
-        <w:t>Obtiene un a</w:t>
-      </w:r>
-      <w:r>
-        <w:rPr>
-          <w:rFonts w:ascii="Arial" w:eastAsia="Arial" w:hAnsi="Arial" w:cs="Arial"/>
-          <w:lang w:val="es-ES"/>
-        </w:rPr>
-        <w:t>nálisis profundo de un proyecto, equipo u organización específica.</w:t>
+          <w:rFonts w:asciiTheme="majorHAnsi" w:eastAsia="Arial" w:hAnsiTheme="majorHAnsi" w:cstheme="majorHAnsi"/>
+          <w:lang w:val="es-ES"/>
+        </w:rPr>
+      </w:pPr>
+      <w:r>
+        <w:rPr>
+          <w:rFonts w:asciiTheme="majorHAnsi" w:eastAsia="Arial" w:hAnsiTheme="majorHAnsi" w:cstheme="majorHAnsi"/>
+          <w:lang w:val="es-ES"/>
+        </w:rPr>
+        <w:t>Obtiene un análisis profundo de un proyecto, equipo u organización específica.</w:t>
       </w:r>
     </w:p>
     <w:p>
@@ -2117,23 +3175,16 @@
         </w:pBdr>
         <w:spacing w:after="0"/>
         <w:rPr>
-          <w:rFonts w:ascii="Arial" w:eastAsia="Arial" w:hAnsi="Arial" w:cs="Arial"/>
-          <w:lang w:val="es-ES"/>
-        </w:rPr>
-      </w:pPr>
-      <w:r>
-        <w:rPr>
-          <w:rFonts w:ascii="Arial" w:eastAsia="Arial" w:hAnsi="Arial" w:cs="Arial"/>
-          <w:lang w:val="es-ES"/>
-        </w:rPr>
-        <w:t>Baja capacidad de generalización</w:t>
-      </w:r>
-      <w:r>
-        <w:rPr>
-          <w:rFonts w:ascii="Arial" w:eastAsia="Arial" w:hAnsi="Arial" w:cs="Arial"/>
-          <w:lang w:val="es-ES"/>
-        </w:rPr>
-        <w:t>, debido al contexto en el que se encuentra</w:t>
+          <w:rFonts w:asciiTheme="majorHAnsi" w:eastAsia="Arial" w:hAnsiTheme="majorHAnsi" w:cstheme="majorHAnsi"/>
+          <w:lang w:val="es-ES"/>
+        </w:rPr>
+      </w:pPr>
+      <w:r>
+        <w:rPr>
+          <w:rFonts w:asciiTheme="majorHAnsi" w:eastAsia="Arial" w:hAnsiTheme="majorHAnsi" w:cstheme="majorHAnsi"/>
+          <w:lang w:val="es-ES"/>
+        </w:rPr>
+        <w:t>Baja capacidad de generalización, debido al contexto en el que se encuentra</w:t>
       </w:r>
     </w:p>
     <w:p>
@@ -2152,13 +3203,13 @@
         </w:pBdr>
         <w:spacing w:after="0"/>
         <w:rPr>
-          <w:rFonts w:ascii="Arial" w:eastAsia="Arial" w:hAnsi="Arial" w:cs="Arial"/>
-          <w:lang w:val="es-ES"/>
-        </w:rPr>
-      </w:pPr>
-      <w:r>
-        <w:rPr>
-          <w:rFonts w:ascii="Arial" w:eastAsia="Arial" w:hAnsi="Arial" w:cs="Arial"/>
+          <w:rFonts w:asciiTheme="majorHAnsi" w:eastAsia="Arial" w:hAnsiTheme="majorHAnsi" w:cstheme="majorHAnsi"/>
+          <w:lang w:val="es-ES"/>
+        </w:rPr>
+      </w:pPr>
+      <w:r>
+        <w:rPr>
+          <w:rFonts w:asciiTheme="majorHAnsi" w:eastAsia="Arial" w:hAnsiTheme="majorHAnsi" w:cstheme="majorHAnsi"/>
           <w:lang w:val="es-ES"/>
         </w:rPr>
         <w:t>Refleja situaciones reales y probablemente únicos</w:t>
@@ -2180,13 +3231,13 @@
         </w:pBdr>
         <w:spacing w:after="0"/>
         <w:rPr>
-          <w:rFonts w:ascii="Arial" w:eastAsia="Arial" w:hAnsi="Arial" w:cs="Arial"/>
-          <w:lang w:val="es-ES"/>
-        </w:rPr>
-      </w:pPr>
-      <w:r>
-        <w:rPr>
-          <w:rFonts w:ascii="Arial" w:eastAsia="Arial" w:hAnsi="Arial" w:cs="Arial"/>
+          <w:rFonts w:asciiTheme="majorHAnsi" w:eastAsia="Arial" w:hAnsiTheme="majorHAnsi" w:cstheme="majorHAnsi"/>
+          <w:lang w:val="es-ES"/>
+        </w:rPr>
+      </w:pPr>
+      <w:r>
+        <w:rPr>
+          <w:rFonts w:asciiTheme="majorHAnsi" w:eastAsia="Arial" w:hAnsiTheme="majorHAnsi" w:cstheme="majorHAnsi"/>
           <w:lang w:val="es-ES"/>
         </w:rPr>
         <w:t>Permite generar hipótesis para estudios futuros.</w:t>
@@ -2203,7 +3254,7 @@
         </w:pBdr>
         <w:spacing w:after="0"/>
         <w:rPr>
-          <w:rFonts w:ascii="Arial" w:eastAsia="Arial" w:hAnsi="Arial" w:cs="Arial"/>
+          <w:rFonts w:asciiTheme="majorHAnsi" w:eastAsia="Arial" w:hAnsiTheme="majorHAnsi" w:cstheme="majorHAnsi"/>
           <w:lang w:val="es-ES"/>
         </w:rPr>
       </w:pPr>
@@ -2212,45 +3263,46 @@
       <w:pPr>
         <w:pStyle w:val="Ttulo2"/>
         <w:rPr>
+          <w:rFonts w:asciiTheme="majorHAnsi" w:hAnsiTheme="majorHAnsi" w:cstheme="majorHAnsi"/>
           <w:color w:val="auto"/>
           <w:lang w:val="es-ES"/>
         </w:rPr>
       </w:pPr>
-      <w:bookmarkStart w:id="4" w:name="_Toc232337402"/>
-      <w:r>
-        <w:rPr>
+      <w:bookmarkStart w:id="10" w:name="_Toc232465608"/>
+      <w:r>
+        <w:rPr>
+          <w:rFonts w:asciiTheme="majorHAnsi" w:hAnsiTheme="majorHAnsi" w:cstheme="majorHAnsi"/>
           <w:color w:val="auto"/>
           <w:lang w:val="es-ES"/>
         </w:rPr>
-        <w:lastRenderedPageBreak/>
         <w:t>Encuesta</w:t>
       </w:r>
-      <w:bookmarkEnd w:id="4"/>
-    </w:p>
-    <w:p>
-      <w:pPr>
-        <w:rPr>
-          <w:rFonts w:ascii="Arial" w:eastAsia="Arial" w:hAnsi="Arial" w:cs="Arial"/>
-          <w:lang w:val="es-ES"/>
-        </w:rPr>
-      </w:pPr>
-      <w:r>
-        <w:rPr>
-          <w:rFonts w:ascii="Arial" w:eastAsia="Arial" w:hAnsi="Arial" w:cs="Arial"/>
+      <w:bookmarkEnd w:id="10"/>
+    </w:p>
+    <w:p>
+      <w:pPr>
+        <w:rPr>
+          <w:rFonts w:asciiTheme="majorHAnsi" w:eastAsia="Arial" w:hAnsiTheme="majorHAnsi" w:cstheme="majorHAnsi"/>
+          <w:lang w:val="es-ES"/>
+        </w:rPr>
+      </w:pPr>
+      <w:r>
+        <w:rPr>
+          <w:rFonts w:asciiTheme="majorHAnsi" w:eastAsia="Arial" w:hAnsiTheme="majorHAnsi" w:cstheme="majorHAnsi"/>
           <w:lang w:val="es-ES"/>
         </w:rPr>
         <w:t>La encuesta es un método de recolección de datos que</w:t>
       </w:r>
       <w:r>
         <w:rPr>
-          <w:rFonts w:ascii="Arial" w:eastAsia="Arial" w:hAnsi="Arial" w:cs="Arial"/>
+          <w:rFonts w:asciiTheme="majorHAnsi" w:eastAsia="Arial" w:hAnsiTheme="majorHAnsi" w:cstheme="majorHAnsi"/>
           <w:lang w:val="es-ES"/>
         </w:rPr>
         <w:t xml:space="preserve"> se</w:t>
       </w:r>
       <w:r>
         <w:rPr>
-          <w:rFonts w:ascii="Arial" w:eastAsia="Arial" w:hAnsi="Arial" w:cs="Arial"/>
+          <w:rFonts w:asciiTheme="majorHAnsi" w:eastAsia="Arial" w:hAnsiTheme="majorHAnsi" w:cstheme="majorHAnsi"/>
           <w:lang w:val="es-ES"/>
         </w:rPr>
         <w:t xml:space="preserve"> obtiene información de una muestra representativa de una población mediante cuestionarios o entrevistas estructuradas. Es descriptiva y correlacional, no establece causalidad directa. Busca conocer opiniones, actitudes, prácticas o características de los profesionales del software.</w:t>
@@ -2267,7 +3319,7 @@
         </w:pBdr>
         <w:spacing w:after="0"/>
         <w:rPr>
-          <w:rFonts w:ascii="Arial" w:eastAsia="Arial" w:hAnsi="Arial" w:cs="Arial"/>
+          <w:rFonts w:asciiTheme="majorHAnsi" w:eastAsia="Arial" w:hAnsiTheme="majorHAnsi" w:cstheme="majorHAnsi"/>
           <w:lang w:val="es-ES"/>
         </w:rPr>
       </w:pPr>
@@ -2283,7 +3335,7 @@
         </w:pBdr>
         <w:spacing w:after="0"/>
         <w:rPr>
-          <w:rFonts w:ascii="Arial" w:eastAsia="Arial" w:hAnsi="Arial" w:cs="Arial"/>
+          <w:rFonts w:asciiTheme="majorHAnsi" w:eastAsia="Arial" w:hAnsiTheme="majorHAnsi" w:cstheme="majorHAnsi"/>
           <w:b/>
           <w:bCs/>
           <w:lang w:val="es-ES"/>
@@ -2291,7 +3343,7 @@
       </w:pPr>
       <w:r>
         <w:rPr>
-          <w:rFonts w:ascii="Arial" w:eastAsia="Arial" w:hAnsi="Arial" w:cs="Arial"/>
+          <w:rFonts w:asciiTheme="majorHAnsi" w:eastAsia="Arial" w:hAnsiTheme="majorHAnsi" w:cstheme="majorHAnsi"/>
           <w:b/>
           <w:bCs/>
           <w:lang w:val="es-ES"/>
@@ -2315,23 +3367,16 @@
         </w:pBdr>
         <w:spacing w:after="0"/>
         <w:rPr>
-          <w:rFonts w:ascii="Arial" w:eastAsia="Arial" w:hAnsi="Arial" w:cs="Arial"/>
-          <w:lang w:val="es-ES"/>
-        </w:rPr>
-      </w:pPr>
-      <w:r>
-        <w:rPr>
-          <w:rFonts w:ascii="Arial" w:eastAsia="Arial" w:hAnsi="Arial" w:cs="Arial"/>
-          <w:lang w:val="es-ES"/>
-        </w:rPr>
-        <w:t>Tiene g</w:t>
-      </w:r>
-      <w:r>
-        <w:rPr>
-          <w:rFonts w:ascii="Arial" w:eastAsia="Arial" w:hAnsi="Arial" w:cs="Arial"/>
-          <w:lang w:val="es-ES"/>
-        </w:rPr>
-        <w:t xml:space="preserve">ran número de participantes </w:t>
+          <w:rFonts w:asciiTheme="majorHAnsi" w:eastAsia="Arial" w:hAnsiTheme="majorHAnsi" w:cstheme="majorHAnsi"/>
+          <w:lang w:val="es-ES"/>
+        </w:rPr>
+      </w:pPr>
+      <w:r>
+        <w:rPr>
+          <w:rFonts w:asciiTheme="majorHAnsi" w:eastAsia="Arial" w:hAnsiTheme="majorHAnsi" w:cstheme="majorHAnsi"/>
+          <w:lang w:val="es-ES"/>
+        </w:rPr>
+        <w:t xml:space="preserve">Tiene gran número de participantes </w:t>
       </w:r>
     </w:p>
     <w:p>
@@ -2350,23 +3395,16 @@
         </w:pBdr>
         <w:spacing w:after="0"/>
         <w:rPr>
-          <w:rFonts w:ascii="Arial" w:eastAsia="Arial" w:hAnsi="Arial" w:cs="Arial"/>
-          <w:lang w:val="es-ES"/>
-        </w:rPr>
-      </w:pPr>
-      <w:r>
-        <w:rPr>
-          <w:rFonts w:ascii="Arial" w:eastAsia="Arial" w:hAnsi="Arial" w:cs="Arial"/>
-          <w:lang w:val="es-ES"/>
-        </w:rPr>
-        <w:t>Los datos son principalmente d</w:t>
-      </w:r>
-      <w:r>
-        <w:rPr>
-          <w:rFonts w:ascii="Arial" w:eastAsia="Arial" w:hAnsi="Arial" w:cs="Arial"/>
-          <w:lang w:val="es-ES"/>
-        </w:rPr>
-        <w:t>atos cuantitativos</w:t>
+          <w:rFonts w:asciiTheme="majorHAnsi" w:eastAsia="Arial" w:hAnsiTheme="majorHAnsi" w:cstheme="majorHAnsi"/>
+          <w:lang w:val="es-ES"/>
+        </w:rPr>
+      </w:pPr>
+      <w:r>
+        <w:rPr>
+          <w:rFonts w:asciiTheme="majorHAnsi" w:eastAsia="Arial" w:hAnsiTheme="majorHAnsi" w:cstheme="majorHAnsi"/>
+          <w:lang w:val="es-ES"/>
+        </w:rPr>
+        <w:t>Los datos son principalmente datos cuantitativos</w:t>
       </w:r>
     </w:p>
     <w:p>
@@ -2385,23 +3423,16 @@
         </w:pBdr>
         <w:spacing w:after="0"/>
         <w:rPr>
-          <w:rFonts w:ascii="Arial" w:eastAsia="Arial" w:hAnsi="Arial" w:cs="Arial"/>
-          <w:lang w:val="es-ES"/>
-        </w:rPr>
-      </w:pPr>
-      <w:r>
-        <w:rPr>
-          <w:rFonts w:ascii="Arial" w:eastAsia="Arial" w:hAnsi="Arial" w:cs="Arial"/>
-          <w:lang w:val="es-ES"/>
-        </w:rPr>
-        <w:t>Tiene un b</w:t>
-      </w:r>
-      <w:r>
-        <w:rPr>
-          <w:rFonts w:ascii="Arial" w:eastAsia="Arial" w:hAnsi="Arial" w:cs="Arial"/>
-          <w:lang w:val="es-ES"/>
-        </w:rPr>
-        <w:t>ajo costo y tiempo de ejecución (especialmente online)</w:t>
+          <w:rFonts w:asciiTheme="majorHAnsi" w:eastAsia="Arial" w:hAnsiTheme="majorHAnsi" w:cstheme="majorHAnsi"/>
+          <w:lang w:val="es-ES"/>
+        </w:rPr>
+      </w:pPr>
+      <w:r>
+        <w:rPr>
+          <w:rFonts w:asciiTheme="majorHAnsi" w:eastAsia="Arial" w:hAnsiTheme="majorHAnsi" w:cstheme="majorHAnsi"/>
+          <w:lang w:val="es-ES"/>
+        </w:rPr>
+        <w:t>Tiene un bajo costo y tiempo de ejecución (especialmente online)</w:t>
       </w:r>
     </w:p>
     <w:p>
@@ -2420,37 +3451,16 @@
         </w:pBdr>
         <w:spacing w:after="0"/>
         <w:rPr>
-          <w:rFonts w:ascii="Arial" w:eastAsia="Arial" w:hAnsi="Arial" w:cs="Arial"/>
-          <w:lang w:val="es-ES"/>
-        </w:rPr>
-      </w:pPr>
-      <w:r>
-        <w:rPr>
-          <w:rFonts w:ascii="Arial" w:eastAsia="Arial" w:hAnsi="Arial" w:cs="Arial"/>
-          <w:lang w:val="es-ES"/>
-        </w:rPr>
-        <w:t>Tiene</w:t>
-      </w:r>
-      <w:r>
-        <w:rPr>
-          <w:rFonts w:ascii="Arial" w:eastAsia="Arial" w:hAnsi="Arial" w:cs="Arial"/>
-          <w:lang w:val="es-ES"/>
-        </w:rPr>
-        <w:t xml:space="preserve"> sesgo de respuesta</w:t>
-      </w:r>
-      <w:r>
-        <w:rPr>
-          <w:rFonts w:ascii="Arial" w:eastAsia="Arial" w:hAnsi="Arial" w:cs="Arial"/>
-          <w:lang w:val="es-ES"/>
-        </w:rPr>
-        <w:t xml:space="preserve"> </w:t>
-      </w:r>
-      <w:r>
-        <w:rPr>
-          <w:rFonts w:ascii="Arial" w:eastAsia="Arial" w:hAnsi="Arial" w:cs="Arial"/>
-          <w:lang w:val="es-ES"/>
-        </w:rPr>
-        <w:t>y baja tasa de respuesta.</w:t>
+          <w:rFonts w:asciiTheme="majorHAnsi" w:eastAsia="Arial" w:hAnsiTheme="majorHAnsi" w:cstheme="majorHAnsi"/>
+          <w:lang w:val="es-ES"/>
+        </w:rPr>
+      </w:pPr>
+      <w:r>
+        <w:rPr>
+          <w:rFonts w:asciiTheme="majorHAnsi" w:eastAsia="Arial" w:hAnsiTheme="majorHAnsi" w:cstheme="majorHAnsi"/>
+          <w:lang w:val="es-ES"/>
+        </w:rPr>
+        <w:t>Tiene sesgo de respuesta y baja tasa de respuesta.</w:t>
       </w:r>
     </w:p>
     <w:p>
@@ -2469,13 +3479,13 @@
         </w:pBdr>
         <w:spacing w:after="0"/>
         <w:rPr>
-          <w:rFonts w:ascii="Arial" w:eastAsia="Arial" w:hAnsi="Arial" w:cs="Arial"/>
-          <w:lang w:val="es-ES"/>
-        </w:rPr>
-      </w:pPr>
-      <w:r>
-        <w:rPr>
-          <w:rFonts w:ascii="Arial" w:eastAsia="Arial" w:hAnsi="Arial" w:cs="Arial"/>
+          <w:rFonts w:asciiTheme="majorHAnsi" w:eastAsia="Arial" w:hAnsiTheme="majorHAnsi" w:cstheme="majorHAnsi"/>
+          <w:lang w:val="es-ES"/>
+        </w:rPr>
+      </w:pPr>
+      <w:r>
+        <w:rPr>
+          <w:rFonts w:asciiTheme="majorHAnsi" w:eastAsia="Arial" w:hAnsiTheme="majorHAnsi" w:cstheme="majorHAnsi"/>
           <w:lang w:val="es-ES"/>
         </w:rPr>
         <w:t>Alta capacidad de generalización si la muestra es representativa.</w:t>
@@ -2492,7 +3502,7 @@
         </w:pBdr>
         <w:spacing w:after="0"/>
         <w:rPr>
-          <w:rFonts w:ascii="Arial" w:eastAsia="Arial" w:hAnsi="Arial" w:cs="Arial"/>
+          <w:rFonts w:asciiTheme="majorHAnsi" w:eastAsia="Arial" w:hAnsiTheme="majorHAnsi" w:cstheme="majorHAnsi"/>
           <w:lang w:val="es-ES"/>
         </w:rPr>
       </w:pPr>
@@ -2501,19 +3511,21 @@
       <w:pPr>
         <w:pStyle w:val="Ttulo2"/>
         <w:rPr>
+          <w:rFonts w:asciiTheme="majorHAnsi" w:hAnsiTheme="majorHAnsi" w:cstheme="majorHAnsi"/>
           <w:color w:val="auto"/>
           <w:lang w:val="es-ES"/>
         </w:rPr>
       </w:pPr>
-      <w:bookmarkStart w:id="5" w:name="_Toc232337403"/>
-      <w:r>
-        <w:rPr>
+      <w:bookmarkStart w:id="11" w:name="_Toc232465609"/>
+      <w:r>
+        <w:rPr>
+          <w:rFonts w:asciiTheme="majorHAnsi" w:hAnsiTheme="majorHAnsi" w:cstheme="majorHAnsi"/>
           <w:color w:val="auto"/>
           <w:lang w:val="es-ES"/>
         </w:rPr>
         <w:t>Etnografía</w:t>
       </w:r>
-      <w:bookmarkEnd w:id="5"/>
+      <w:bookmarkEnd w:id="11"/>
     </w:p>
     <w:p>
       <w:pPr>
@@ -2526,30 +3538,16 @@
         </w:pBdr>
         <w:spacing w:after="0"/>
         <w:rPr>
-          <w:rFonts w:ascii="Arial" w:eastAsia="Arial" w:hAnsi="Arial" w:cs="Arial"/>
-          <w:lang w:val="es-ES"/>
-        </w:rPr>
-      </w:pPr>
-      <w:r>
-        <w:rPr>
-          <w:rFonts w:ascii="Arial" w:eastAsia="Arial" w:hAnsi="Arial" w:cs="Arial"/>
-          <w:lang w:val="es-ES"/>
-        </w:rPr>
-        <w:t>La etnografía es un método cualitativo que estudia las prácticas, cultura y comportamientos de un grupo social desde dentro, el investigador inmerso en el entorno durante un período prolongado</w:t>
-      </w:r>
-      <w:r>
-        <w:rPr>
-          <w:rFonts w:ascii="Arial" w:eastAsia="Arial" w:hAnsi="Arial" w:cs="Arial"/>
-          <w:lang w:val="es-ES"/>
-        </w:rPr>
-        <w:t xml:space="preserve"> de tiempo</w:t>
-      </w:r>
-      <w:r>
-        <w:rPr>
-          <w:rFonts w:ascii="Arial" w:eastAsia="Arial" w:hAnsi="Arial" w:cs="Arial"/>
-          <w:lang w:val="es-ES"/>
-        </w:rPr>
-        <w:t>.</w:t>
+          <w:rFonts w:asciiTheme="majorHAnsi" w:eastAsia="Arial" w:hAnsiTheme="majorHAnsi" w:cstheme="majorHAnsi"/>
+          <w:lang w:val="es-ES"/>
+        </w:rPr>
+      </w:pPr>
+      <w:r>
+        <w:rPr>
+          <w:rFonts w:asciiTheme="majorHAnsi" w:eastAsia="Arial" w:hAnsiTheme="majorHAnsi" w:cstheme="majorHAnsi"/>
+          <w:lang w:val="es-ES"/>
+        </w:rPr>
+        <w:t>La etnografía es un método cualitativo que estudia las prácticas, cultura y comportamientos de un grupo social desde dentro, el investigador inmerso en el entorno durante un período prolongado de tiempo.</w:t>
       </w:r>
     </w:p>
     <w:p>
@@ -2563,7 +3561,7 @@
         </w:pBdr>
         <w:spacing w:after="0"/>
         <w:rPr>
-          <w:rFonts w:ascii="Arial" w:eastAsia="Arial" w:hAnsi="Arial" w:cs="Arial"/>
+          <w:rFonts w:asciiTheme="majorHAnsi" w:eastAsia="Arial" w:hAnsiTheme="majorHAnsi" w:cstheme="majorHAnsi"/>
           <w:lang w:val="es-ES"/>
         </w:rPr>
       </w:pPr>
@@ -2579,7 +3577,7 @@
         </w:pBdr>
         <w:spacing w:after="0"/>
         <w:rPr>
-          <w:rFonts w:ascii="Arial" w:eastAsia="Arial" w:hAnsi="Arial" w:cs="Arial"/>
+          <w:rFonts w:asciiTheme="majorHAnsi" w:eastAsia="Arial" w:hAnsiTheme="majorHAnsi" w:cstheme="majorHAnsi"/>
           <w:b/>
           <w:bCs/>
           <w:lang w:val="es-ES"/>
@@ -2587,7 +3585,7 @@
       </w:pPr>
       <w:r>
         <w:rPr>
-          <w:rFonts w:ascii="Arial" w:eastAsia="Arial" w:hAnsi="Arial" w:cs="Arial"/>
+          <w:rFonts w:asciiTheme="majorHAnsi" w:eastAsia="Arial" w:hAnsiTheme="majorHAnsi" w:cstheme="majorHAnsi"/>
           <w:b/>
           <w:bCs/>
           <w:lang w:val="es-ES"/>
@@ -2611,23 +3609,16 @@
         </w:pBdr>
         <w:spacing w:after="0"/>
         <w:rPr>
-          <w:rFonts w:ascii="Arial" w:eastAsia="Arial" w:hAnsi="Arial" w:cs="Arial"/>
-          <w:lang w:val="es-ES"/>
-        </w:rPr>
-      </w:pPr>
-      <w:r>
-        <w:rPr>
-          <w:rFonts w:ascii="Arial" w:eastAsia="Arial" w:hAnsi="Arial" w:cs="Arial"/>
-          <w:lang w:val="es-ES"/>
-        </w:rPr>
-        <w:t xml:space="preserve">Se invierta una gran cantidad de tiempo </w:t>
-      </w:r>
-      <w:r>
-        <w:rPr>
-          <w:rFonts w:ascii="Arial" w:eastAsia="Arial" w:hAnsi="Arial" w:cs="Arial"/>
-          <w:lang w:val="es-ES"/>
-        </w:rPr>
-        <w:t>del investigador en el equipo u organización.</w:t>
+          <w:rFonts w:asciiTheme="majorHAnsi" w:eastAsia="Arial" w:hAnsiTheme="majorHAnsi" w:cstheme="majorHAnsi"/>
+          <w:lang w:val="es-ES"/>
+        </w:rPr>
+      </w:pPr>
+      <w:r>
+        <w:rPr>
+          <w:rFonts w:asciiTheme="majorHAnsi" w:eastAsia="Arial" w:hAnsiTheme="majorHAnsi" w:cstheme="majorHAnsi"/>
+          <w:lang w:val="es-ES"/>
+        </w:rPr>
+        <w:t>Se invierta una gran cantidad de tiempo del investigador en el equipo u organización.</w:t>
       </w:r>
     </w:p>
     <w:p>
@@ -2646,34 +3637,34 @@
         </w:pBdr>
         <w:spacing w:after="0"/>
         <w:rPr>
-          <w:rFonts w:ascii="Arial" w:eastAsia="Arial" w:hAnsi="Arial" w:cs="Arial"/>
-          <w:lang w:val="es-ES"/>
-        </w:rPr>
-      </w:pPr>
-      <w:r>
-        <w:rPr>
-          <w:rFonts w:ascii="Arial" w:eastAsia="Arial" w:hAnsi="Arial" w:cs="Arial"/>
+          <w:rFonts w:asciiTheme="majorHAnsi" w:eastAsia="Arial" w:hAnsiTheme="majorHAnsi" w:cstheme="majorHAnsi"/>
+          <w:lang w:val="es-ES"/>
+        </w:rPr>
+      </w:pPr>
+      <w:r>
+        <w:rPr>
+          <w:rFonts w:asciiTheme="majorHAnsi" w:eastAsia="Arial" w:hAnsiTheme="majorHAnsi" w:cstheme="majorHAnsi"/>
           <w:lang w:val="es-ES"/>
         </w:rPr>
         <w:t>Los datos usados son puramente d</w:t>
       </w:r>
       <w:r>
         <w:rPr>
-          <w:rFonts w:ascii="Arial" w:eastAsia="Arial" w:hAnsi="Arial" w:cs="Arial"/>
+          <w:rFonts w:asciiTheme="majorHAnsi" w:eastAsia="Arial" w:hAnsiTheme="majorHAnsi" w:cstheme="majorHAnsi"/>
           <w:lang w:val="es-ES"/>
         </w:rPr>
         <w:t>atos cualitativos</w:t>
       </w:r>
       <w:r>
         <w:rPr>
-          <w:rFonts w:ascii="Arial" w:eastAsia="Arial" w:hAnsi="Arial" w:cs="Arial"/>
+          <w:rFonts w:asciiTheme="majorHAnsi" w:eastAsia="Arial" w:hAnsiTheme="majorHAnsi" w:cstheme="majorHAnsi"/>
           <w:lang w:val="es-ES"/>
         </w:rPr>
         <w:t xml:space="preserve"> como </w:t>
       </w:r>
       <w:r>
         <w:rPr>
-          <w:rFonts w:ascii="Arial" w:eastAsia="Arial" w:hAnsi="Arial" w:cs="Arial"/>
+          <w:rFonts w:asciiTheme="majorHAnsi" w:eastAsia="Arial" w:hAnsiTheme="majorHAnsi" w:cstheme="majorHAnsi"/>
           <w:lang w:val="es-ES"/>
         </w:rPr>
         <w:t>notas de campo, entrevistas abiertas, artefactos.</w:t>
@@ -2695,20 +3686,20 @@
         </w:pBdr>
         <w:spacing w:after="0"/>
         <w:rPr>
-          <w:rFonts w:ascii="Arial" w:eastAsia="Arial" w:hAnsi="Arial" w:cs="Arial"/>
-          <w:lang w:val="es-ES"/>
-        </w:rPr>
-      </w:pPr>
-      <w:r>
-        <w:rPr>
-          <w:rFonts w:ascii="Arial" w:eastAsia="Arial" w:hAnsi="Arial" w:cs="Arial"/>
+          <w:rFonts w:asciiTheme="majorHAnsi" w:eastAsia="Arial" w:hAnsiTheme="majorHAnsi" w:cstheme="majorHAnsi"/>
+          <w:lang w:val="es-ES"/>
+        </w:rPr>
+      </w:pPr>
+      <w:r>
+        <w:rPr>
+          <w:rFonts w:asciiTheme="majorHAnsi" w:eastAsia="Arial" w:hAnsiTheme="majorHAnsi" w:cstheme="majorHAnsi"/>
           <w:lang w:val="es-ES"/>
         </w:rPr>
         <w:t>Posee una a</w:t>
       </w:r>
       <w:r>
         <w:rPr>
-          <w:rFonts w:ascii="Arial" w:eastAsia="Arial" w:hAnsi="Arial" w:cs="Arial"/>
+          <w:rFonts w:asciiTheme="majorHAnsi" w:eastAsia="Arial" w:hAnsiTheme="majorHAnsi" w:cstheme="majorHAnsi"/>
           <w:lang w:val="es-ES"/>
         </w:rPr>
         <w:t xml:space="preserve">lta </w:t>
@@ -2716,7 +3707,7 @@
       <w:proofErr w:type="gramStart"/>
       <w:r>
         <w:rPr>
-          <w:rFonts w:ascii="Arial" w:eastAsia="Arial" w:hAnsi="Arial" w:cs="Arial"/>
+          <w:rFonts w:asciiTheme="majorHAnsi" w:eastAsia="Arial" w:hAnsiTheme="majorHAnsi" w:cstheme="majorHAnsi"/>
           <w:lang w:val="es-ES"/>
         </w:rPr>
         <w:t>subjetividad</w:t>
@@ -2724,21 +3715,21 @@
       <w:proofErr w:type="gramEnd"/>
       <w:r>
         <w:rPr>
-          <w:rFonts w:ascii="Arial" w:eastAsia="Arial" w:hAnsi="Arial" w:cs="Arial"/>
+          <w:rFonts w:asciiTheme="majorHAnsi" w:eastAsia="Arial" w:hAnsiTheme="majorHAnsi" w:cstheme="majorHAnsi"/>
           <w:lang w:val="es-ES"/>
         </w:rPr>
         <w:t xml:space="preserve"> </w:t>
       </w:r>
       <w:r>
         <w:rPr>
-          <w:rFonts w:ascii="Arial" w:eastAsia="Arial" w:hAnsi="Arial" w:cs="Arial"/>
+          <w:rFonts w:asciiTheme="majorHAnsi" w:eastAsia="Arial" w:hAnsiTheme="majorHAnsi" w:cstheme="majorHAnsi"/>
           <w:lang w:val="es-ES"/>
         </w:rPr>
         <w:t>así como también</w:t>
       </w:r>
       <w:r>
         <w:rPr>
-          <w:rFonts w:ascii="Arial" w:eastAsia="Arial" w:hAnsi="Arial" w:cs="Arial"/>
+          <w:rFonts w:asciiTheme="majorHAnsi" w:eastAsia="Arial" w:hAnsiTheme="majorHAnsi" w:cstheme="majorHAnsi"/>
           <w:lang w:val="es-ES"/>
         </w:rPr>
         <w:t xml:space="preserve"> riesgo de sesgo del investigador.</w:t>
@@ -2760,27 +3751,27 @@
         </w:pBdr>
         <w:spacing w:after="0"/>
         <w:rPr>
-          <w:rFonts w:ascii="Arial" w:eastAsia="Arial" w:hAnsi="Arial" w:cs="Arial"/>
-          <w:lang w:val="es-ES"/>
-        </w:rPr>
-      </w:pPr>
-      <w:r>
-        <w:rPr>
-          <w:rFonts w:ascii="Arial" w:eastAsia="Arial" w:hAnsi="Arial" w:cs="Arial"/>
+          <w:rFonts w:asciiTheme="majorHAnsi" w:eastAsia="Arial" w:hAnsiTheme="majorHAnsi" w:cstheme="majorHAnsi"/>
+          <w:lang w:val="es-ES"/>
+        </w:rPr>
+      </w:pPr>
+      <w:r>
+        <w:rPr>
+          <w:rFonts w:asciiTheme="majorHAnsi" w:eastAsia="Arial" w:hAnsiTheme="majorHAnsi" w:cstheme="majorHAnsi"/>
           <w:lang w:val="es-ES"/>
         </w:rPr>
         <w:t>Tiene r</w:t>
       </w:r>
       <w:r>
         <w:rPr>
-          <w:rFonts w:ascii="Arial" w:eastAsia="Arial" w:hAnsi="Arial" w:cs="Arial"/>
+          <w:rFonts w:asciiTheme="majorHAnsi" w:eastAsia="Arial" w:hAnsiTheme="majorHAnsi" w:cstheme="majorHAnsi"/>
           <w:lang w:val="es-ES"/>
         </w:rPr>
         <w:t>esultados difícilmente generalizables</w:t>
       </w:r>
       <w:r>
         <w:rPr>
-          <w:rFonts w:ascii="Arial" w:eastAsia="Arial" w:hAnsi="Arial" w:cs="Arial"/>
+          <w:rFonts w:asciiTheme="majorHAnsi" w:eastAsia="Arial" w:hAnsiTheme="majorHAnsi" w:cstheme="majorHAnsi"/>
           <w:lang w:val="es-ES"/>
         </w:rPr>
         <w:t xml:space="preserve"> por ser datos obtenidos que son </w:t>
@@ -2788,7 +3779,7 @@
       <w:proofErr w:type="spellStart"/>
       <w:r>
         <w:rPr>
-          <w:rFonts w:ascii="Arial" w:eastAsia="Arial" w:hAnsi="Arial" w:cs="Arial"/>
+          <w:rFonts w:asciiTheme="majorHAnsi" w:eastAsia="Arial" w:hAnsiTheme="majorHAnsi" w:cstheme="majorHAnsi"/>
           <w:lang w:val="es-ES"/>
         </w:rPr>
         <w:t>unicos</w:t>
@@ -2796,14 +3787,14 @@
       <w:proofErr w:type="spellEnd"/>
       <w:r>
         <w:rPr>
-          <w:rFonts w:ascii="Arial" w:eastAsia="Arial" w:hAnsi="Arial" w:cs="Arial"/>
+          <w:rFonts w:asciiTheme="majorHAnsi" w:eastAsia="Arial" w:hAnsiTheme="majorHAnsi" w:cstheme="majorHAnsi"/>
           <w:lang w:val="es-ES"/>
         </w:rPr>
         <w:t xml:space="preserve"> en su contexto</w:t>
       </w:r>
       <w:r>
         <w:rPr>
-          <w:rFonts w:ascii="Arial" w:eastAsia="Arial" w:hAnsi="Arial" w:cs="Arial"/>
+          <w:rFonts w:asciiTheme="majorHAnsi" w:eastAsia="Arial" w:hAnsiTheme="majorHAnsi" w:cstheme="majorHAnsi"/>
           <w:lang w:val="es-ES"/>
         </w:rPr>
         <w:t>.</w:t>
@@ -2820,7 +3811,7 @@
         </w:pBdr>
         <w:spacing w:after="0"/>
         <w:rPr>
-          <w:rFonts w:ascii="Arial" w:eastAsia="Arial" w:hAnsi="Arial" w:cs="Arial"/>
+          <w:rFonts w:asciiTheme="majorHAnsi" w:eastAsia="Arial" w:hAnsiTheme="majorHAnsi" w:cstheme="majorHAnsi"/>
           <w:lang w:val="es-ES"/>
         </w:rPr>
       </w:pPr>
@@ -2829,19 +3820,22 @@
       <w:pPr>
         <w:pStyle w:val="Ttulo2"/>
         <w:rPr>
+          <w:rFonts w:asciiTheme="majorHAnsi" w:hAnsiTheme="majorHAnsi" w:cstheme="majorHAnsi"/>
           <w:color w:val="auto"/>
           <w:lang w:val="es-ES"/>
         </w:rPr>
       </w:pPr>
-      <w:bookmarkStart w:id="6" w:name="_Toc232337404"/>
-      <w:r>
-        <w:rPr>
+      <w:bookmarkStart w:id="12" w:name="_Toc232465610"/>
+      <w:r>
+        <w:rPr>
+          <w:rFonts w:asciiTheme="majorHAnsi" w:hAnsiTheme="majorHAnsi" w:cstheme="majorHAnsi"/>
           <w:color w:val="auto"/>
           <w:lang w:val="es-ES"/>
         </w:rPr>
+        <w:lastRenderedPageBreak/>
         <w:t>Simulación</w:t>
       </w:r>
-      <w:bookmarkEnd w:id="6"/>
+      <w:bookmarkEnd w:id="12"/>
     </w:p>
     <w:p>
       <w:pPr>
@@ -2854,58 +3848,16 @@
         </w:pBdr>
         <w:spacing w:after="0"/>
         <w:rPr>
-          <w:rFonts w:ascii="Arial" w:eastAsia="Arial" w:hAnsi="Arial" w:cs="Arial"/>
-          <w:lang w:val="es-ES"/>
-        </w:rPr>
-      </w:pPr>
-      <w:r>
-        <w:rPr>
-          <w:rFonts w:ascii="Arial" w:eastAsia="Arial" w:hAnsi="Arial" w:cs="Arial"/>
-          <w:lang w:val="es-ES"/>
-        </w:rPr>
-        <w:t>La simulación consiste en crear modelos computacionales que imitan el comportamiento de sistemas de software o procesos de desarrollo, para</w:t>
-      </w:r>
-      <w:r>
-        <w:rPr>
-          <w:rFonts w:ascii="Arial" w:eastAsia="Arial" w:hAnsi="Arial" w:cs="Arial"/>
-          <w:lang w:val="es-ES"/>
-        </w:rPr>
-        <w:t xml:space="preserve"> poder</w:t>
-      </w:r>
-      <w:r>
-        <w:rPr>
-          <w:rFonts w:ascii="Arial" w:eastAsia="Arial" w:hAnsi="Arial" w:cs="Arial"/>
-          <w:lang w:val="es-ES"/>
-        </w:rPr>
-        <w:t xml:space="preserve"> estudiar </w:t>
-      </w:r>
-      <w:r>
-        <w:rPr>
-          <w:rFonts w:ascii="Arial" w:eastAsia="Arial" w:hAnsi="Arial" w:cs="Arial"/>
-          <w:lang w:val="es-ES"/>
-        </w:rPr>
-        <w:t>el</w:t>
-      </w:r>
-      <w:r>
-        <w:rPr>
-          <w:rFonts w:ascii="Arial" w:eastAsia="Arial" w:hAnsi="Arial" w:cs="Arial"/>
-          <w:lang w:val="es-ES"/>
-        </w:rPr>
-        <w:t xml:space="preserve"> comportamiento bajo distintas condiciones sin necesidad de implementarlos en el mundo real</w:t>
-      </w:r>
-      <w:r>
-        <w:rPr>
-          <w:rFonts w:ascii="Arial" w:eastAsia="Arial" w:hAnsi="Arial" w:cs="Arial"/>
-          <w:lang w:val="es-ES"/>
-        </w:rPr>
-        <w:t xml:space="preserve"> y por lo tanto sin afecciones reales</w:t>
-      </w:r>
-      <w:r>
-        <w:rPr>
-          <w:rFonts w:ascii="Arial" w:eastAsia="Arial" w:hAnsi="Arial" w:cs="Arial"/>
-          <w:lang w:val="es-ES"/>
-        </w:rPr>
-        <w:t>. Es especialmente útil cuando los experimentos reales son costosos, peligrosos o imposibles.</w:t>
+          <w:rFonts w:asciiTheme="majorHAnsi" w:eastAsia="Arial" w:hAnsiTheme="majorHAnsi" w:cstheme="majorHAnsi"/>
+          <w:lang w:val="es-ES"/>
+        </w:rPr>
+      </w:pPr>
+      <w:r>
+        <w:rPr>
+          <w:rFonts w:asciiTheme="majorHAnsi" w:eastAsia="Arial" w:hAnsiTheme="majorHAnsi" w:cstheme="majorHAnsi"/>
+          <w:lang w:val="es-ES"/>
+        </w:rPr>
+        <w:t>La simulación consiste en crear modelos computacionales que imitan el comportamiento de sistemas de software o procesos de desarrollo, para poder estudiar el comportamiento bajo distintas condiciones sin necesidad de implementarlos en el mundo real y por lo tanto sin afecciones reales. Es especialmente útil cuando los experimentos reales son costosos, peligrosos o imposibles.</w:t>
       </w:r>
     </w:p>
     <w:p>
@@ -2919,7 +3871,7 @@
         </w:pBdr>
         <w:spacing w:after="0"/>
         <w:rPr>
-          <w:rFonts w:ascii="Arial" w:eastAsia="Arial" w:hAnsi="Arial" w:cs="Arial"/>
+          <w:rFonts w:asciiTheme="majorHAnsi" w:eastAsia="Arial" w:hAnsiTheme="majorHAnsi" w:cstheme="majorHAnsi"/>
           <w:lang w:val="es-ES"/>
         </w:rPr>
       </w:pPr>
@@ -2935,7 +3887,7 @@
         </w:pBdr>
         <w:spacing w:after="0"/>
         <w:rPr>
-          <w:rFonts w:ascii="Arial" w:eastAsia="Arial" w:hAnsi="Arial" w:cs="Arial"/>
+          <w:rFonts w:asciiTheme="majorHAnsi" w:eastAsia="Arial" w:hAnsiTheme="majorHAnsi" w:cstheme="majorHAnsi"/>
           <w:b/>
           <w:bCs/>
           <w:lang w:val="es-ES"/>
@@ -2943,7 +3895,7 @@
       </w:pPr>
       <w:r>
         <w:rPr>
-          <w:rFonts w:ascii="Arial" w:eastAsia="Arial" w:hAnsi="Arial" w:cs="Arial"/>
+          <w:rFonts w:asciiTheme="majorHAnsi" w:eastAsia="Arial" w:hAnsiTheme="majorHAnsi" w:cstheme="majorHAnsi"/>
           <w:b/>
           <w:bCs/>
           <w:lang w:val="es-ES"/>
@@ -2967,20 +3919,20 @@
         </w:pBdr>
         <w:spacing w:after="0"/>
         <w:rPr>
-          <w:rFonts w:ascii="Arial" w:eastAsia="Arial" w:hAnsi="Arial" w:cs="Arial"/>
-          <w:lang w:val="es-ES"/>
-        </w:rPr>
-      </w:pPr>
-      <w:r>
-        <w:rPr>
-          <w:rFonts w:ascii="Arial" w:eastAsia="Arial" w:hAnsi="Arial" w:cs="Arial"/>
+          <w:rFonts w:asciiTheme="majorHAnsi" w:eastAsia="Arial" w:hAnsiTheme="majorHAnsi" w:cstheme="majorHAnsi"/>
+          <w:lang w:val="es-ES"/>
+        </w:rPr>
+      </w:pPr>
+      <w:r>
+        <w:rPr>
+          <w:rFonts w:asciiTheme="majorHAnsi" w:eastAsia="Arial" w:hAnsiTheme="majorHAnsi" w:cstheme="majorHAnsi"/>
           <w:lang w:val="es-ES"/>
         </w:rPr>
         <w:t xml:space="preserve">Se requiere tiempo para su </w:t>
       </w:r>
       <w:r>
         <w:rPr>
-          <w:rFonts w:ascii="Arial" w:eastAsia="Arial" w:hAnsi="Arial" w:cs="Arial"/>
+          <w:rFonts w:asciiTheme="majorHAnsi" w:eastAsia="Arial" w:hAnsiTheme="majorHAnsi" w:cstheme="majorHAnsi"/>
           <w:lang w:val="es-ES"/>
         </w:rPr>
         <w:t>construcción y validación de un modelo formal del sistema</w:t>
@@ -3002,13 +3954,13 @@
         </w:pBdr>
         <w:spacing w:after="0"/>
         <w:rPr>
-          <w:rFonts w:ascii="Arial" w:eastAsia="Arial" w:hAnsi="Arial" w:cs="Arial"/>
-          <w:lang w:val="es-ES"/>
-        </w:rPr>
-      </w:pPr>
-      <w:r>
-        <w:rPr>
-          <w:rFonts w:ascii="Arial" w:eastAsia="Arial" w:hAnsi="Arial" w:cs="Arial"/>
+          <w:rFonts w:asciiTheme="majorHAnsi" w:eastAsia="Arial" w:hAnsiTheme="majorHAnsi" w:cstheme="majorHAnsi"/>
+          <w:lang w:val="es-ES"/>
+        </w:rPr>
+      </w:pPr>
+      <w:r>
+        <w:rPr>
+          <w:rFonts w:asciiTheme="majorHAnsi" w:eastAsia="Arial" w:hAnsiTheme="majorHAnsi" w:cstheme="majorHAnsi"/>
           <w:lang w:val="es-ES"/>
         </w:rPr>
         <w:t>Permite controlar y variar parámetros de forma precisa</w:t>
@@ -3030,20 +3982,20 @@
         </w:pBdr>
         <w:spacing w:after="0"/>
         <w:rPr>
-          <w:rFonts w:ascii="Arial" w:eastAsia="Arial" w:hAnsi="Arial" w:cs="Arial"/>
-          <w:lang w:val="es-ES"/>
-        </w:rPr>
-      </w:pPr>
-      <w:r>
-        <w:rPr>
-          <w:rFonts w:ascii="Arial" w:eastAsia="Arial" w:hAnsi="Arial" w:cs="Arial"/>
+          <w:rFonts w:asciiTheme="majorHAnsi" w:eastAsia="Arial" w:hAnsiTheme="majorHAnsi" w:cstheme="majorHAnsi"/>
+          <w:lang w:val="es-ES"/>
+        </w:rPr>
+      </w:pPr>
+      <w:r>
+        <w:rPr>
+          <w:rFonts w:asciiTheme="majorHAnsi" w:eastAsia="Arial" w:hAnsiTheme="majorHAnsi" w:cstheme="majorHAnsi"/>
           <w:lang w:val="es-ES"/>
         </w:rPr>
         <w:t>Tiene una a</w:t>
       </w:r>
       <w:r>
         <w:rPr>
-          <w:rFonts w:ascii="Arial" w:eastAsia="Arial" w:hAnsi="Arial" w:cs="Arial"/>
+          <w:rFonts w:asciiTheme="majorHAnsi" w:eastAsia="Arial" w:hAnsiTheme="majorHAnsi" w:cstheme="majorHAnsi"/>
           <w:lang w:val="es-ES"/>
         </w:rPr>
         <w:t>lta replicabilidad y escalabilidad</w:t>
@@ -3065,41 +4017,41 @@
         </w:pBdr>
         <w:spacing w:after="0"/>
         <w:rPr>
-          <w:rFonts w:ascii="Arial" w:eastAsia="Arial" w:hAnsi="Arial" w:cs="Arial"/>
-          <w:lang w:val="es-ES"/>
-        </w:rPr>
-      </w:pPr>
-      <w:r>
-        <w:rPr>
-          <w:rFonts w:ascii="Arial" w:eastAsia="Arial" w:hAnsi="Arial" w:cs="Arial"/>
+          <w:rFonts w:asciiTheme="majorHAnsi" w:eastAsia="Arial" w:hAnsiTheme="majorHAnsi" w:cstheme="majorHAnsi"/>
+          <w:lang w:val="es-ES"/>
+        </w:rPr>
+      </w:pPr>
+      <w:r>
+        <w:rPr>
+          <w:rFonts w:asciiTheme="majorHAnsi" w:eastAsia="Arial" w:hAnsiTheme="majorHAnsi" w:cstheme="majorHAnsi"/>
           <w:lang w:val="es-ES"/>
         </w:rPr>
         <w:t xml:space="preserve">Los resultados </w:t>
       </w:r>
       <w:r>
         <w:rPr>
-          <w:rFonts w:ascii="Arial" w:eastAsia="Arial" w:hAnsi="Arial" w:cs="Arial"/>
+          <w:rFonts w:asciiTheme="majorHAnsi" w:eastAsia="Arial" w:hAnsiTheme="majorHAnsi" w:cstheme="majorHAnsi"/>
           <w:lang w:val="es-ES"/>
         </w:rPr>
         <w:t>tienen el mismo nivel de validez co</w:t>
       </w:r>
       <w:r>
         <w:rPr>
-          <w:rFonts w:ascii="Arial" w:eastAsia="Arial" w:hAnsi="Arial" w:cs="Arial"/>
+          <w:rFonts w:asciiTheme="majorHAnsi" w:eastAsia="Arial" w:hAnsiTheme="majorHAnsi" w:cstheme="majorHAnsi"/>
           <w:lang w:val="es-ES"/>
         </w:rPr>
         <w:t>mo el modelo que lo</w:t>
       </w:r>
       <w:r>
         <w:rPr>
-          <w:rFonts w:ascii="Arial" w:eastAsia="Arial" w:hAnsi="Arial" w:cs="Arial"/>
+          <w:rFonts w:asciiTheme="majorHAnsi" w:eastAsia="Arial" w:hAnsiTheme="majorHAnsi" w:cstheme="majorHAnsi"/>
           <w:lang w:val="es-ES"/>
         </w:rPr>
         <w:t>s</w:t>
       </w:r>
       <w:r>
         <w:rPr>
-          <w:rFonts w:ascii="Arial" w:eastAsia="Arial" w:hAnsi="Arial" w:cs="Arial"/>
+          <w:rFonts w:asciiTheme="majorHAnsi" w:eastAsia="Arial" w:hAnsiTheme="majorHAnsi" w:cstheme="majorHAnsi"/>
           <w:lang w:val="es-ES"/>
         </w:rPr>
         <w:t xml:space="preserve"> sustenta</w:t>
@@ -3121,13 +4073,13 @@
         </w:pBdr>
         <w:spacing w:after="0"/>
         <w:rPr>
-          <w:rFonts w:ascii="Arial" w:eastAsia="Arial" w:hAnsi="Arial" w:cs="Arial"/>
-          <w:lang w:val="es-ES"/>
-        </w:rPr>
-      </w:pPr>
-      <w:r>
-        <w:rPr>
-          <w:rFonts w:ascii="Arial" w:eastAsia="Arial" w:hAnsi="Arial" w:cs="Arial"/>
+          <w:rFonts w:asciiTheme="majorHAnsi" w:eastAsia="Arial" w:hAnsiTheme="majorHAnsi" w:cstheme="majorHAnsi"/>
+          <w:lang w:val="es-ES"/>
+        </w:rPr>
+      </w:pPr>
+      <w:r>
+        <w:rPr>
+          <w:rFonts w:asciiTheme="majorHAnsi" w:eastAsia="Arial" w:hAnsiTheme="majorHAnsi" w:cstheme="majorHAnsi"/>
           <w:lang w:val="es-ES"/>
         </w:rPr>
         <w:t>Puede generar grandes volúmenes de datos experimentales</w:t>
@@ -3144,7 +4096,7 @@
         </w:pBdr>
         <w:spacing w:after="0"/>
         <w:rPr>
-          <w:rFonts w:ascii="Arial" w:eastAsia="Arial" w:hAnsi="Arial" w:cs="Arial"/>
+          <w:rFonts w:asciiTheme="majorHAnsi" w:eastAsia="Arial" w:hAnsiTheme="majorHAnsi" w:cstheme="majorHAnsi"/>
           <w:lang w:val="es-ES"/>
         </w:rPr>
       </w:pPr>
@@ -3153,23 +4105,25 @@
       <w:pPr>
         <w:pStyle w:val="Ttulo2"/>
         <w:rPr>
+          <w:rFonts w:asciiTheme="majorHAnsi" w:hAnsiTheme="majorHAnsi" w:cstheme="majorHAnsi"/>
           <w:color w:val="auto"/>
           <w:lang w:val="es-ES"/>
         </w:rPr>
       </w:pPr>
-      <w:bookmarkStart w:id="7" w:name="_Toc232337405"/>
+      <w:bookmarkStart w:id="13" w:name="_Toc232465611"/>
       <w:proofErr w:type="spellStart"/>
       <w:r>
         <w:rPr>
+          <w:rFonts w:asciiTheme="majorHAnsi" w:hAnsiTheme="majorHAnsi" w:cstheme="majorHAnsi"/>
           <w:color w:val="auto"/>
           <w:lang w:val="es-ES"/>
         </w:rPr>
-        <w:lastRenderedPageBreak/>
         <w:t>Investigacion</w:t>
       </w:r>
       <w:proofErr w:type="spellEnd"/>
       <w:r>
         <w:rPr>
+          <w:rFonts w:asciiTheme="majorHAnsi" w:hAnsiTheme="majorHAnsi" w:cstheme="majorHAnsi"/>
           <w:color w:val="auto"/>
           <w:lang w:val="es-ES"/>
         </w:rPr>
@@ -3178,6 +4132,7 @@
       <w:proofErr w:type="spellStart"/>
       <w:r>
         <w:rPr>
+          <w:rFonts w:asciiTheme="majorHAnsi" w:hAnsiTheme="majorHAnsi" w:cstheme="majorHAnsi"/>
           <w:color w:val="auto"/>
           <w:lang w:val="es-ES"/>
         </w:rPr>
@@ -3186,12 +4141,13 @@
       <w:proofErr w:type="spellEnd"/>
       <w:r>
         <w:rPr>
+          <w:rFonts w:asciiTheme="majorHAnsi" w:hAnsiTheme="majorHAnsi" w:cstheme="majorHAnsi"/>
           <w:color w:val="auto"/>
           <w:lang w:val="es-ES"/>
         </w:rPr>
         <w:t>)</w:t>
       </w:r>
-      <w:bookmarkEnd w:id="7"/>
+      <w:bookmarkEnd w:id="13"/>
     </w:p>
     <w:p>
       <w:pPr>
@@ -3204,13 +4160,13 @@
         </w:pBdr>
         <w:spacing w:after="0"/>
         <w:rPr>
-          <w:rFonts w:ascii="Arial" w:eastAsia="Arial" w:hAnsi="Arial" w:cs="Arial"/>
-          <w:lang w:val="es-ES"/>
-        </w:rPr>
-      </w:pPr>
-      <w:r>
-        <w:rPr>
-          <w:rFonts w:ascii="Arial" w:eastAsia="Arial" w:hAnsi="Arial" w:cs="Arial"/>
+          <w:rFonts w:asciiTheme="majorHAnsi" w:eastAsia="Arial" w:hAnsiTheme="majorHAnsi" w:cstheme="majorHAnsi"/>
+          <w:lang w:val="es-ES"/>
+        </w:rPr>
+      </w:pPr>
+      <w:r>
+        <w:rPr>
+          <w:rFonts w:asciiTheme="majorHAnsi" w:eastAsia="Arial" w:hAnsiTheme="majorHAnsi" w:cstheme="majorHAnsi"/>
           <w:lang w:val="es-ES"/>
         </w:rPr>
         <w:t xml:space="preserve">El </w:t>
@@ -3218,7 +4174,7 @@
       <w:proofErr w:type="spellStart"/>
       <w:r>
         <w:rPr>
-          <w:rFonts w:ascii="Arial" w:eastAsia="Arial" w:hAnsi="Arial" w:cs="Arial"/>
+          <w:rFonts w:asciiTheme="majorHAnsi" w:eastAsia="Arial" w:hAnsiTheme="majorHAnsi" w:cstheme="majorHAnsi"/>
           <w:lang w:val="es-ES"/>
         </w:rPr>
         <w:t>Action</w:t>
@@ -3226,7 +4182,7 @@
       <w:proofErr w:type="spellEnd"/>
       <w:r>
         <w:rPr>
-          <w:rFonts w:ascii="Arial" w:eastAsia="Arial" w:hAnsi="Arial" w:cs="Arial"/>
+          <w:rFonts w:asciiTheme="majorHAnsi" w:eastAsia="Arial" w:hAnsiTheme="majorHAnsi" w:cstheme="majorHAnsi"/>
           <w:lang w:val="es-ES"/>
         </w:rPr>
         <w:t xml:space="preserve"> </w:t>
@@ -3234,7 +4190,7 @@
       <w:proofErr w:type="spellStart"/>
       <w:r>
         <w:rPr>
-          <w:rFonts w:ascii="Arial" w:eastAsia="Arial" w:hAnsi="Arial" w:cs="Arial"/>
+          <w:rFonts w:asciiTheme="majorHAnsi" w:eastAsia="Arial" w:hAnsiTheme="majorHAnsi" w:cstheme="majorHAnsi"/>
           <w:lang w:val="es-ES"/>
         </w:rPr>
         <w:t>Research</w:t>
@@ -3242,24 +4198,10 @@
       <w:proofErr w:type="spellEnd"/>
       <w:r>
         <w:rPr>
-          <w:rFonts w:ascii="Arial" w:eastAsia="Arial" w:hAnsi="Arial" w:cs="Arial"/>
-          <w:lang w:val="es-ES"/>
-        </w:rPr>
-        <w:t xml:space="preserve"> es un método colaborativo en el que el investigador participa activamente en la resolución de un problema real junto con los profesionales </w:t>
-      </w:r>
-      <w:r>
-        <w:rPr>
-          <w:rFonts w:ascii="Arial" w:eastAsia="Arial" w:hAnsi="Arial" w:cs="Arial"/>
-          <w:lang w:val="es-ES"/>
-        </w:rPr>
-        <w:t xml:space="preserve">que pueden estar </w:t>
-      </w:r>
-      <w:r>
-        <w:rPr>
-          <w:rFonts w:ascii="Arial" w:eastAsia="Arial" w:hAnsi="Arial" w:cs="Arial"/>
-          <w:lang w:val="es-ES"/>
-        </w:rPr>
-        <w:t>involucrados, generando conocimiento científico mientras mejora la práctica</w:t>
+          <w:rFonts w:asciiTheme="majorHAnsi" w:eastAsia="Arial" w:hAnsiTheme="majorHAnsi" w:cstheme="majorHAnsi"/>
+          <w:lang w:val="es-ES"/>
+        </w:rPr>
+        <w:t xml:space="preserve"> es un método colaborativo en el que el investigador participa activamente en la resolución de un problema real junto con los profesionales que pueden estar involucrados, generando conocimiento científico mientras mejora la práctica</w:t>
       </w:r>
     </w:p>
     <w:p>
@@ -3273,7 +4215,7 @@
         </w:pBdr>
         <w:spacing w:after="0"/>
         <w:rPr>
-          <w:rFonts w:ascii="Arial" w:eastAsia="Arial" w:hAnsi="Arial" w:cs="Arial"/>
+          <w:rFonts w:asciiTheme="majorHAnsi" w:eastAsia="Arial" w:hAnsiTheme="majorHAnsi" w:cstheme="majorHAnsi"/>
           <w:lang w:val="es-ES"/>
         </w:rPr>
       </w:pPr>
@@ -3289,7 +4231,7 @@
         </w:pBdr>
         <w:spacing w:after="0"/>
         <w:rPr>
-          <w:rFonts w:ascii="Arial" w:eastAsia="Arial" w:hAnsi="Arial" w:cs="Arial"/>
+          <w:rFonts w:asciiTheme="majorHAnsi" w:eastAsia="Arial" w:hAnsiTheme="majorHAnsi" w:cstheme="majorHAnsi"/>
           <w:b/>
           <w:bCs/>
           <w:lang w:val="es-ES"/>
@@ -3297,7 +4239,7 @@
       </w:pPr>
       <w:r>
         <w:rPr>
-          <w:rFonts w:ascii="Arial" w:eastAsia="Arial" w:hAnsi="Arial" w:cs="Arial"/>
+          <w:rFonts w:asciiTheme="majorHAnsi" w:eastAsia="Arial" w:hAnsiTheme="majorHAnsi" w:cstheme="majorHAnsi"/>
           <w:b/>
           <w:bCs/>
           <w:lang w:val="es-ES"/>
@@ -3321,34 +4263,34 @@
         </w:pBdr>
         <w:spacing w:after="0"/>
         <w:rPr>
-          <w:rFonts w:ascii="Arial" w:eastAsia="Arial" w:hAnsi="Arial" w:cs="Arial"/>
-          <w:lang w:val="es-ES"/>
-        </w:rPr>
-      </w:pPr>
-      <w:r>
-        <w:rPr>
-          <w:rFonts w:ascii="Arial" w:eastAsia="Arial" w:hAnsi="Arial" w:cs="Arial"/>
+          <w:rFonts w:asciiTheme="majorHAnsi" w:eastAsia="Arial" w:hAnsiTheme="majorHAnsi" w:cstheme="majorHAnsi"/>
+          <w:lang w:val="es-ES"/>
+        </w:rPr>
+      </w:pPr>
+      <w:r>
+        <w:rPr>
+          <w:rFonts w:asciiTheme="majorHAnsi" w:eastAsia="Arial" w:hAnsiTheme="majorHAnsi" w:cstheme="majorHAnsi"/>
           <w:lang w:val="es-ES"/>
         </w:rPr>
         <w:t>El i</w:t>
       </w:r>
       <w:r>
         <w:rPr>
-          <w:rFonts w:ascii="Arial" w:eastAsia="Arial" w:hAnsi="Arial" w:cs="Arial"/>
+          <w:rFonts w:asciiTheme="majorHAnsi" w:eastAsia="Arial" w:hAnsiTheme="majorHAnsi" w:cstheme="majorHAnsi"/>
           <w:lang w:val="es-ES"/>
         </w:rPr>
         <w:t>nvestigador</w:t>
       </w:r>
       <w:r>
         <w:rPr>
-          <w:rFonts w:ascii="Arial" w:eastAsia="Arial" w:hAnsi="Arial" w:cs="Arial"/>
+          <w:rFonts w:asciiTheme="majorHAnsi" w:eastAsia="Arial" w:hAnsiTheme="majorHAnsi" w:cstheme="majorHAnsi"/>
           <w:lang w:val="es-ES"/>
         </w:rPr>
         <w:t xml:space="preserve"> participa como un </w:t>
       </w:r>
       <w:r>
         <w:rPr>
-          <w:rFonts w:ascii="Arial" w:eastAsia="Arial" w:hAnsi="Arial" w:cs="Arial"/>
+          <w:rFonts w:asciiTheme="majorHAnsi" w:eastAsia="Arial" w:hAnsiTheme="majorHAnsi" w:cstheme="majorHAnsi"/>
           <w:lang w:val="es-ES"/>
         </w:rPr>
         <w:t>agente de cambio dentro de la organización</w:t>
@@ -3370,34 +4312,34 @@
         </w:pBdr>
         <w:spacing w:after="0"/>
         <w:rPr>
-          <w:rFonts w:ascii="Arial" w:eastAsia="Arial" w:hAnsi="Arial" w:cs="Arial"/>
-          <w:lang w:val="es-ES"/>
-        </w:rPr>
-      </w:pPr>
-      <w:r>
-        <w:rPr>
-          <w:rFonts w:ascii="Arial" w:eastAsia="Arial" w:hAnsi="Arial" w:cs="Arial"/>
+          <w:rFonts w:asciiTheme="majorHAnsi" w:eastAsia="Arial" w:hAnsiTheme="majorHAnsi" w:cstheme="majorHAnsi"/>
+          <w:lang w:val="es-ES"/>
+        </w:rPr>
+      </w:pPr>
+      <w:r>
+        <w:rPr>
+          <w:rFonts w:asciiTheme="majorHAnsi" w:eastAsia="Arial" w:hAnsiTheme="majorHAnsi" w:cstheme="majorHAnsi"/>
           <w:lang w:val="es-ES"/>
         </w:rPr>
         <w:t>Tiene varios c</w:t>
       </w:r>
       <w:r>
         <w:rPr>
-          <w:rFonts w:ascii="Arial" w:eastAsia="Arial" w:hAnsi="Arial" w:cs="Arial"/>
+          <w:rFonts w:asciiTheme="majorHAnsi" w:eastAsia="Arial" w:hAnsiTheme="majorHAnsi" w:cstheme="majorHAnsi"/>
           <w:lang w:val="es-ES"/>
         </w:rPr>
         <w:t xml:space="preserve">iclos </w:t>
       </w:r>
       <w:r>
         <w:rPr>
-          <w:rFonts w:ascii="Arial" w:eastAsia="Arial" w:hAnsi="Arial" w:cs="Arial"/>
+          <w:rFonts w:asciiTheme="majorHAnsi" w:eastAsia="Arial" w:hAnsiTheme="majorHAnsi" w:cstheme="majorHAnsi"/>
           <w:lang w:val="es-ES"/>
         </w:rPr>
         <w:t>repetitivos</w:t>
       </w:r>
       <w:r>
         <w:rPr>
-          <w:rFonts w:ascii="Arial" w:eastAsia="Arial" w:hAnsi="Arial" w:cs="Arial"/>
+          <w:rFonts w:asciiTheme="majorHAnsi" w:eastAsia="Arial" w:hAnsiTheme="majorHAnsi" w:cstheme="majorHAnsi"/>
           <w:lang w:val="es-ES"/>
         </w:rPr>
         <w:t xml:space="preserve"> de intervención y reflexión</w:t>
@@ -3419,34 +4361,34 @@
         </w:pBdr>
         <w:spacing w:after="0"/>
         <w:rPr>
-          <w:rFonts w:ascii="Arial" w:eastAsia="Arial" w:hAnsi="Arial" w:cs="Arial"/>
-          <w:lang w:val="es-ES"/>
-        </w:rPr>
-      </w:pPr>
-      <w:r>
-        <w:rPr>
-          <w:rFonts w:ascii="Arial" w:eastAsia="Arial" w:hAnsi="Arial" w:cs="Arial"/>
+          <w:rFonts w:asciiTheme="majorHAnsi" w:eastAsia="Arial" w:hAnsiTheme="majorHAnsi" w:cstheme="majorHAnsi"/>
+          <w:lang w:val="es-ES"/>
+        </w:rPr>
+      </w:pPr>
+      <w:r>
+        <w:rPr>
+          <w:rFonts w:asciiTheme="majorHAnsi" w:eastAsia="Arial" w:hAnsiTheme="majorHAnsi" w:cstheme="majorHAnsi"/>
           <w:lang w:val="es-ES"/>
         </w:rPr>
         <w:t>Tienen d</w:t>
       </w:r>
       <w:r>
         <w:rPr>
-          <w:rFonts w:ascii="Arial" w:eastAsia="Arial" w:hAnsi="Arial" w:cs="Arial"/>
+          <w:rFonts w:asciiTheme="majorHAnsi" w:eastAsia="Arial" w:hAnsiTheme="majorHAnsi" w:cstheme="majorHAnsi"/>
           <w:lang w:val="es-ES"/>
         </w:rPr>
         <w:t>atos mixtos</w:t>
       </w:r>
       <w:r>
         <w:rPr>
-          <w:rFonts w:ascii="Arial" w:eastAsia="Arial" w:hAnsi="Arial" w:cs="Arial"/>
+          <w:rFonts w:asciiTheme="majorHAnsi" w:eastAsia="Arial" w:hAnsiTheme="majorHAnsi" w:cstheme="majorHAnsi"/>
           <w:lang w:val="es-ES"/>
         </w:rPr>
         <w:t xml:space="preserve"> entre</w:t>
       </w:r>
       <w:r>
         <w:rPr>
-          <w:rFonts w:ascii="Arial" w:eastAsia="Arial" w:hAnsi="Arial" w:cs="Arial"/>
+          <w:rFonts w:asciiTheme="majorHAnsi" w:eastAsia="Arial" w:hAnsiTheme="majorHAnsi" w:cstheme="majorHAnsi"/>
           <w:lang w:val="es-ES"/>
         </w:rPr>
         <w:t xml:space="preserve"> cualitativos y cuantitativos</w:t>
@@ -3468,20 +4410,20 @@
         </w:pBdr>
         <w:spacing w:after="0"/>
         <w:rPr>
-          <w:rFonts w:ascii="Arial" w:eastAsia="Arial" w:hAnsi="Arial" w:cs="Arial"/>
-          <w:lang w:val="es-ES"/>
-        </w:rPr>
-      </w:pPr>
-      <w:r>
-        <w:rPr>
-          <w:rFonts w:ascii="Arial" w:eastAsia="Arial" w:hAnsi="Arial" w:cs="Arial"/>
+          <w:rFonts w:asciiTheme="majorHAnsi" w:eastAsia="Arial" w:hAnsiTheme="majorHAnsi" w:cstheme="majorHAnsi"/>
+          <w:lang w:val="es-ES"/>
+        </w:rPr>
+      </w:pPr>
+      <w:r>
+        <w:rPr>
+          <w:rFonts w:asciiTheme="majorHAnsi" w:eastAsia="Arial" w:hAnsiTheme="majorHAnsi" w:cstheme="majorHAnsi"/>
           <w:lang w:val="es-ES"/>
         </w:rPr>
         <w:t>Tiene un alto</w:t>
       </w:r>
       <w:r>
         <w:rPr>
-          <w:rFonts w:ascii="Arial" w:eastAsia="Arial" w:hAnsi="Arial" w:cs="Arial"/>
+          <w:rFonts w:asciiTheme="majorHAnsi" w:eastAsia="Arial" w:hAnsiTheme="majorHAnsi" w:cstheme="majorHAnsi"/>
           <w:lang w:val="es-ES"/>
         </w:rPr>
         <w:t xml:space="preserve"> riesgo de sesgo por la implicación del investigador</w:t>
@@ -3503,34 +4445,34 @@
         </w:pBdr>
         <w:spacing w:after="0"/>
         <w:rPr>
-          <w:rFonts w:ascii="Arial" w:eastAsia="Arial" w:hAnsi="Arial" w:cs="Arial"/>
-          <w:lang w:val="es-ES"/>
-        </w:rPr>
-      </w:pPr>
-      <w:r>
-        <w:rPr>
-          <w:rFonts w:ascii="Arial" w:eastAsia="Arial" w:hAnsi="Arial" w:cs="Arial"/>
+          <w:rFonts w:asciiTheme="majorHAnsi" w:eastAsia="Arial" w:hAnsiTheme="majorHAnsi" w:cstheme="majorHAnsi"/>
+          <w:lang w:val="es-ES"/>
+        </w:rPr>
+      </w:pPr>
+      <w:r>
+        <w:rPr>
+          <w:rFonts w:asciiTheme="majorHAnsi" w:eastAsia="Arial" w:hAnsiTheme="majorHAnsi" w:cstheme="majorHAnsi"/>
           <w:lang w:val="es-ES"/>
         </w:rPr>
         <w:t xml:space="preserve">Está enfocado </w:t>
       </w:r>
       <w:r>
         <w:rPr>
-          <w:rFonts w:ascii="Arial" w:eastAsia="Arial" w:hAnsi="Arial" w:cs="Arial"/>
+          <w:rFonts w:asciiTheme="majorHAnsi" w:eastAsia="Arial" w:hAnsiTheme="majorHAnsi" w:cstheme="majorHAnsi"/>
           <w:lang w:val="es-ES"/>
         </w:rPr>
         <w:t>en contextos</w:t>
       </w:r>
       <w:r>
         <w:rPr>
-          <w:rFonts w:ascii="Arial" w:eastAsia="Arial" w:hAnsi="Arial" w:cs="Arial"/>
+          <w:rFonts w:asciiTheme="majorHAnsi" w:eastAsia="Arial" w:hAnsiTheme="majorHAnsi" w:cstheme="majorHAnsi"/>
           <w:lang w:val="es-ES"/>
         </w:rPr>
         <w:t xml:space="preserve"> muy específicos con </w:t>
       </w:r>
       <w:r>
         <w:rPr>
-          <w:rFonts w:ascii="Arial" w:eastAsia="Arial" w:hAnsi="Arial" w:cs="Arial"/>
+          <w:rFonts w:asciiTheme="majorHAnsi" w:eastAsia="Arial" w:hAnsiTheme="majorHAnsi" w:cstheme="majorHAnsi"/>
           <w:lang w:val="es-ES"/>
         </w:rPr>
         <w:t>baja generalización</w:t>
@@ -3552,48 +4494,48 @@
         </w:pBdr>
         <w:spacing w:after="0"/>
         <w:rPr>
-          <w:rFonts w:ascii="Arial" w:eastAsia="Arial" w:hAnsi="Arial" w:cs="Arial"/>
-          <w:lang w:val="es-ES"/>
-        </w:rPr>
-      </w:pPr>
-      <w:r>
-        <w:rPr>
-          <w:rFonts w:ascii="Arial" w:eastAsia="Arial" w:hAnsi="Arial" w:cs="Arial"/>
+          <w:rFonts w:asciiTheme="majorHAnsi" w:eastAsia="Arial" w:hAnsiTheme="majorHAnsi" w:cstheme="majorHAnsi"/>
+          <w:lang w:val="es-ES"/>
+        </w:rPr>
+      </w:pPr>
+      <w:r>
+        <w:rPr>
+          <w:rFonts w:asciiTheme="majorHAnsi" w:eastAsia="Arial" w:hAnsiTheme="majorHAnsi" w:cstheme="majorHAnsi"/>
           <w:lang w:val="es-ES"/>
         </w:rPr>
         <w:t>Este método g</w:t>
       </w:r>
       <w:r>
         <w:rPr>
-          <w:rFonts w:ascii="Arial" w:eastAsia="Arial" w:hAnsi="Arial" w:cs="Arial"/>
+          <w:rFonts w:asciiTheme="majorHAnsi" w:eastAsia="Arial" w:hAnsiTheme="majorHAnsi" w:cstheme="majorHAnsi"/>
           <w:lang w:val="es-ES"/>
         </w:rPr>
         <w:t xml:space="preserve">enera conocimiento </w:t>
       </w:r>
       <w:r>
         <w:rPr>
-          <w:rFonts w:ascii="Arial" w:eastAsia="Arial" w:hAnsi="Arial" w:cs="Arial"/>
+          <w:rFonts w:asciiTheme="majorHAnsi" w:eastAsia="Arial" w:hAnsiTheme="majorHAnsi" w:cstheme="majorHAnsi"/>
           <w:lang w:val="es-ES"/>
         </w:rPr>
         <w:t xml:space="preserve">tanto </w:t>
       </w:r>
       <w:r>
         <w:rPr>
-          <w:rFonts w:ascii="Arial" w:eastAsia="Arial" w:hAnsi="Arial" w:cs="Arial"/>
+          <w:rFonts w:asciiTheme="majorHAnsi" w:eastAsia="Arial" w:hAnsiTheme="majorHAnsi" w:cstheme="majorHAnsi"/>
           <w:lang w:val="es-ES"/>
         </w:rPr>
         <w:t xml:space="preserve">práctico </w:t>
       </w:r>
       <w:r>
         <w:rPr>
-          <w:rFonts w:ascii="Arial" w:eastAsia="Arial" w:hAnsi="Arial" w:cs="Arial"/>
+          <w:rFonts w:asciiTheme="majorHAnsi" w:eastAsia="Arial" w:hAnsiTheme="majorHAnsi" w:cstheme="majorHAnsi"/>
           <w:lang w:val="es-ES"/>
         </w:rPr>
         <w:t xml:space="preserve">como </w:t>
       </w:r>
       <w:r>
         <w:rPr>
-          <w:rFonts w:ascii="Arial" w:eastAsia="Arial" w:hAnsi="Arial" w:cs="Arial"/>
+          <w:rFonts w:asciiTheme="majorHAnsi" w:eastAsia="Arial" w:hAnsiTheme="majorHAnsi" w:cstheme="majorHAnsi"/>
           <w:lang w:val="es-ES"/>
         </w:rPr>
         <w:t>teórico simultáneamente</w:t>
@@ -3610,7 +4552,7 @@
         </w:pBdr>
         <w:spacing w:after="0"/>
         <w:rPr>
-          <w:rFonts w:ascii="Arial" w:eastAsia="Arial" w:hAnsi="Arial" w:cs="Arial"/>
+          <w:rFonts w:asciiTheme="majorHAnsi" w:eastAsia="Arial" w:hAnsiTheme="majorHAnsi" w:cstheme="majorHAnsi"/>
           <w:lang w:val="es-ES"/>
         </w:rPr>
       </w:pPr>
@@ -3620,15 +4562,17 @@
         <w:pStyle w:val="Ttulo1"/>
         <w:spacing w:before="280" w:after="120"/>
         <w:rPr>
+          <w:rFonts w:asciiTheme="majorHAnsi" w:hAnsiTheme="majorHAnsi" w:cstheme="majorHAnsi"/>
           <w:color w:val="000000"/>
           <w:sz w:val="36"/>
           <w:szCs w:val="36"/>
           <w:lang w:val="es-ES"/>
         </w:rPr>
       </w:pPr>
-      <w:bookmarkStart w:id="8" w:name="_Toc232337406"/>
-      <w:r>
-        <w:rPr>
+      <w:bookmarkStart w:id="14" w:name="_Toc232465612"/>
+      <w:r>
+        <w:rPr>
+          <w:rFonts w:asciiTheme="majorHAnsi" w:hAnsiTheme="majorHAnsi" w:cstheme="majorHAnsi"/>
           <w:color w:val="000000"/>
           <w:sz w:val="36"/>
           <w:szCs w:val="36"/>
@@ -3636,7 +4580,7 @@
         </w:rPr>
         <w:t>Tabla Comparativa</w:t>
       </w:r>
-      <w:bookmarkEnd w:id="8"/>
+      <w:bookmarkEnd w:id="14"/>
     </w:p>
     <w:tbl>
       <w:tblPr>
@@ -3656,21 +4600,15 @@
         <w:tblLook w:val="04A0" w:firstRow="1" w:lastRow="0" w:firstColumn="1" w:lastColumn="0" w:noHBand="0" w:noVBand="1"/>
       </w:tblPr>
       <w:tblGrid>
-        <w:gridCol w:w="1539"/>
-        <w:gridCol w:w="1250"/>
-        <w:gridCol w:w="1602"/>
-        <w:gridCol w:w="1185"/>
-        <w:gridCol w:w="1466"/>
-        <w:gridCol w:w="1293"/>
-        <w:gridCol w:w="1015"/>
+        <w:gridCol w:w="1677"/>
+        <w:gridCol w:w="1133"/>
+        <w:gridCol w:w="1599"/>
+        <w:gridCol w:w="1183"/>
+        <w:gridCol w:w="1458"/>
+        <w:gridCol w:w="1292"/>
+        <w:gridCol w:w="1008"/>
       </w:tblGrid>
       <w:tr>
-        <w:tblPrEx>
-          <w:tblCellMar>
-            <w:top w:w="0" w:type="dxa"/>
-            <w:bottom w:w="0" w:type="dxa"/>
-          </w:tblCellMar>
-        </w:tblPrEx>
         <w:tc>
           <w:tcPr>
             <w:tcW w:w="1838" w:type="dxa"/>
@@ -3693,6 +4631,7 @@
             <w:pPr>
               <w:jc w:val="center"/>
               <w:rPr>
+                <w:rFonts w:asciiTheme="majorHAnsi" w:hAnsiTheme="majorHAnsi" w:cstheme="majorHAnsi"/>
                 <w:sz w:val="16"/>
                 <w:szCs w:val="16"/>
               </w:rPr>
@@ -3700,7 +4639,7 @@
             <w:proofErr w:type="spellStart"/>
             <w:r>
               <w:rPr>
-                <w:rFonts w:ascii="Arial" w:eastAsia="Arial" w:hAnsi="Arial" w:cs="Arial"/>
+                <w:rFonts w:asciiTheme="majorHAnsi" w:eastAsia="Arial" w:hAnsiTheme="majorHAnsi" w:cstheme="majorHAnsi"/>
                 <w:b/>
                 <w:bCs/>
                 <w:color w:val="FFFFFF"/>
@@ -3734,6 +4673,7 @@
             <w:pPr>
               <w:jc w:val="center"/>
               <w:rPr>
+                <w:rFonts w:asciiTheme="majorHAnsi" w:hAnsiTheme="majorHAnsi" w:cstheme="majorHAnsi"/>
                 <w:sz w:val="16"/>
                 <w:szCs w:val="16"/>
               </w:rPr>
@@ -3741,7 +4681,7 @@
             <w:proofErr w:type="spellStart"/>
             <w:r>
               <w:rPr>
-                <w:rFonts w:ascii="Arial" w:eastAsia="Arial" w:hAnsi="Arial" w:cs="Arial"/>
+                <w:rFonts w:asciiTheme="majorHAnsi" w:eastAsia="Arial" w:hAnsiTheme="majorHAnsi" w:cstheme="majorHAnsi"/>
                 <w:b/>
                 <w:bCs/>
                 <w:color w:val="FFFFFF"/>
@@ -3753,7 +4693,7 @@
             <w:proofErr w:type="spellEnd"/>
             <w:r>
               <w:rPr>
-                <w:rFonts w:ascii="Arial" w:eastAsia="Arial" w:hAnsi="Arial" w:cs="Arial"/>
+                <w:rFonts w:asciiTheme="majorHAnsi" w:eastAsia="Arial" w:hAnsiTheme="majorHAnsi" w:cstheme="majorHAnsi"/>
                 <w:b/>
                 <w:bCs/>
                 <w:color w:val="FFFFFF"/>
@@ -3765,7 +4705,7 @@
             <w:proofErr w:type="spellStart"/>
             <w:r>
               <w:rPr>
-                <w:rFonts w:ascii="Arial" w:eastAsia="Arial" w:hAnsi="Arial" w:cs="Arial"/>
+                <w:rFonts w:asciiTheme="majorHAnsi" w:eastAsia="Arial" w:hAnsiTheme="majorHAnsi" w:cstheme="majorHAnsi"/>
                 <w:b/>
                 <w:bCs/>
                 <w:color w:val="FFFFFF"/>
@@ -3799,13 +4739,14 @@
             <w:pPr>
               <w:jc w:val="center"/>
               <w:rPr>
+                <w:rFonts w:asciiTheme="majorHAnsi" w:hAnsiTheme="majorHAnsi" w:cstheme="majorHAnsi"/>
                 <w:sz w:val="16"/>
                 <w:szCs w:val="16"/>
               </w:rPr>
             </w:pPr>
             <w:r>
               <w:rPr>
-                <w:rFonts w:ascii="Arial" w:eastAsia="Arial" w:hAnsi="Arial" w:cs="Arial"/>
+                <w:rFonts w:asciiTheme="majorHAnsi" w:eastAsia="Arial" w:hAnsiTheme="majorHAnsi" w:cstheme="majorHAnsi"/>
                 <w:b/>
                 <w:bCs/>
                 <w:color w:val="FFFFFF"/>
@@ -3817,7 +4758,7 @@
             <w:proofErr w:type="spellStart"/>
             <w:r>
               <w:rPr>
-                <w:rFonts w:ascii="Arial" w:eastAsia="Arial" w:hAnsi="Arial" w:cs="Arial"/>
+                <w:rFonts w:asciiTheme="majorHAnsi" w:eastAsia="Arial" w:hAnsiTheme="majorHAnsi" w:cstheme="majorHAnsi"/>
                 <w:b/>
                 <w:bCs/>
                 <w:color w:val="FFFFFF"/>
@@ -3851,6 +4792,7 @@
             <w:pPr>
               <w:jc w:val="center"/>
               <w:rPr>
+                <w:rFonts w:asciiTheme="majorHAnsi" w:hAnsiTheme="majorHAnsi" w:cstheme="majorHAnsi"/>
                 <w:sz w:val="16"/>
                 <w:szCs w:val="16"/>
               </w:rPr>
@@ -3858,7 +4800,7 @@
             <w:proofErr w:type="spellStart"/>
             <w:r>
               <w:rPr>
-                <w:rFonts w:ascii="Arial" w:eastAsia="Arial" w:hAnsi="Arial" w:cs="Arial"/>
+                <w:rFonts w:asciiTheme="majorHAnsi" w:eastAsia="Arial" w:hAnsiTheme="majorHAnsi" w:cstheme="majorHAnsi"/>
                 <w:b/>
                 <w:bCs/>
                 <w:color w:val="FFFFFF"/>
@@ -3870,7 +4812,7 @@
             <w:proofErr w:type="spellEnd"/>
             <w:r>
               <w:rPr>
-                <w:rFonts w:ascii="Arial" w:eastAsia="Arial" w:hAnsi="Arial" w:cs="Arial"/>
+                <w:rFonts w:asciiTheme="majorHAnsi" w:eastAsia="Arial" w:hAnsiTheme="majorHAnsi" w:cstheme="majorHAnsi"/>
                 <w:b/>
                 <w:bCs/>
                 <w:color w:val="FFFFFF"/>
@@ -3903,6 +4845,7 @@
             <w:pPr>
               <w:jc w:val="center"/>
               <w:rPr>
+                <w:rFonts w:asciiTheme="majorHAnsi" w:hAnsiTheme="majorHAnsi" w:cstheme="majorHAnsi"/>
                 <w:sz w:val="16"/>
                 <w:szCs w:val="16"/>
               </w:rPr>
@@ -3910,7 +4853,7 @@
             <w:proofErr w:type="spellStart"/>
             <w:r>
               <w:rPr>
-                <w:rFonts w:ascii="Arial" w:eastAsia="Arial" w:hAnsi="Arial" w:cs="Arial"/>
+                <w:rFonts w:asciiTheme="majorHAnsi" w:eastAsia="Arial" w:hAnsiTheme="majorHAnsi" w:cstheme="majorHAnsi"/>
                 <w:b/>
                 <w:bCs/>
                 <w:color w:val="FFFFFF"/>
@@ -3944,6 +4887,7 @@
             <w:pPr>
               <w:jc w:val="center"/>
               <w:rPr>
+                <w:rFonts w:asciiTheme="majorHAnsi" w:hAnsiTheme="majorHAnsi" w:cstheme="majorHAnsi"/>
                 <w:sz w:val="16"/>
                 <w:szCs w:val="16"/>
               </w:rPr>
@@ -3951,7 +4895,7 @@
             <w:proofErr w:type="spellStart"/>
             <w:r>
               <w:rPr>
-                <w:rFonts w:ascii="Arial" w:eastAsia="Arial" w:hAnsi="Arial" w:cs="Arial"/>
+                <w:rFonts w:asciiTheme="majorHAnsi" w:eastAsia="Arial" w:hAnsiTheme="majorHAnsi" w:cstheme="majorHAnsi"/>
                 <w:b/>
                 <w:bCs/>
                 <w:color w:val="FFFFFF"/>
@@ -3985,13 +4929,14 @@
             <w:pPr>
               <w:jc w:val="center"/>
               <w:rPr>
+                <w:rFonts w:asciiTheme="majorHAnsi" w:hAnsiTheme="majorHAnsi" w:cstheme="majorHAnsi"/>
                 <w:sz w:val="16"/>
                 <w:szCs w:val="16"/>
               </w:rPr>
             </w:pPr>
             <w:r>
               <w:rPr>
-                <w:rFonts w:ascii="Arial" w:eastAsia="Arial" w:hAnsi="Arial" w:cs="Arial"/>
+                <w:rFonts w:asciiTheme="majorHAnsi" w:eastAsia="Arial" w:hAnsiTheme="majorHAnsi" w:cstheme="majorHAnsi"/>
                 <w:b/>
                 <w:bCs/>
                 <w:color w:val="FFFFFF"/>
@@ -4004,12 +4949,6 @@
         </w:tc>
       </w:tr>
       <w:tr>
-        <w:tblPrEx>
-          <w:tblCellMar>
-            <w:top w:w="0" w:type="dxa"/>
-            <w:bottom w:w="0" w:type="dxa"/>
-          </w:tblCellMar>
-        </w:tblPrEx>
         <w:tc>
           <w:tcPr>
             <w:tcW w:w="1838" w:type="dxa"/>
@@ -4030,6 +4969,7 @@
           <w:p>
             <w:pPr>
               <w:rPr>
+                <w:rFonts w:asciiTheme="majorHAnsi" w:hAnsiTheme="majorHAnsi" w:cstheme="majorHAnsi"/>
                 <w:sz w:val="16"/>
                 <w:szCs w:val="16"/>
               </w:rPr>
@@ -4037,7 +4977,7 @@
             <w:proofErr w:type="spellStart"/>
             <w:r>
               <w:rPr>
-                <w:rFonts w:ascii="Arial" w:eastAsia="Arial" w:hAnsi="Arial" w:cs="Arial"/>
+                <w:rFonts w:asciiTheme="majorHAnsi" w:eastAsia="Arial" w:hAnsiTheme="majorHAnsi" w:cstheme="majorHAnsi"/>
                 <w:b/>
                 <w:bCs/>
                 <w:sz w:val="16"/>
@@ -4068,6 +5008,7 @@
           <w:p>
             <w:pPr>
               <w:rPr>
+                <w:rFonts w:asciiTheme="majorHAnsi" w:hAnsiTheme="majorHAnsi" w:cstheme="majorHAnsi"/>
                 <w:sz w:val="16"/>
                 <w:szCs w:val="16"/>
               </w:rPr>
@@ -4075,7 +5016,7 @@
             <w:proofErr w:type="spellStart"/>
             <w:r>
               <w:rPr>
-                <w:rFonts w:ascii="Arial" w:eastAsia="Arial" w:hAnsi="Arial" w:cs="Arial"/>
+                <w:rFonts w:asciiTheme="majorHAnsi" w:eastAsia="Arial" w:hAnsiTheme="majorHAnsi" w:cstheme="majorHAnsi"/>
                 <w:sz w:val="16"/>
                 <w:szCs w:val="16"/>
               </w:rPr>
@@ -4084,7 +5025,7 @@
             <w:proofErr w:type="spellEnd"/>
             <w:r>
               <w:rPr>
-                <w:rFonts w:ascii="Arial" w:eastAsia="Arial" w:hAnsi="Arial" w:cs="Arial"/>
+                <w:rFonts w:asciiTheme="majorHAnsi" w:eastAsia="Arial" w:hAnsiTheme="majorHAnsi" w:cstheme="majorHAnsi"/>
                 <w:sz w:val="16"/>
                 <w:szCs w:val="16"/>
               </w:rPr>
@@ -4093,7 +5034,7 @@
             <w:proofErr w:type="spellStart"/>
             <w:r>
               <w:rPr>
-                <w:rFonts w:ascii="Arial" w:eastAsia="Arial" w:hAnsi="Arial" w:cs="Arial"/>
+                <w:rFonts w:asciiTheme="majorHAnsi" w:eastAsia="Arial" w:hAnsiTheme="majorHAnsi" w:cstheme="majorHAnsi"/>
                 <w:sz w:val="16"/>
                 <w:szCs w:val="16"/>
               </w:rPr>
@@ -4102,7 +5043,7 @@
             <w:proofErr w:type="spellEnd"/>
             <w:r>
               <w:rPr>
-                <w:rFonts w:ascii="Arial" w:eastAsia="Arial" w:hAnsi="Arial" w:cs="Arial"/>
+                <w:rFonts w:asciiTheme="majorHAnsi" w:eastAsia="Arial" w:hAnsiTheme="majorHAnsi" w:cstheme="majorHAnsi"/>
                 <w:sz w:val="16"/>
                 <w:szCs w:val="16"/>
               </w:rPr>
@@ -4111,7 +5052,7 @@
             <w:proofErr w:type="spellStart"/>
             <w:r>
               <w:rPr>
-                <w:rFonts w:ascii="Arial" w:eastAsia="Arial" w:hAnsi="Arial" w:cs="Arial"/>
+                <w:rFonts w:asciiTheme="majorHAnsi" w:eastAsia="Arial" w:hAnsiTheme="majorHAnsi" w:cstheme="majorHAnsi"/>
                 <w:sz w:val="16"/>
                 <w:szCs w:val="16"/>
               </w:rPr>
@@ -4140,6 +5081,7 @@
           <w:p>
             <w:pPr>
               <w:rPr>
+                <w:rFonts w:asciiTheme="majorHAnsi" w:hAnsiTheme="majorHAnsi" w:cstheme="majorHAnsi"/>
                 <w:sz w:val="16"/>
                 <w:szCs w:val="16"/>
               </w:rPr>
@@ -4147,7 +5089,7 @@
             <w:proofErr w:type="spellStart"/>
             <w:r>
               <w:rPr>
-                <w:rFonts w:ascii="Arial" w:eastAsia="Arial" w:hAnsi="Arial" w:cs="Arial"/>
+                <w:rFonts w:asciiTheme="majorHAnsi" w:eastAsia="Arial" w:hAnsiTheme="majorHAnsi" w:cstheme="majorHAnsi"/>
                 <w:sz w:val="16"/>
                 <w:szCs w:val="16"/>
               </w:rPr>
@@ -4156,7 +5098,7 @@
             <w:proofErr w:type="spellEnd"/>
             <w:r>
               <w:rPr>
-                <w:rFonts w:ascii="Arial" w:eastAsia="Arial" w:hAnsi="Arial" w:cs="Arial"/>
+                <w:rFonts w:asciiTheme="majorHAnsi" w:eastAsia="Arial" w:hAnsiTheme="majorHAnsi" w:cstheme="majorHAnsi"/>
                 <w:sz w:val="16"/>
                 <w:szCs w:val="16"/>
               </w:rPr>
@@ -4165,7 +5107,7 @@
             <w:proofErr w:type="spellStart"/>
             <w:r>
               <w:rPr>
-                <w:rFonts w:ascii="Arial" w:eastAsia="Arial" w:hAnsi="Arial" w:cs="Arial"/>
+                <w:rFonts w:asciiTheme="majorHAnsi" w:eastAsia="Arial" w:hAnsiTheme="majorHAnsi" w:cstheme="majorHAnsi"/>
                 <w:sz w:val="16"/>
                 <w:szCs w:val="16"/>
               </w:rPr>
@@ -4174,7 +5116,7 @@
             <w:proofErr w:type="spellEnd"/>
             <w:r>
               <w:rPr>
-                <w:rFonts w:ascii="Arial" w:eastAsia="Arial" w:hAnsi="Arial" w:cs="Arial"/>
+                <w:rFonts w:asciiTheme="majorHAnsi" w:eastAsia="Arial" w:hAnsiTheme="majorHAnsi" w:cstheme="majorHAnsi"/>
                 <w:sz w:val="16"/>
                 <w:szCs w:val="16"/>
               </w:rPr>
@@ -4202,6 +5144,7 @@
           <w:p>
             <w:pPr>
               <w:rPr>
+                <w:rFonts w:asciiTheme="majorHAnsi" w:hAnsiTheme="majorHAnsi" w:cstheme="majorHAnsi"/>
                 <w:sz w:val="16"/>
                 <w:szCs w:val="16"/>
               </w:rPr>
@@ -4209,7 +5152,7 @@
             <w:proofErr w:type="spellStart"/>
             <w:r>
               <w:rPr>
-                <w:rFonts w:ascii="Arial" w:eastAsia="Arial" w:hAnsi="Arial" w:cs="Arial"/>
+                <w:rFonts w:asciiTheme="majorHAnsi" w:eastAsia="Arial" w:hAnsiTheme="majorHAnsi" w:cstheme="majorHAnsi"/>
                 <w:sz w:val="16"/>
                 <w:szCs w:val="16"/>
               </w:rPr>
@@ -4218,7 +5161,7 @@
             <w:proofErr w:type="spellEnd"/>
             <w:r>
               <w:rPr>
-                <w:rFonts w:ascii="Arial" w:eastAsia="Arial" w:hAnsi="Arial" w:cs="Arial"/>
+                <w:rFonts w:asciiTheme="majorHAnsi" w:eastAsia="Arial" w:hAnsiTheme="majorHAnsi" w:cstheme="majorHAnsi"/>
                 <w:sz w:val="16"/>
                 <w:szCs w:val="16"/>
               </w:rPr>
@@ -4227,7 +5170,7 @@
             <w:proofErr w:type="spellStart"/>
             <w:r>
               <w:rPr>
-                <w:rFonts w:ascii="Arial" w:eastAsia="Arial" w:hAnsi="Arial" w:cs="Arial"/>
+                <w:rFonts w:asciiTheme="majorHAnsi" w:eastAsia="Arial" w:hAnsiTheme="majorHAnsi" w:cstheme="majorHAnsi"/>
                 <w:sz w:val="16"/>
                 <w:szCs w:val="16"/>
               </w:rPr>
@@ -4236,7 +5179,7 @@
             <w:proofErr w:type="spellEnd"/>
             <w:r>
               <w:rPr>
-                <w:rFonts w:ascii="Arial" w:eastAsia="Arial" w:hAnsi="Arial" w:cs="Arial"/>
+                <w:rFonts w:asciiTheme="majorHAnsi" w:eastAsia="Arial" w:hAnsiTheme="majorHAnsi" w:cstheme="majorHAnsi"/>
                 <w:sz w:val="16"/>
                 <w:szCs w:val="16"/>
               </w:rPr>
@@ -4245,7 +5188,7 @@
             <w:proofErr w:type="spellStart"/>
             <w:r>
               <w:rPr>
-                <w:rFonts w:ascii="Arial" w:eastAsia="Arial" w:hAnsi="Arial" w:cs="Arial"/>
+                <w:rFonts w:asciiTheme="majorHAnsi" w:eastAsia="Arial" w:hAnsiTheme="majorHAnsi" w:cstheme="majorHAnsi"/>
                 <w:sz w:val="16"/>
                 <w:szCs w:val="16"/>
               </w:rPr>
@@ -4274,6 +5217,7 @@
           <w:p>
             <w:pPr>
               <w:rPr>
+                <w:rFonts w:asciiTheme="majorHAnsi" w:hAnsiTheme="majorHAnsi" w:cstheme="majorHAnsi"/>
                 <w:sz w:val="16"/>
                 <w:szCs w:val="16"/>
               </w:rPr>
@@ -4281,7 +5225,7 @@
             <w:proofErr w:type="spellStart"/>
             <w:r>
               <w:rPr>
-                <w:rFonts w:ascii="Arial" w:eastAsia="Arial" w:hAnsi="Arial" w:cs="Arial"/>
+                <w:rFonts w:asciiTheme="majorHAnsi" w:eastAsia="Arial" w:hAnsiTheme="majorHAnsi" w:cstheme="majorHAnsi"/>
                 <w:sz w:val="16"/>
                 <w:szCs w:val="16"/>
               </w:rPr>
@@ -4290,7 +5234,7 @@
             <w:proofErr w:type="spellEnd"/>
             <w:r>
               <w:rPr>
-                <w:rFonts w:ascii="Arial" w:eastAsia="Arial" w:hAnsi="Arial" w:cs="Arial"/>
+                <w:rFonts w:asciiTheme="majorHAnsi" w:eastAsia="Arial" w:hAnsiTheme="majorHAnsi" w:cstheme="majorHAnsi"/>
                 <w:sz w:val="16"/>
                 <w:szCs w:val="16"/>
               </w:rPr>
@@ -4299,7 +5243,7 @@
             <w:proofErr w:type="spellStart"/>
             <w:r>
               <w:rPr>
-                <w:rFonts w:ascii="Arial" w:eastAsia="Arial" w:hAnsi="Arial" w:cs="Arial"/>
+                <w:rFonts w:asciiTheme="majorHAnsi" w:eastAsia="Arial" w:hAnsiTheme="majorHAnsi" w:cstheme="majorHAnsi"/>
                 <w:sz w:val="16"/>
                 <w:szCs w:val="16"/>
               </w:rPr>
@@ -4308,7 +5252,7 @@
             <w:proofErr w:type="spellEnd"/>
             <w:r>
               <w:rPr>
-                <w:rFonts w:ascii="Arial" w:eastAsia="Arial" w:hAnsi="Arial" w:cs="Arial"/>
+                <w:rFonts w:asciiTheme="majorHAnsi" w:eastAsia="Arial" w:hAnsiTheme="majorHAnsi" w:cstheme="majorHAnsi"/>
                 <w:sz w:val="16"/>
                 <w:szCs w:val="16"/>
               </w:rPr>
@@ -4317,7 +5261,7 @@
             <w:proofErr w:type="spellStart"/>
             <w:r>
               <w:rPr>
-                <w:rFonts w:ascii="Arial" w:eastAsia="Arial" w:hAnsi="Arial" w:cs="Arial"/>
+                <w:rFonts w:asciiTheme="majorHAnsi" w:eastAsia="Arial" w:hAnsiTheme="majorHAnsi" w:cstheme="majorHAnsi"/>
                 <w:sz w:val="16"/>
                 <w:szCs w:val="16"/>
               </w:rPr>
@@ -4346,6 +5290,7 @@
           <w:p>
             <w:pPr>
               <w:rPr>
+                <w:rFonts w:asciiTheme="majorHAnsi" w:hAnsiTheme="majorHAnsi" w:cstheme="majorHAnsi"/>
                 <w:sz w:val="16"/>
                 <w:szCs w:val="16"/>
               </w:rPr>
@@ -4353,7 +5298,7 @@
             <w:proofErr w:type="spellStart"/>
             <w:r>
               <w:rPr>
-                <w:rFonts w:ascii="Arial" w:eastAsia="Arial" w:hAnsi="Arial" w:cs="Arial"/>
+                <w:rFonts w:asciiTheme="majorHAnsi" w:eastAsia="Arial" w:hAnsiTheme="majorHAnsi" w:cstheme="majorHAnsi"/>
                 <w:sz w:val="16"/>
                 <w:szCs w:val="16"/>
               </w:rPr>
@@ -4362,7 +5307,7 @@
             <w:proofErr w:type="spellEnd"/>
             <w:r>
               <w:rPr>
-                <w:rFonts w:ascii="Arial" w:eastAsia="Arial" w:hAnsi="Arial" w:cs="Arial"/>
+                <w:rFonts w:asciiTheme="majorHAnsi" w:eastAsia="Arial" w:hAnsiTheme="majorHAnsi" w:cstheme="majorHAnsi"/>
                 <w:sz w:val="16"/>
                 <w:szCs w:val="16"/>
               </w:rPr>
@@ -4371,7 +5316,7 @@
             <w:proofErr w:type="spellStart"/>
             <w:r>
               <w:rPr>
-                <w:rFonts w:ascii="Arial" w:eastAsia="Arial" w:hAnsi="Arial" w:cs="Arial"/>
+                <w:rFonts w:asciiTheme="majorHAnsi" w:eastAsia="Arial" w:hAnsiTheme="majorHAnsi" w:cstheme="majorHAnsi"/>
                 <w:sz w:val="16"/>
                 <w:szCs w:val="16"/>
               </w:rPr>
@@ -4380,7 +5325,7 @@
             <w:proofErr w:type="spellEnd"/>
             <w:r>
               <w:rPr>
-                <w:rFonts w:ascii="Arial" w:eastAsia="Arial" w:hAnsi="Arial" w:cs="Arial"/>
+                <w:rFonts w:asciiTheme="majorHAnsi" w:eastAsia="Arial" w:hAnsiTheme="majorHAnsi" w:cstheme="majorHAnsi"/>
                 <w:sz w:val="16"/>
                 <w:szCs w:val="16"/>
               </w:rPr>
@@ -4389,7 +5334,7 @@
             <w:proofErr w:type="spellStart"/>
             <w:r>
               <w:rPr>
-                <w:rFonts w:ascii="Arial" w:eastAsia="Arial" w:hAnsi="Arial" w:cs="Arial"/>
+                <w:rFonts w:asciiTheme="majorHAnsi" w:eastAsia="Arial" w:hAnsiTheme="majorHAnsi" w:cstheme="majorHAnsi"/>
                 <w:sz w:val="16"/>
                 <w:szCs w:val="16"/>
               </w:rPr>
@@ -4418,13 +5363,14 @@
           <w:p>
             <w:pPr>
               <w:rPr>
+                <w:rFonts w:asciiTheme="majorHAnsi" w:hAnsiTheme="majorHAnsi" w:cstheme="majorHAnsi"/>
                 <w:sz w:val="16"/>
                 <w:szCs w:val="16"/>
               </w:rPr>
             </w:pPr>
             <w:r>
               <w:rPr>
-                <w:rFonts w:ascii="Arial" w:eastAsia="Arial" w:hAnsi="Arial" w:cs="Arial"/>
+                <w:rFonts w:asciiTheme="majorHAnsi" w:eastAsia="Arial" w:hAnsiTheme="majorHAnsi" w:cstheme="majorHAnsi"/>
                 <w:sz w:val="16"/>
                 <w:szCs w:val="16"/>
               </w:rPr>
@@ -4433,7 +5379,7 @@
             <w:proofErr w:type="spellStart"/>
             <w:r>
               <w:rPr>
-                <w:rFonts w:ascii="Arial" w:eastAsia="Arial" w:hAnsi="Arial" w:cs="Arial"/>
+                <w:rFonts w:asciiTheme="majorHAnsi" w:eastAsia="Arial" w:hAnsiTheme="majorHAnsi" w:cstheme="majorHAnsi"/>
                 <w:sz w:val="16"/>
                 <w:szCs w:val="16"/>
               </w:rPr>
@@ -4442,7 +5388,7 @@
             <w:proofErr w:type="spellEnd"/>
             <w:r>
               <w:rPr>
-                <w:rFonts w:ascii="Arial" w:eastAsia="Arial" w:hAnsi="Arial" w:cs="Arial"/>
+                <w:rFonts w:asciiTheme="majorHAnsi" w:eastAsia="Arial" w:hAnsiTheme="majorHAnsi" w:cstheme="majorHAnsi"/>
                 <w:sz w:val="16"/>
                 <w:szCs w:val="16"/>
               </w:rPr>
@@ -4451,7 +5397,7 @@
             <w:proofErr w:type="spellStart"/>
             <w:r>
               <w:rPr>
-                <w:rFonts w:ascii="Arial" w:eastAsia="Arial" w:hAnsi="Arial" w:cs="Arial"/>
+                <w:rFonts w:asciiTheme="majorHAnsi" w:eastAsia="Arial" w:hAnsiTheme="majorHAnsi" w:cstheme="majorHAnsi"/>
                 <w:sz w:val="16"/>
                 <w:szCs w:val="16"/>
               </w:rPr>
@@ -4460,7 +5406,7 @@
             <w:proofErr w:type="spellEnd"/>
             <w:r>
               <w:rPr>
-                <w:rFonts w:ascii="Arial" w:eastAsia="Arial" w:hAnsi="Arial" w:cs="Arial"/>
+                <w:rFonts w:asciiTheme="majorHAnsi" w:eastAsia="Arial" w:hAnsiTheme="majorHAnsi" w:cstheme="majorHAnsi"/>
                 <w:sz w:val="16"/>
                 <w:szCs w:val="16"/>
               </w:rPr>
@@ -4469,7 +5415,7 @@
             <w:proofErr w:type="spellStart"/>
             <w:r>
               <w:rPr>
-                <w:rFonts w:ascii="Arial" w:eastAsia="Arial" w:hAnsi="Arial" w:cs="Arial"/>
+                <w:rFonts w:asciiTheme="majorHAnsi" w:eastAsia="Arial" w:hAnsiTheme="majorHAnsi" w:cstheme="majorHAnsi"/>
                 <w:sz w:val="16"/>
                 <w:szCs w:val="16"/>
               </w:rPr>
@@ -4480,12 +5426,6 @@
         </w:tc>
       </w:tr>
       <w:tr>
-        <w:tblPrEx>
-          <w:tblCellMar>
-            <w:top w:w="0" w:type="dxa"/>
-            <w:bottom w:w="0" w:type="dxa"/>
-          </w:tblCellMar>
-        </w:tblPrEx>
         <w:tc>
           <w:tcPr>
             <w:tcW w:w="1838" w:type="dxa"/>
@@ -4506,13 +5446,14 @@
           <w:p>
             <w:pPr>
               <w:rPr>
+                <w:rFonts w:asciiTheme="majorHAnsi" w:hAnsiTheme="majorHAnsi" w:cstheme="majorHAnsi"/>
                 <w:sz w:val="16"/>
                 <w:szCs w:val="16"/>
               </w:rPr>
             </w:pPr>
             <w:r>
               <w:rPr>
-                <w:rFonts w:ascii="Arial" w:eastAsia="Arial" w:hAnsi="Arial" w:cs="Arial"/>
+                <w:rFonts w:asciiTheme="majorHAnsi" w:eastAsia="Arial" w:hAnsiTheme="majorHAnsi" w:cstheme="majorHAnsi"/>
                 <w:b/>
                 <w:bCs/>
                 <w:sz w:val="16"/>
@@ -4542,13 +5483,14 @@
           <w:p>
             <w:pPr>
               <w:rPr>
+                <w:rFonts w:asciiTheme="majorHAnsi" w:hAnsiTheme="majorHAnsi" w:cstheme="majorHAnsi"/>
                 <w:sz w:val="16"/>
                 <w:szCs w:val="16"/>
               </w:rPr>
             </w:pPr>
             <w:r>
               <w:rPr>
-                <w:rFonts w:ascii="Arial" w:eastAsia="Arial" w:hAnsi="Arial" w:cs="Arial"/>
+                <w:rFonts w:asciiTheme="majorHAnsi" w:eastAsia="Arial" w:hAnsiTheme="majorHAnsi" w:cstheme="majorHAnsi"/>
                 <w:sz w:val="16"/>
                 <w:szCs w:val="16"/>
               </w:rPr>
@@ -4557,7 +5499,7 @@
             <w:proofErr w:type="spellStart"/>
             <w:r>
               <w:rPr>
-                <w:rFonts w:ascii="Arial" w:eastAsia="Arial" w:hAnsi="Arial" w:cs="Arial"/>
+                <w:rFonts w:asciiTheme="majorHAnsi" w:eastAsia="Arial" w:hAnsiTheme="majorHAnsi" w:cstheme="majorHAnsi"/>
                 <w:sz w:val="16"/>
                 <w:szCs w:val="16"/>
               </w:rPr>
@@ -4566,7 +5508,7 @@
             <w:proofErr w:type="spellEnd"/>
             <w:r>
               <w:rPr>
-                <w:rFonts w:ascii="Arial" w:eastAsia="Arial" w:hAnsi="Arial" w:cs="Arial"/>
+                <w:rFonts w:asciiTheme="majorHAnsi" w:eastAsia="Arial" w:hAnsiTheme="majorHAnsi" w:cstheme="majorHAnsi"/>
                 <w:sz w:val="16"/>
                 <w:szCs w:val="16"/>
               </w:rPr>
@@ -4594,13 +5536,14 @@
           <w:p>
             <w:pPr>
               <w:rPr>
+                <w:rFonts w:asciiTheme="majorHAnsi" w:hAnsiTheme="majorHAnsi" w:cstheme="majorHAnsi"/>
                 <w:sz w:val="16"/>
                 <w:szCs w:val="16"/>
               </w:rPr>
             </w:pPr>
             <w:r>
               <w:rPr>
-                <w:rFonts w:ascii="Arial" w:eastAsia="Arial" w:hAnsi="Arial" w:cs="Arial"/>
+                <w:rFonts w:asciiTheme="majorHAnsi" w:eastAsia="Arial" w:hAnsiTheme="majorHAnsi" w:cstheme="majorHAnsi"/>
                 <w:sz w:val="16"/>
                 <w:szCs w:val="16"/>
               </w:rPr>
@@ -4628,13 +5571,14 @@
           <w:p>
             <w:pPr>
               <w:rPr>
+                <w:rFonts w:asciiTheme="majorHAnsi" w:hAnsiTheme="majorHAnsi" w:cstheme="majorHAnsi"/>
                 <w:sz w:val="16"/>
                 <w:szCs w:val="16"/>
               </w:rPr>
             </w:pPr>
             <w:r>
               <w:rPr>
-                <w:rFonts w:ascii="Arial" w:eastAsia="Arial" w:hAnsi="Arial" w:cs="Arial"/>
+                <w:rFonts w:asciiTheme="majorHAnsi" w:eastAsia="Arial" w:hAnsiTheme="majorHAnsi" w:cstheme="majorHAnsi"/>
                 <w:sz w:val="16"/>
                 <w:szCs w:val="16"/>
               </w:rPr>
@@ -4662,6 +5606,7 @@
           <w:p>
             <w:pPr>
               <w:rPr>
+                <w:rFonts w:asciiTheme="majorHAnsi" w:hAnsiTheme="majorHAnsi" w:cstheme="majorHAnsi"/>
                 <w:sz w:val="16"/>
                 <w:szCs w:val="16"/>
               </w:rPr>
@@ -4669,7 +5614,7 @@
             <w:proofErr w:type="spellStart"/>
             <w:r>
               <w:rPr>
-                <w:rFonts w:ascii="Arial" w:eastAsia="Arial" w:hAnsi="Arial" w:cs="Arial"/>
+                <w:rFonts w:asciiTheme="majorHAnsi" w:eastAsia="Arial" w:hAnsiTheme="majorHAnsi" w:cstheme="majorHAnsi"/>
                 <w:sz w:val="16"/>
                 <w:szCs w:val="16"/>
               </w:rPr>
@@ -4698,13 +5643,14 @@
           <w:p>
             <w:pPr>
               <w:rPr>
+                <w:rFonts w:asciiTheme="majorHAnsi" w:hAnsiTheme="majorHAnsi" w:cstheme="majorHAnsi"/>
                 <w:sz w:val="16"/>
                 <w:szCs w:val="16"/>
               </w:rPr>
             </w:pPr>
             <w:r>
               <w:rPr>
-                <w:rFonts w:ascii="Arial" w:eastAsia="Arial" w:hAnsi="Arial" w:cs="Arial"/>
+                <w:rFonts w:asciiTheme="majorHAnsi" w:eastAsia="Arial" w:hAnsiTheme="majorHAnsi" w:cstheme="majorHAnsi"/>
                 <w:sz w:val="16"/>
                 <w:szCs w:val="16"/>
               </w:rPr>
@@ -4713,7 +5659,7 @@
             <w:proofErr w:type="spellStart"/>
             <w:r>
               <w:rPr>
-                <w:rFonts w:ascii="Arial" w:eastAsia="Arial" w:hAnsi="Arial" w:cs="Arial"/>
+                <w:rFonts w:asciiTheme="majorHAnsi" w:eastAsia="Arial" w:hAnsiTheme="majorHAnsi" w:cstheme="majorHAnsi"/>
                 <w:sz w:val="16"/>
                 <w:szCs w:val="16"/>
               </w:rPr>
@@ -4722,7 +5668,7 @@
             <w:proofErr w:type="spellEnd"/>
             <w:r>
               <w:rPr>
-                <w:rFonts w:ascii="Arial" w:eastAsia="Arial" w:hAnsi="Arial" w:cs="Arial"/>
+                <w:rFonts w:asciiTheme="majorHAnsi" w:eastAsia="Arial" w:hAnsiTheme="majorHAnsi" w:cstheme="majorHAnsi"/>
                 <w:sz w:val="16"/>
                 <w:szCs w:val="16"/>
               </w:rPr>
@@ -4750,13 +5696,14 @@
           <w:p>
             <w:pPr>
               <w:rPr>
+                <w:rFonts w:asciiTheme="majorHAnsi" w:hAnsiTheme="majorHAnsi" w:cstheme="majorHAnsi"/>
                 <w:sz w:val="16"/>
                 <w:szCs w:val="16"/>
               </w:rPr>
             </w:pPr>
             <w:r>
               <w:rPr>
-                <w:rFonts w:ascii="Arial" w:eastAsia="Arial" w:hAnsi="Arial" w:cs="Arial"/>
+                <w:rFonts w:asciiTheme="majorHAnsi" w:eastAsia="Arial" w:hAnsiTheme="majorHAnsi" w:cstheme="majorHAnsi"/>
                 <w:sz w:val="16"/>
                 <w:szCs w:val="16"/>
               </w:rPr>
@@ -4766,12 +5713,6 @@
         </w:tc>
       </w:tr>
       <w:tr>
-        <w:tblPrEx>
-          <w:tblCellMar>
-            <w:top w:w="0" w:type="dxa"/>
-            <w:bottom w:w="0" w:type="dxa"/>
-          </w:tblCellMar>
-        </w:tblPrEx>
         <w:tc>
           <w:tcPr>
             <w:tcW w:w="1838" w:type="dxa"/>
@@ -4792,6 +5733,7 @@
           <w:p>
             <w:pPr>
               <w:rPr>
+                <w:rFonts w:asciiTheme="majorHAnsi" w:hAnsiTheme="majorHAnsi" w:cstheme="majorHAnsi"/>
                 <w:sz w:val="16"/>
                 <w:szCs w:val="16"/>
               </w:rPr>
@@ -4799,12 +5741,13 @@
             <w:proofErr w:type="spellStart"/>
             <w:r>
               <w:rPr>
-                <w:rFonts w:ascii="Arial" w:eastAsia="Arial" w:hAnsi="Arial" w:cs="Arial"/>
+                <w:rFonts w:asciiTheme="majorHAnsi" w:eastAsia="Arial" w:hAnsiTheme="majorHAnsi" w:cstheme="majorHAnsi"/>
                 <w:b/>
                 <w:bCs/>
                 <w:sz w:val="16"/>
                 <w:szCs w:val="16"/>
               </w:rPr>
+              <w:lastRenderedPageBreak/>
               <w:t>Ambiente</w:t>
             </w:r>
             <w:proofErr w:type="spellEnd"/>
@@ -4830,13 +5773,14 @@
           <w:p>
             <w:pPr>
               <w:rPr>
+                <w:rFonts w:asciiTheme="majorHAnsi" w:hAnsiTheme="majorHAnsi" w:cstheme="majorHAnsi"/>
                 <w:sz w:val="16"/>
                 <w:szCs w:val="16"/>
               </w:rPr>
             </w:pPr>
             <w:r>
               <w:rPr>
-                <w:rFonts w:ascii="Arial" w:eastAsia="Arial" w:hAnsi="Arial" w:cs="Arial"/>
+                <w:rFonts w:asciiTheme="majorHAnsi" w:eastAsia="Arial" w:hAnsiTheme="majorHAnsi" w:cstheme="majorHAnsi"/>
                 <w:sz w:val="16"/>
                 <w:szCs w:val="16"/>
               </w:rPr>
@@ -4845,7 +5789,7 @@
             <w:proofErr w:type="spellStart"/>
             <w:r>
               <w:rPr>
-                <w:rFonts w:ascii="Arial" w:eastAsia="Arial" w:hAnsi="Arial" w:cs="Arial"/>
+                <w:rFonts w:asciiTheme="majorHAnsi" w:eastAsia="Arial" w:hAnsiTheme="majorHAnsi" w:cstheme="majorHAnsi"/>
                 <w:sz w:val="16"/>
                 <w:szCs w:val="16"/>
               </w:rPr>
@@ -4854,7 +5798,7 @@
             <w:proofErr w:type="spellEnd"/>
             <w:r>
               <w:rPr>
-                <w:rFonts w:ascii="Arial" w:eastAsia="Arial" w:hAnsi="Arial" w:cs="Arial"/>
+                <w:rFonts w:asciiTheme="majorHAnsi" w:eastAsia="Arial" w:hAnsiTheme="majorHAnsi" w:cstheme="majorHAnsi"/>
                 <w:sz w:val="16"/>
                 <w:szCs w:val="16"/>
               </w:rPr>
@@ -4863,7 +5807,7 @@
             <w:proofErr w:type="spellStart"/>
             <w:r>
               <w:rPr>
-                <w:rFonts w:ascii="Arial" w:eastAsia="Arial" w:hAnsi="Arial" w:cs="Arial"/>
+                <w:rFonts w:asciiTheme="majorHAnsi" w:eastAsia="Arial" w:hAnsiTheme="majorHAnsi" w:cstheme="majorHAnsi"/>
                 <w:sz w:val="16"/>
                 <w:szCs w:val="16"/>
               </w:rPr>
@@ -4892,6 +5836,7 @@
           <w:p>
             <w:pPr>
               <w:rPr>
+                <w:rFonts w:asciiTheme="majorHAnsi" w:hAnsiTheme="majorHAnsi" w:cstheme="majorHAnsi"/>
                 <w:sz w:val="16"/>
                 <w:szCs w:val="16"/>
               </w:rPr>
@@ -4899,7 +5844,7 @@
             <w:proofErr w:type="spellStart"/>
             <w:r>
               <w:rPr>
-                <w:rFonts w:ascii="Arial" w:eastAsia="Arial" w:hAnsi="Arial" w:cs="Arial"/>
+                <w:rFonts w:asciiTheme="majorHAnsi" w:eastAsia="Arial" w:hAnsiTheme="majorHAnsi" w:cstheme="majorHAnsi"/>
                 <w:sz w:val="16"/>
                 <w:szCs w:val="16"/>
               </w:rPr>
@@ -4908,7 +5853,7 @@
             <w:proofErr w:type="spellEnd"/>
             <w:r>
               <w:rPr>
-                <w:rFonts w:ascii="Arial" w:eastAsia="Arial" w:hAnsi="Arial" w:cs="Arial"/>
+                <w:rFonts w:asciiTheme="majorHAnsi" w:eastAsia="Arial" w:hAnsiTheme="majorHAnsi" w:cstheme="majorHAnsi"/>
                 <w:sz w:val="16"/>
                 <w:szCs w:val="16"/>
               </w:rPr>
@@ -4936,6 +5881,7 @@
           <w:p>
             <w:pPr>
               <w:rPr>
+                <w:rFonts w:asciiTheme="majorHAnsi" w:hAnsiTheme="majorHAnsi" w:cstheme="majorHAnsi"/>
                 <w:sz w:val="16"/>
                 <w:szCs w:val="16"/>
               </w:rPr>
@@ -4943,7 +5889,7 @@
             <w:proofErr w:type="spellStart"/>
             <w:r>
               <w:rPr>
-                <w:rFonts w:ascii="Arial" w:eastAsia="Arial" w:hAnsi="Arial" w:cs="Arial"/>
+                <w:rFonts w:asciiTheme="majorHAnsi" w:eastAsia="Arial" w:hAnsiTheme="majorHAnsi" w:cstheme="majorHAnsi"/>
                 <w:sz w:val="16"/>
                 <w:szCs w:val="16"/>
               </w:rPr>
@@ -4952,7 +5898,7 @@
             <w:proofErr w:type="spellEnd"/>
             <w:r>
               <w:rPr>
-                <w:rFonts w:ascii="Arial" w:eastAsia="Arial" w:hAnsi="Arial" w:cs="Arial"/>
+                <w:rFonts w:asciiTheme="majorHAnsi" w:eastAsia="Arial" w:hAnsiTheme="majorHAnsi" w:cstheme="majorHAnsi"/>
                 <w:sz w:val="16"/>
                 <w:szCs w:val="16"/>
               </w:rPr>
@@ -4961,7 +5907,7 @@
             <w:proofErr w:type="spellStart"/>
             <w:r>
               <w:rPr>
-                <w:rFonts w:ascii="Arial" w:eastAsia="Arial" w:hAnsi="Arial" w:cs="Arial"/>
+                <w:rFonts w:asciiTheme="majorHAnsi" w:eastAsia="Arial" w:hAnsiTheme="majorHAnsi" w:cstheme="majorHAnsi"/>
                 <w:sz w:val="16"/>
                 <w:szCs w:val="16"/>
               </w:rPr>
@@ -4990,13 +5936,14 @@
           <w:p>
             <w:pPr>
               <w:rPr>
+                <w:rFonts w:asciiTheme="majorHAnsi" w:hAnsiTheme="majorHAnsi" w:cstheme="majorHAnsi"/>
                 <w:sz w:val="16"/>
                 <w:szCs w:val="16"/>
               </w:rPr>
             </w:pPr>
             <w:r>
               <w:rPr>
-                <w:rFonts w:ascii="Arial" w:eastAsia="Arial" w:hAnsi="Arial" w:cs="Arial"/>
+                <w:rFonts w:asciiTheme="majorHAnsi" w:eastAsia="Arial" w:hAnsiTheme="majorHAnsi" w:cstheme="majorHAnsi"/>
                 <w:sz w:val="16"/>
                 <w:szCs w:val="16"/>
               </w:rPr>
@@ -5024,13 +5971,14 @@
           <w:p>
             <w:pPr>
               <w:rPr>
+                <w:rFonts w:asciiTheme="majorHAnsi" w:hAnsiTheme="majorHAnsi" w:cstheme="majorHAnsi"/>
                 <w:sz w:val="16"/>
                 <w:szCs w:val="16"/>
               </w:rPr>
             </w:pPr>
             <w:r>
               <w:rPr>
-                <w:rFonts w:ascii="Arial" w:eastAsia="Arial" w:hAnsi="Arial" w:cs="Arial"/>
+                <w:rFonts w:asciiTheme="majorHAnsi" w:eastAsia="Arial" w:hAnsiTheme="majorHAnsi" w:cstheme="majorHAnsi"/>
                 <w:sz w:val="16"/>
                 <w:szCs w:val="16"/>
               </w:rPr>
@@ -5039,7 +5987,7 @@
             <w:proofErr w:type="spellStart"/>
             <w:r>
               <w:rPr>
-                <w:rFonts w:ascii="Arial" w:eastAsia="Arial" w:hAnsi="Arial" w:cs="Arial"/>
+                <w:rFonts w:asciiTheme="majorHAnsi" w:eastAsia="Arial" w:hAnsiTheme="majorHAnsi" w:cstheme="majorHAnsi"/>
                 <w:sz w:val="16"/>
                 <w:szCs w:val="16"/>
               </w:rPr>
@@ -5068,6 +6016,7 @@
           <w:p>
             <w:pPr>
               <w:rPr>
+                <w:rFonts w:asciiTheme="majorHAnsi" w:hAnsiTheme="majorHAnsi" w:cstheme="majorHAnsi"/>
                 <w:sz w:val="16"/>
                 <w:szCs w:val="16"/>
               </w:rPr>
@@ -5075,7 +6024,7 @@
             <w:proofErr w:type="spellStart"/>
             <w:r>
               <w:rPr>
-                <w:rFonts w:ascii="Arial" w:eastAsia="Arial" w:hAnsi="Arial" w:cs="Arial"/>
+                <w:rFonts w:asciiTheme="majorHAnsi" w:eastAsia="Arial" w:hAnsiTheme="majorHAnsi" w:cstheme="majorHAnsi"/>
                 <w:sz w:val="16"/>
                 <w:szCs w:val="16"/>
               </w:rPr>
@@ -5084,7 +6033,7 @@
             <w:proofErr w:type="spellEnd"/>
             <w:r>
               <w:rPr>
-                <w:rFonts w:ascii="Arial" w:eastAsia="Arial" w:hAnsi="Arial" w:cs="Arial"/>
+                <w:rFonts w:asciiTheme="majorHAnsi" w:eastAsia="Arial" w:hAnsiTheme="majorHAnsi" w:cstheme="majorHAnsi"/>
                 <w:sz w:val="16"/>
                 <w:szCs w:val="16"/>
               </w:rPr>
@@ -5093,7 +6042,7 @@
             <w:proofErr w:type="spellStart"/>
             <w:r>
               <w:rPr>
-                <w:rFonts w:ascii="Arial" w:eastAsia="Arial" w:hAnsi="Arial" w:cs="Arial"/>
+                <w:rFonts w:asciiTheme="majorHAnsi" w:eastAsia="Arial" w:hAnsiTheme="majorHAnsi" w:cstheme="majorHAnsi"/>
                 <w:sz w:val="16"/>
                 <w:szCs w:val="16"/>
               </w:rPr>
@@ -5102,7 +6051,7 @@
             <w:proofErr w:type="spellEnd"/>
             <w:r>
               <w:rPr>
-                <w:rFonts w:ascii="Arial" w:eastAsia="Arial" w:hAnsi="Arial" w:cs="Arial"/>
+                <w:rFonts w:asciiTheme="majorHAnsi" w:eastAsia="Arial" w:hAnsiTheme="majorHAnsi" w:cstheme="majorHAnsi"/>
                 <w:sz w:val="16"/>
                 <w:szCs w:val="16"/>
               </w:rPr>
@@ -5112,12 +6061,6 @@
         </w:tc>
       </w:tr>
       <w:tr>
-        <w:tblPrEx>
-          <w:tblCellMar>
-            <w:top w:w="0" w:type="dxa"/>
-            <w:bottom w:w="0" w:type="dxa"/>
-          </w:tblCellMar>
-        </w:tblPrEx>
         <w:tc>
           <w:tcPr>
             <w:tcW w:w="1838" w:type="dxa"/>
@@ -5138,6 +6081,7 @@
           <w:p>
             <w:pPr>
               <w:rPr>
+                <w:rFonts w:asciiTheme="majorHAnsi" w:hAnsiTheme="majorHAnsi" w:cstheme="majorHAnsi"/>
                 <w:sz w:val="16"/>
                 <w:szCs w:val="16"/>
               </w:rPr>
@@ -5145,7 +6089,7 @@
             <w:proofErr w:type="spellStart"/>
             <w:r>
               <w:rPr>
-                <w:rFonts w:ascii="Arial" w:eastAsia="Arial" w:hAnsi="Arial" w:cs="Arial"/>
+                <w:rFonts w:asciiTheme="majorHAnsi" w:eastAsia="Arial" w:hAnsiTheme="majorHAnsi" w:cstheme="majorHAnsi"/>
                 <w:b/>
                 <w:bCs/>
                 <w:sz w:val="16"/>
@@ -5156,7 +6100,7 @@
             <w:proofErr w:type="spellEnd"/>
             <w:r>
               <w:rPr>
-                <w:rFonts w:ascii="Arial" w:eastAsia="Arial" w:hAnsi="Arial" w:cs="Arial"/>
+                <w:rFonts w:asciiTheme="majorHAnsi" w:eastAsia="Arial" w:hAnsiTheme="majorHAnsi" w:cstheme="majorHAnsi"/>
                 <w:b/>
                 <w:bCs/>
                 <w:sz w:val="16"/>
@@ -5186,6 +6130,7 @@
           <w:p>
             <w:pPr>
               <w:rPr>
+                <w:rFonts w:asciiTheme="majorHAnsi" w:hAnsiTheme="majorHAnsi" w:cstheme="majorHAnsi"/>
                 <w:sz w:val="16"/>
                 <w:szCs w:val="16"/>
                 <w:lang w:val="es-ES"/>
@@ -5193,7 +6138,7 @@
             </w:pPr>
             <w:r>
               <w:rPr>
-                <w:rFonts w:ascii="Arial" w:eastAsia="Arial" w:hAnsi="Arial" w:cs="Arial"/>
+                <w:rFonts w:asciiTheme="majorHAnsi" w:eastAsia="Arial" w:hAnsiTheme="majorHAnsi" w:cstheme="majorHAnsi"/>
                 <w:sz w:val="16"/>
                 <w:szCs w:val="16"/>
                 <w:lang w:val="es-ES"/>
@@ -5222,13 +6167,14 @@
           <w:p>
             <w:pPr>
               <w:rPr>
+                <w:rFonts w:asciiTheme="majorHAnsi" w:hAnsiTheme="majorHAnsi" w:cstheme="majorHAnsi"/>
                 <w:sz w:val="16"/>
                 <w:szCs w:val="16"/>
               </w:rPr>
             </w:pPr>
             <w:r>
               <w:rPr>
-                <w:rFonts w:ascii="Arial" w:eastAsia="Arial" w:hAnsi="Arial" w:cs="Arial"/>
+                <w:rFonts w:asciiTheme="majorHAnsi" w:eastAsia="Arial" w:hAnsiTheme="majorHAnsi" w:cstheme="majorHAnsi"/>
                 <w:sz w:val="16"/>
                 <w:szCs w:val="16"/>
               </w:rPr>
@@ -5237,7 +6183,7 @@
             <w:proofErr w:type="spellStart"/>
             <w:r>
               <w:rPr>
-                <w:rFonts w:ascii="Arial" w:eastAsia="Arial" w:hAnsi="Arial" w:cs="Arial"/>
+                <w:rFonts w:asciiTheme="majorHAnsi" w:eastAsia="Arial" w:hAnsiTheme="majorHAnsi" w:cstheme="majorHAnsi"/>
                 <w:sz w:val="16"/>
                 <w:szCs w:val="16"/>
               </w:rPr>
@@ -5246,7 +6192,7 @@
             <w:proofErr w:type="spellEnd"/>
             <w:r>
               <w:rPr>
-                <w:rFonts w:ascii="Arial" w:eastAsia="Arial" w:hAnsi="Arial" w:cs="Arial"/>
+                <w:rFonts w:asciiTheme="majorHAnsi" w:eastAsia="Arial" w:hAnsiTheme="majorHAnsi" w:cstheme="majorHAnsi"/>
                 <w:sz w:val="16"/>
                 <w:szCs w:val="16"/>
               </w:rPr>
@@ -5255,7 +6201,7 @@
             <w:proofErr w:type="spellStart"/>
             <w:r>
               <w:rPr>
-                <w:rFonts w:ascii="Arial" w:eastAsia="Arial" w:hAnsi="Arial" w:cs="Arial"/>
+                <w:rFonts w:asciiTheme="majorHAnsi" w:eastAsia="Arial" w:hAnsiTheme="majorHAnsi" w:cstheme="majorHAnsi"/>
                 <w:sz w:val="16"/>
                 <w:szCs w:val="16"/>
               </w:rPr>
@@ -5264,7 +6210,7 @@
             <w:proofErr w:type="spellEnd"/>
             <w:r>
               <w:rPr>
-                <w:rFonts w:ascii="Arial" w:eastAsia="Arial" w:hAnsi="Arial" w:cs="Arial"/>
+                <w:rFonts w:asciiTheme="majorHAnsi" w:eastAsia="Arial" w:hAnsiTheme="majorHAnsi" w:cstheme="majorHAnsi"/>
                 <w:sz w:val="16"/>
                 <w:szCs w:val="16"/>
               </w:rPr>
@@ -5292,13 +6238,14 @@
           <w:p>
             <w:pPr>
               <w:rPr>
+                <w:rFonts w:asciiTheme="majorHAnsi" w:hAnsiTheme="majorHAnsi" w:cstheme="majorHAnsi"/>
                 <w:sz w:val="16"/>
                 <w:szCs w:val="16"/>
               </w:rPr>
             </w:pPr>
             <w:r>
               <w:rPr>
-                <w:rFonts w:ascii="Arial" w:eastAsia="Arial" w:hAnsi="Arial" w:cs="Arial"/>
+                <w:rFonts w:asciiTheme="majorHAnsi" w:eastAsia="Arial" w:hAnsiTheme="majorHAnsi" w:cstheme="majorHAnsi"/>
                 <w:sz w:val="16"/>
                 <w:szCs w:val="16"/>
               </w:rPr>
@@ -5326,13 +6273,14 @@
           <w:p>
             <w:pPr>
               <w:rPr>
+                <w:rFonts w:asciiTheme="majorHAnsi" w:hAnsiTheme="majorHAnsi" w:cstheme="majorHAnsi"/>
                 <w:sz w:val="16"/>
                 <w:szCs w:val="16"/>
               </w:rPr>
             </w:pPr>
             <w:r>
               <w:rPr>
-                <w:rFonts w:ascii="Arial" w:eastAsia="Arial" w:hAnsi="Arial" w:cs="Arial"/>
+                <w:rFonts w:asciiTheme="majorHAnsi" w:eastAsia="Arial" w:hAnsiTheme="majorHAnsi" w:cstheme="majorHAnsi"/>
                 <w:sz w:val="16"/>
                 <w:szCs w:val="16"/>
               </w:rPr>
@@ -5360,13 +6308,14 @@
           <w:p>
             <w:pPr>
               <w:rPr>
+                <w:rFonts w:asciiTheme="majorHAnsi" w:hAnsiTheme="majorHAnsi" w:cstheme="majorHAnsi"/>
                 <w:sz w:val="16"/>
                 <w:szCs w:val="16"/>
               </w:rPr>
             </w:pPr>
             <w:r>
               <w:rPr>
-                <w:rFonts w:ascii="Arial" w:eastAsia="Arial" w:hAnsi="Arial" w:cs="Arial"/>
+                <w:rFonts w:asciiTheme="majorHAnsi" w:eastAsia="Arial" w:hAnsiTheme="majorHAnsi" w:cstheme="majorHAnsi"/>
                 <w:sz w:val="16"/>
                 <w:szCs w:val="16"/>
               </w:rPr>
@@ -5394,13 +6343,14 @@
           <w:p>
             <w:pPr>
               <w:rPr>
+                <w:rFonts w:asciiTheme="majorHAnsi" w:hAnsiTheme="majorHAnsi" w:cstheme="majorHAnsi"/>
                 <w:sz w:val="16"/>
                 <w:szCs w:val="16"/>
               </w:rPr>
             </w:pPr>
             <w:r>
               <w:rPr>
-                <w:rFonts w:ascii="Arial" w:eastAsia="Arial" w:hAnsi="Arial" w:cs="Arial"/>
+                <w:rFonts w:asciiTheme="majorHAnsi" w:eastAsia="Arial" w:hAnsiTheme="majorHAnsi" w:cstheme="majorHAnsi"/>
                 <w:sz w:val="16"/>
                 <w:szCs w:val="16"/>
               </w:rPr>
@@ -5410,12 +6360,6 @@
         </w:tc>
       </w:tr>
       <w:tr>
-        <w:tblPrEx>
-          <w:tblCellMar>
-            <w:top w:w="0" w:type="dxa"/>
-            <w:bottom w:w="0" w:type="dxa"/>
-          </w:tblCellMar>
-        </w:tblPrEx>
         <w:tc>
           <w:tcPr>
             <w:tcW w:w="1838" w:type="dxa"/>
@@ -5436,13 +6380,14 @@
           <w:p>
             <w:pPr>
               <w:rPr>
+                <w:rFonts w:asciiTheme="majorHAnsi" w:hAnsiTheme="majorHAnsi" w:cstheme="majorHAnsi"/>
                 <w:sz w:val="16"/>
                 <w:szCs w:val="16"/>
               </w:rPr>
             </w:pPr>
             <w:r>
               <w:rPr>
-                <w:rFonts w:ascii="Arial" w:eastAsia="Arial" w:hAnsi="Arial" w:cs="Arial"/>
+                <w:rFonts w:asciiTheme="majorHAnsi" w:eastAsia="Arial" w:hAnsiTheme="majorHAnsi" w:cstheme="majorHAnsi"/>
                 <w:b/>
                 <w:bCs/>
                 <w:sz w:val="16"/>
@@ -5472,13 +6417,14 @@
           <w:p>
             <w:pPr>
               <w:rPr>
+                <w:rFonts w:asciiTheme="majorHAnsi" w:hAnsiTheme="majorHAnsi" w:cstheme="majorHAnsi"/>
                 <w:sz w:val="16"/>
                 <w:szCs w:val="16"/>
               </w:rPr>
             </w:pPr>
             <w:r>
               <w:rPr>
-                <w:rFonts w:ascii="Arial" w:eastAsia="Arial" w:hAnsi="Arial" w:cs="Arial"/>
+                <w:rFonts w:asciiTheme="majorHAnsi" w:eastAsia="Arial" w:hAnsiTheme="majorHAnsi" w:cstheme="majorHAnsi"/>
                 <w:sz w:val="16"/>
                 <w:szCs w:val="16"/>
               </w:rPr>
@@ -5506,13 +6452,14 @@
           <w:p>
             <w:pPr>
               <w:rPr>
+                <w:rFonts w:asciiTheme="majorHAnsi" w:hAnsiTheme="majorHAnsi" w:cstheme="majorHAnsi"/>
                 <w:sz w:val="16"/>
                 <w:szCs w:val="16"/>
               </w:rPr>
             </w:pPr>
             <w:r>
               <w:rPr>
-                <w:rFonts w:ascii="Arial" w:eastAsia="Arial" w:hAnsi="Arial" w:cs="Arial"/>
+                <w:rFonts w:asciiTheme="majorHAnsi" w:eastAsia="Arial" w:hAnsiTheme="majorHAnsi" w:cstheme="majorHAnsi"/>
                 <w:sz w:val="16"/>
                 <w:szCs w:val="16"/>
               </w:rPr>
@@ -5540,13 +6487,14 @@
           <w:p>
             <w:pPr>
               <w:rPr>
+                <w:rFonts w:asciiTheme="majorHAnsi" w:hAnsiTheme="majorHAnsi" w:cstheme="majorHAnsi"/>
                 <w:sz w:val="16"/>
                 <w:szCs w:val="16"/>
               </w:rPr>
             </w:pPr>
             <w:r>
               <w:rPr>
-                <w:rFonts w:ascii="Arial" w:eastAsia="Arial" w:hAnsi="Arial" w:cs="Arial"/>
+                <w:rFonts w:asciiTheme="majorHAnsi" w:eastAsia="Arial" w:hAnsiTheme="majorHAnsi" w:cstheme="majorHAnsi"/>
                 <w:sz w:val="16"/>
                 <w:szCs w:val="16"/>
               </w:rPr>
@@ -5574,13 +6522,14 @@
           <w:p>
             <w:pPr>
               <w:rPr>
+                <w:rFonts w:asciiTheme="majorHAnsi" w:hAnsiTheme="majorHAnsi" w:cstheme="majorHAnsi"/>
                 <w:sz w:val="16"/>
                 <w:szCs w:val="16"/>
               </w:rPr>
             </w:pPr>
             <w:r>
               <w:rPr>
-                <w:rFonts w:ascii="Arial" w:eastAsia="Arial" w:hAnsi="Arial" w:cs="Arial"/>
+                <w:rFonts w:asciiTheme="majorHAnsi" w:eastAsia="Arial" w:hAnsiTheme="majorHAnsi" w:cstheme="majorHAnsi"/>
                 <w:sz w:val="16"/>
                 <w:szCs w:val="16"/>
               </w:rPr>
@@ -5589,7 +6538,7 @@
             <w:proofErr w:type="spellStart"/>
             <w:r>
               <w:rPr>
-                <w:rFonts w:ascii="Arial" w:eastAsia="Arial" w:hAnsi="Arial" w:cs="Arial"/>
+                <w:rFonts w:asciiTheme="majorHAnsi" w:eastAsia="Arial" w:hAnsiTheme="majorHAnsi" w:cstheme="majorHAnsi"/>
                 <w:sz w:val="16"/>
                 <w:szCs w:val="16"/>
               </w:rPr>
@@ -5598,7 +6547,7 @@
             <w:proofErr w:type="spellEnd"/>
             <w:r>
               <w:rPr>
-                <w:rFonts w:ascii="Arial" w:eastAsia="Arial" w:hAnsi="Arial" w:cs="Arial"/>
+                <w:rFonts w:asciiTheme="majorHAnsi" w:eastAsia="Arial" w:hAnsiTheme="majorHAnsi" w:cstheme="majorHAnsi"/>
                 <w:sz w:val="16"/>
                 <w:szCs w:val="16"/>
               </w:rPr>
@@ -5607,7 +6556,7 @@
             <w:proofErr w:type="spellStart"/>
             <w:r>
               <w:rPr>
-                <w:rFonts w:ascii="Arial" w:eastAsia="Arial" w:hAnsi="Arial" w:cs="Arial"/>
+                <w:rFonts w:asciiTheme="majorHAnsi" w:eastAsia="Arial" w:hAnsiTheme="majorHAnsi" w:cstheme="majorHAnsi"/>
                 <w:sz w:val="16"/>
                 <w:szCs w:val="16"/>
               </w:rPr>
@@ -5616,7 +6565,7 @@
             <w:proofErr w:type="spellEnd"/>
             <w:r>
               <w:rPr>
-                <w:rFonts w:ascii="Arial" w:eastAsia="Arial" w:hAnsi="Arial" w:cs="Arial"/>
+                <w:rFonts w:asciiTheme="majorHAnsi" w:eastAsia="Arial" w:hAnsiTheme="majorHAnsi" w:cstheme="majorHAnsi"/>
                 <w:sz w:val="16"/>
                 <w:szCs w:val="16"/>
               </w:rPr>
@@ -5644,13 +6593,14 @@
           <w:p>
             <w:pPr>
               <w:rPr>
+                <w:rFonts w:asciiTheme="majorHAnsi" w:hAnsiTheme="majorHAnsi" w:cstheme="majorHAnsi"/>
                 <w:sz w:val="16"/>
                 <w:szCs w:val="16"/>
               </w:rPr>
             </w:pPr>
             <w:r>
               <w:rPr>
-                <w:rFonts w:ascii="Arial" w:eastAsia="Arial" w:hAnsi="Arial" w:cs="Arial"/>
+                <w:rFonts w:asciiTheme="majorHAnsi" w:eastAsia="Arial" w:hAnsiTheme="majorHAnsi" w:cstheme="majorHAnsi"/>
                 <w:sz w:val="16"/>
                 <w:szCs w:val="16"/>
               </w:rPr>
@@ -5678,13 +6628,14 @@
           <w:p>
             <w:pPr>
               <w:rPr>
+                <w:rFonts w:asciiTheme="majorHAnsi" w:hAnsiTheme="majorHAnsi" w:cstheme="majorHAnsi"/>
                 <w:sz w:val="16"/>
                 <w:szCs w:val="16"/>
               </w:rPr>
             </w:pPr>
             <w:r>
               <w:rPr>
-                <w:rFonts w:ascii="Arial" w:eastAsia="Arial" w:hAnsi="Arial" w:cs="Arial"/>
+                <w:rFonts w:asciiTheme="majorHAnsi" w:eastAsia="Arial" w:hAnsiTheme="majorHAnsi" w:cstheme="majorHAnsi"/>
                 <w:sz w:val="16"/>
                 <w:szCs w:val="16"/>
               </w:rPr>
@@ -5694,12 +6645,6 @@
         </w:tc>
       </w:tr>
       <w:tr>
-        <w:tblPrEx>
-          <w:tblCellMar>
-            <w:top w:w="0" w:type="dxa"/>
-            <w:bottom w:w="0" w:type="dxa"/>
-          </w:tblCellMar>
-        </w:tblPrEx>
         <w:tc>
           <w:tcPr>
             <w:tcW w:w="1838" w:type="dxa"/>
@@ -5720,13 +6665,14 @@
           <w:p>
             <w:pPr>
               <w:rPr>
+                <w:rFonts w:asciiTheme="majorHAnsi" w:hAnsiTheme="majorHAnsi" w:cstheme="majorHAnsi"/>
                 <w:sz w:val="16"/>
                 <w:szCs w:val="16"/>
               </w:rPr>
             </w:pPr>
             <w:r>
               <w:rPr>
-                <w:rFonts w:ascii="Arial" w:eastAsia="Arial" w:hAnsi="Arial" w:cs="Arial"/>
+                <w:rFonts w:asciiTheme="majorHAnsi" w:eastAsia="Arial" w:hAnsiTheme="majorHAnsi" w:cstheme="majorHAnsi"/>
                 <w:b/>
                 <w:bCs/>
                 <w:sz w:val="16"/>
@@ -5737,7 +6683,7 @@
             <w:proofErr w:type="spellStart"/>
             <w:r>
               <w:rPr>
-                <w:rFonts w:ascii="Arial" w:eastAsia="Arial" w:hAnsi="Arial" w:cs="Arial"/>
+                <w:rFonts w:asciiTheme="majorHAnsi" w:eastAsia="Arial" w:hAnsiTheme="majorHAnsi" w:cstheme="majorHAnsi"/>
                 <w:b/>
                 <w:bCs/>
                 <w:sz w:val="16"/>
@@ -5768,6 +6714,7 @@
           <w:p>
             <w:pPr>
               <w:rPr>
+                <w:rFonts w:asciiTheme="majorHAnsi" w:hAnsiTheme="majorHAnsi" w:cstheme="majorHAnsi"/>
                 <w:sz w:val="16"/>
                 <w:szCs w:val="16"/>
               </w:rPr>
@@ -5775,7 +6722,7 @@
             <w:proofErr w:type="spellStart"/>
             <w:r>
               <w:rPr>
-                <w:rFonts w:ascii="Arial" w:eastAsia="Arial" w:hAnsi="Arial" w:cs="Arial"/>
+                <w:rFonts w:asciiTheme="majorHAnsi" w:eastAsia="Arial" w:hAnsiTheme="majorHAnsi" w:cstheme="majorHAnsi"/>
                 <w:sz w:val="16"/>
                 <w:szCs w:val="16"/>
               </w:rPr>
@@ -5804,6 +6751,7 @@
           <w:p>
             <w:pPr>
               <w:rPr>
+                <w:rFonts w:asciiTheme="majorHAnsi" w:hAnsiTheme="majorHAnsi" w:cstheme="majorHAnsi"/>
                 <w:sz w:val="16"/>
                 <w:szCs w:val="16"/>
               </w:rPr>
@@ -5811,7 +6759,7 @@
             <w:proofErr w:type="spellStart"/>
             <w:r>
               <w:rPr>
-                <w:rFonts w:ascii="Arial" w:eastAsia="Arial" w:hAnsi="Arial" w:cs="Arial"/>
+                <w:rFonts w:asciiTheme="majorHAnsi" w:eastAsia="Arial" w:hAnsiTheme="majorHAnsi" w:cstheme="majorHAnsi"/>
                 <w:sz w:val="16"/>
                 <w:szCs w:val="16"/>
               </w:rPr>
@@ -5820,7 +6768,7 @@
             <w:proofErr w:type="spellEnd"/>
             <w:r>
               <w:rPr>
-                <w:rFonts w:ascii="Arial" w:eastAsia="Arial" w:hAnsi="Arial" w:cs="Arial"/>
+                <w:rFonts w:asciiTheme="majorHAnsi" w:eastAsia="Arial" w:hAnsiTheme="majorHAnsi" w:cstheme="majorHAnsi"/>
                 <w:sz w:val="16"/>
                 <w:szCs w:val="16"/>
               </w:rPr>
@@ -5829,7 +6777,7 @@
             <w:proofErr w:type="spellStart"/>
             <w:r>
               <w:rPr>
-                <w:rFonts w:ascii="Arial" w:eastAsia="Arial" w:hAnsi="Arial" w:cs="Arial"/>
+                <w:rFonts w:asciiTheme="majorHAnsi" w:eastAsia="Arial" w:hAnsiTheme="majorHAnsi" w:cstheme="majorHAnsi"/>
                 <w:sz w:val="16"/>
                 <w:szCs w:val="16"/>
               </w:rPr>
@@ -5858,6 +6806,7 @@
           <w:p>
             <w:pPr>
               <w:rPr>
+                <w:rFonts w:asciiTheme="majorHAnsi" w:hAnsiTheme="majorHAnsi" w:cstheme="majorHAnsi"/>
                 <w:sz w:val="16"/>
                 <w:szCs w:val="16"/>
               </w:rPr>
@@ -5865,7 +6814,7 @@
             <w:proofErr w:type="spellStart"/>
             <w:r>
               <w:rPr>
-                <w:rFonts w:ascii="Arial" w:eastAsia="Arial" w:hAnsi="Arial" w:cs="Arial"/>
+                <w:rFonts w:asciiTheme="majorHAnsi" w:eastAsia="Arial" w:hAnsiTheme="majorHAnsi" w:cstheme="majorHAnsi"/>
                 <w:sz w:val="16"/>
                 <w:szCs w:val="16"/>
               </w:rPr>
@@ -5894,6 +6843,7 @@
           <w:p>
             <w:pPr>
               <w:rPr>
+                <w:rFonts w:asciiTheme="majorHAnsi" w:hAnsiTheme="majorHAnsi" w:cstheme="majorHAnsi"/>
                 <w:sz w:val="16"/>
                 <w:szCs w:val="16"/>
               </w:rPr>
@@ -5901,7 +6851,7 @@
             <w:proofErr w:type="spellStart"/>
             <w:r>
               <w:rPr>
-                <w:rFonts w:ascii="Arial" w:eastAsia="Arial" w:hAnsi="Arial" w:cs="Arial"/>
+                <w:rFonts w:asciiTheme="majorHAnsi" w:eastAsia="Arial" w:hAnsiTheme="majorHAnsi" w:cstheme="majorHAnsi"/>
                 <w:sz w:val="16"/>
                 <w:szCs w:val="16"/>
               </w:rPr>
@@ -5930,6 +6880,7 @@
           <w:p>
             <w:pPr>
               <w:rPr>
+                <w:rFonts w:asciiTheme="majorHAnsi" w:hAnsiTheme="majorHAnsi" w:cstheme="majorHAnsi"/>
                 <w:sz w:val="16"/>
                 <w:szCs w:val="16"/>
               </w:rPr>
@@ -5937,7 +6888,7 @@
             <w:proofErr w:type="spellStart"/>
             <w:r>
               <w:rPr>
-                <w:rFonts w:ascii="Arial" w:eastAsia="Arial" w:hAnsi="Arial" w:cs="Arial"/>
+                <w:rFonts w:asciiTheme="majorHAnsi" w:eastAsia="Arial" w:hAnsiTheme="majorHAnsi" w:cstheme="majorHAnsi"/>
                 <w:sz w:val="16"/>
                 <w:szCs w:val="16"/>
               </w:rPr>
@@ -5966,6 +6917,7 @@
           <w:p>
             <w:pPr>
               <w:rPr>
+                <w:rFonts w:asciiTheme="majorHAnsi" w:hAnsiTheme="majorHAnsi" w:cstheme="majorHAnsi"/>
                 <w:sz w:val="16"/>
                 <w:szCs w:val="16"/>
               </w:rPr>
@@ -5973,7 +6925,7 @@
             <w:proofErr w:type="spellStart"/>
             <w:r>
               <w:rPr>
-                <w:rFonts w:ascii="Arial" w:eastAsia="Arial" w:hAnsi="Arial" w:cs="Arial"/>
+                <w:rFonts w:asciiTheme="majorHAnsi" w:eastAsia="Arial" w:hAnsiTheme="majorHAnsi" w:cstheme="majorHAnsi"/>
                 <w:sz w:val="16"/>
                 <w:szCs w:val="16"/>
               </w:rPr>
@@ -5984,12 +6936,6 @@
         </w:tc>
       </w:tr>
       <w:tr>
-        <w:tblPrEx>
-          <w:tblCellMar>
-            <w:top w:w="0" w:type="dxa"/>
-            <w:bottom w:w="0" w:type="dxa"/>
-          </w:tblCellMar>
-        </w:tblPrEx>
         <w:tc>
           <w:tcPr>
             <w:tcW w:w="1838" w:type="dxa"/>
@@ -6010,6 +6956,7 @@
           <w:p>
             <w:pPr>
               <w:rPr>
+                <w:rFonts w:asciiTheme="majorHAnsi" w:hAnsiTheme="majorHAnsi" w:cstheme="majorHAnsi"/>
                 <w:sz w:val="16"/>
                 <w:szCs w:val="16"/>
               </w:rPr>
@@ -6017,7 +6964,7 @@
             <w:proofErr w:type="spellStart"/>
             <w:r>
               <w:rPr>
-                <w:rFonts w:ascii="Arial" w:eastAsia="Arial" w:hAnsi="Arial" w:cs="Arial"/>
+                <w:rFonts w:asciiTheme="majorHAnsi" w:eastAsia="Arial" w:hAnsiTheme="majorHAnsi" w:cstheme="majorHAnsi"/>
                 <w:b/>
                 <w:bCs/>
                 <w:sz w:val="16"/>
@@ -6028,7 +6975,7 @@
             <w:proofErr w:type="spellEnd"/>
             <w:r>
               <w:rPr>
-                <w:rFonts w:ascii="Arial" w:eastAsia="Arial" w:hAnsi="Arial" w:cs="Arial"/>
+                <w:rFonts w:asciiTheme="majorHAnsi" w:eastAsia="Arial" w:hAnsiTheme="majorHAnsi" w:cstheme="majorHAnsi"/>
                 <w:b/>
                 <w:bCs/>
                 <w:sz w:val="16"/>
@@ -6058,13 +7005,14 @@
           <w:p>
             <w:pPr>
               <w:rPr>
+                <w:rFonts w:asciiTheme="majorHAnsi" w:hAnsiTheme="majorHAnsi" w:cstheme="majorHAnsi"/>
                 <w:sz w:val="16"/>
                 <w:szCs w:val="16"/>
               </w:rPr>
             </w:pPr>
             <w:r>
               <w:rPr>
-                <w:rFonts w:ascii="Arial" w:eastAsia="Arial" w:hAnsi="Arial" w:cs="Arial"/>
+                <w:rFonts w:asciiTheme="majorHAnsi" w:eastAsia="Arial" w:hAnsiTheme="majorHAnsi" w:cstheme="majorHAnsi"/>
                 <w:sz w:val="16"/>
                 <w:szCs w:val="16"/>
               </w:rPr>
@@ -6092,13 +7040,14 @@
           <w:p>
             <w:pPr>
               <w:rPr>
+                <w:rFonts w:asciiTheme="majorHAnsi" w:hAnsiTheme="majorHAnsi" w:cstheme="majorHAnsi"/>
                 <w:sz w:val="16"/>
                 <w:szCs w:val="16"/>
               </w:rPr>
             </w:pPr>
             <w:r>
               <w:rPr>
-                <w:rFonts w:ascii="Arial" w:eastAsia="Arial" w:hAnsi="Arial" w:cs="Arial"/>
+                <w:rFonts w:asciiTheme="majorHAnsi" w:eastAsia="Arial" w:hAnsiTheme="majorHAnsi" w:cstheme="majorHAnsi"/>
                 <w:sz w:val="16"/>
                 <w:szCs w:val="16"/>
               </w:rPr>
@@ -6126,13 +7075,14 @@
           <w:p>
             <w:pPr>
               <w:rPr>
+                <w:rFonts w:asciiTheme="majorHAnsi" w:hAnsiTheme="majorHAnsi" w:cstheme="majorHAnsi"/>
                 <w:sz w:val="16"/>
                 <w:szCs w:val="16"/>
               </w:rPr>
             </w:pPr>
             <w:r>
               <w:rPr>
-                <w:rFonts w:ascii="Arial" w:eastAsia="Arial" w:hAnsi="Arial" w:cs="Arial"/>
+                <w:rFonts w:asciiTheme="majorHAnsi" w:eastAsia="Arial" w:hAnsiTheme="majorHAnsi" w:cstheme="majorHAnsi"/>
                 <w:sz w:val="16"/>
                 <w:szCs w:val="16"/>
               </w:rPr>
@@ -6160,13 +7110,14 @@
           <w:p>
             <w:pPr>
               <w:rPr>
+                <w:rFonts w:asciiTheme="majorHAnsi" w:hAnsiTheme="majorHAnsi" w:cstheme="majorHAnsi"/>
                 <w:sz w:val="16"/>
                 <w:szCs w:val="16"/>
               </w:rPr>
             </w:pPr>
             <w:r>
               <w:rPr>
-                <w:rFonts w:ascii="Arial" w:eastAsia="Arial" w:hAnsi="Arial" w:cs="Arial"/>
+                <w:rFonts w:asciiTheme="majorHAnsi" w:eastAsia="Arial" w:hAnsiTheme="majorHAnsi" w:cstheme="majorHAnsi"/>
                 <w:sz w:val="16"/>
                 <w:szCs w:val="16"/>
               </w:rPr>
@@ -6194,13 +7145,14 @@
           <w:p>
             <w:pPr>
               <w:rPr>
+                <w:rFonts w:asciiTheme="majorHAnsi" w:hAnsiTheme="majorHAnsi" w:cstheme="majorHAnsi"/>
                 <w:sz w:val="16"/>
                 <w:szCs w:val="16"/>
               </w:rPr>
             </w:pPr>
             <w:r>
               <w:rPr>
-                <w:rFonts w:ascii="Arial" w:eastAsia="Arial" w:hAnsi="Arial" w:cs="Arial"/>
+                <w:rFonts w:asciiTheme="majorHAnsi" w:eastAsia="Arial" w:hAnsiTheme="majorHAnsi" w:cstheme="majorHAnsi"/>
                 <w:sz w:val="16"/>
                 <w:szCs w:val="16"/>
               </w:rPr>
@@ -6228,13 +7180,14 @@
           <w:p>
             <w:pPr>
               <w:rPr>
+                <w:rFonts w:asciiTheme="majorHAnsi" w:hAnsiTheme="majorHAnsi" w:cstheme="majorHAnsi"/>
                 <w:sz w:val="16"/>
                 <w:szCs w:val="16"/>
               </w:rPr>
             </w:pPr>
             <w:r>
               <w:rPr>
-                <w:rFonts w:ascii="Arial" w:eastAsia="Arial" w:hAnsi="Arial" w:cs="Arial"/>
+                <w:rFonts w:asciiTheme="majorHAnsi" w:eastAsia="Arial" w:hAnsiTheme="majorHAnsi" w:cstheme="majorHAnsi"/>
                 <w:sz w:val="16"/>
                 <w:szCs w:val="16"/>
               </w:rPr>
@@ -6244,12 +7197,6 @@
         </w:tc>
       </w:tr>
       <w:tr>
-        <w:tblPrEx>
-          <w:tblCellMar>
-            <w:top w:w="0" w:type="dxa"/>
-            <w:bottom w:w="0" w:type="dxa"/>
-          </w:tblCellMar>
-        </w:tblPrEx>
         <w:tc>
           <w:tcPr>
             <w:tcW w:w="1838" w:type="dxa"/>
@@ -6270,6 +7217,7 @@
           <w:p>
             <w:pPr>
               <w:rPr>
+                <w:rFonts w:asciiTheme="majorHAnsi" w:hAnsiTheme="majorHAnsi" w:cstheme="majorHAnsi"/>
                 <w:sz w:val="16"/>
                 <w:szCs w:val="16"/>
               </w:rPr>
@@ -6277,7 +7225,7 @@
             <w:proofErr w:type="spellStart"/>
             <w:r>
               <w:rPr>
-                <w:rFonts w:ascii="Arial" w:eastAsia="Arial" w:hAnsi="Arial" w:cs="Arial"/>
+                <w:rFonts w:asciiTheme="majorHAnsi" w:eastAsia="Arial" w:hAnsiTheme="majorHAnsi" w:cstheme="majorHAnsi"/>
                 <w:b/>
                 <w:bCs/>
                 <w:sz w:val="16"/>
@@ -6288,7 +7236,7 @@
             <w:proofErr w:type="spellEnd"/>
             <w:r>
               <w:rPr>
-                <w:rFonts w:ascii="Arial" w:eastAsia="Arial" w:hAnsi="Arial" w:cs="Arial"/>
+                <w:rFonts w:asciiTheme="majorHAnsi" w:eastAsia="Arial" w:hAnsiTheme="majorHAnsi" w:cstheme="majorHAnsi"/>
                 <w:b/>
                 <w:bCs/>
                 <w:sz w:val="16"/>
@@ -6318,13 +7266,14 @@
           <w:p>
             <w:pPr>
               <w:rPr>
+                <w:rFonts w:asciiTheme="majorHAnsi" w:hAnsiTheme="majorHAnsi" w:cstheme="majorHAnsi"/>
                 <w:sz w:val="16"/>
                 <w:szCs w:val="16"/>
               </w:rPr>
             </w:pPr>
             <w:r>
               <w:rPr>
-                <w:rFonts w:ascii="Arial" w:eastAsia="Arial" w:hAnsi="Arial" w:cs="Arial"/>
+                <w:rFonts w:asciiTheme="majorHAnsi" w:eastAsia="Arial" w:hAnsiTheme="majorHAnsi" w:cstheme="majorHAnsi"/>
                 <w:sz w:val="16"/>
                 <w:szCs w:val="16"/>
               </w:rPr>
@@ -6352,13 +7301,14 @@
           <w:p>
             <w:pPr>
               <w:rPr>
+                <w:rFonts w:asciiTheme="majorHAnsi" w:hAnsiTheme="majorHAnsi" w:cstheme="majorHAnsi"/>
                 <w:sz w:val="16"/>
                 <w:szCs w:val="16"/>
               </w:rPr>
             </w:pPr>
             <w:r>
               <w:rPr>
-                <w:rFonts w:ascii="Arial" w:eastAsia="Arial" w:hAnsi="Arial" w:cs="Arial"/>
+                <w:rFonts w:asciiTheme="majorHAnsi" w:eastAsia="Arial" w:hAnsiTheme="majorHAnsi" w:cstheme="majorHAnsi"/>
                 <w:sz w:val="16"/>
                 <w:szCs w:val="16"/>
               </w:rPr>
@@ -6386,13 +7336,14 @@
           <w:p>
             <w:pPr>
               <w:rPr>
+                <w:rFonts w:asciiTheme="majorHAnsi" w:hAnsiTheme="majorHAnsi" w:cstheme="majorHAnsi"/>
                 <w:sz w:val="16"/>
                 <w:szCs w:val="16"/>
               </w:rPr>
             </w:pPr>
             <w:r>
               <w:rPr>
-                <w:rFonts w:ascii="Arial" w:eastAsia="Arial" w:hAnsi="Arial" w:cs="Arial"/>
+                <w:rFonts w:asciiTheme="majorHAnsi" w:eastAsia="Arial" w:hAnsiTheme="majorHAnsi" w:cstheme="majorHAnsi"/>
                 <w:sz w:val="16"/>
                 <w:szCs w:val="16"/>
               </w:rPr>
@@ -6420,13 +7371,14 @@
           <w:p>
             <w:pPr>
               <w:rPr>
+                <w:rFonts w:asciiTheme="majorHAnsi" w:hAnsiTheme="majorHAnsi" w:cstheme="majorHAnsi"/>
                 <w:sz w:val="16"/>
                 <w:szCs w:val="16"/>
               </w:rPr>
             </w:pPr>
             <w:r>
               <w:rPr>
-                <w:rFonts w:ascii="Arial" w:eastAsia="Arial" w:hAnsi="Arial" w:cs="Arial"/>
+                <w:rFonts w:asciiTheme="majorHAnsi" w:eastAsia="Arial" w:hAnsiTheme="majorHAnsi" w:cstheme="majorHAnsi"/>
                 <w:sz w:val="16"/>
                 <w:szCs w:val="16"/>
               </w:rPr>
@@ -6454,6 +7406,7 @@
           <w:p>
             <w:pPr>
               <w:rPr>
+                <w:rFonts w:asciiTheme="majorHAnsi" w:hAnsiTheme="majorHAnsi" w:cstheme="majorHAnsi"/>
                 <w:sz w:val="16"/>
                 <w:szCs w:val="16"/>
               </w:rPr>
@@ -6461,7 +7414,7 @@
             <w:proofErr w:type="spellStart"/>
             <w:r>
               <w:rPr>
-                <w:rFonts w:ascii="Arial" w:eastAsia="Arial" w:hAnsi="Arial" w:cs="Arial"/>
+                <w:rFonts w:asciiTheme="majorHAnsi" w:eastAsia="Arial" w:hAnsiTheme="majorHAnsi" w:cstheme="majorHAnsi"/>
                 <w:sz w:val="16"/>
                 <w:szCs w:val="16"/>
               </w:rPr>
@@ -6470,7 +7423,7 @@
             <w:proofErr w:type="spellEnd"/>
             <w:r>
               <w:rPr>
-                <w:rFonts w:ascii="Arial" w:eastAsia="Arial" w:hAnsi="Arial" w:cs="Arial"/>
+                <w:rFonts w:asciiTheme="majorHAnsi" w:eastAsia="Arial" w:hAnsiTheme="majorHAnsi" w:cstheme="majorHAnsi"/>
                 <w:sz w:val="16"/>
                 <w:szCs w:val="16"/>
               </w:rPr>
@@ -6479,7 +7432,7 @@
             <w:proofErr w:type="spellStart"/>
             <w:r>
               <w:rPr>
-                <w:rFonts w:ascii="Arial" w:eastAsia="Arial" w:hAnsi="Arial" w:cs="Arial"/>
+                <w:rFonts w:asciiTheme="majorHAnsi" w:eastAsia="Arial" w:hAnsiTheme="majorHAnsi" w:cstheme="majorHAnsi"/>
                 <w:sz w:val="16"/>
                 <w:szCs w:val="16"/>
               </w:rPr>
@@ -6508,13 +7461,14 @@
           <w:p>
             <w:pPr>
               <w:rPr>
+                <w:rFonts w:asciiTheme="majorHAnsi" w:hAnsiTheme="majorHAnsi" w:cstheme="majorHAnsi"/>
                 <w:sz w:val="16"/>
                 <w:szCs w:val="16"/>
               </w:rPr>
             </w:pPr>
             <w:r>
               <w:rPr>
-                <w:rFonts w:ascii="Arial" w:eastAsia="Arial" w:hAnsi="Arial" w:cs="Arial"/>
+                <w:rFonts w:asciiTheme="majorHAnsi" w:eastAsia="Arial" w:hAnsiTheme="majorHAnsi" w:cstheme="majorHAnsi"/>
                 <w:sz w:val="16"/>
                 <w:szCs w:val="16"/>
               </w:rPr>
@@ -6524,12 +7478,6 @@
         </w:tc>
       </w:tr>
       <w:tr>
-        <w:tblPrEx>
-          <w:tblCellMar>
-            <w:top w:w="0" w:type="dxa"/>
-            <w:bottom w:w="0" w:type="dxa"/>
-          </w:tblCellMar>
-        </w:tblPrEx>
         <w:tc>
           <w:tcPr>
             <w:tcW w:w="1838" w:type="dxa"/>
@@ -6550,6 +7498,7 @@
           <w:p>
             <w:pPr>
               <w:rPr>
+                <w:rFonts w:asciiTheme="majorHAnsi" w:hAnsiTheme="majorHAnsi" w:cstheme="majorHAnsi"/>
                 <w:sz w:val="16"/>
                 <w:szCs w:val="16"/>
               </w:rPr>
@@ -6557,19 +7506,18 @@
             <w:proofErr w:type="spellStart"/>
             <w:r>
               <w:rPr>
-                <w:rFonts w:ascii="Arial" w:eastAsia="Arial" w:hAnsi="Arial" w:cs="Arial"/>
+                <w:rFonts w:asciiTheme="majorHAnsi" w:eastAsia="Arial" w:hAnsiTheme="majorHAnsi" w:cstheme="majorHAnsi"/>
                 <w:b/>
                 <w:bCs/>
                 <w:sz w:val="16"/>
                 <w:szCs w:val="16"/>
               </w:rPr>
-              <w:lastRenderedPageBreak/>
               <w:t>Aplicación</w:t>
             </w:r>
             <w:proofErr w:type="spellEnd"/>
             <w:r>
               <w:rPr>
-                <w:rFonts w:ascii="Arial" w:eastAsia="Arial" w:hAnsi="Arial" w:cs="Arial"/>
+                <w:rFonts w:asciiTheme="majorHAnsi" w:eastAsia="Arial" w:hAnsiTheme="majorHAnsi" w:cstheme="majorHAnsi"/>
                 <w:b/>
                 <w:bCs/>
                 <w:sz w:val="16"/>
@@ -6599,6 +7547,7 @@
           <w:p>
             <w:pPr>
               <w:rPr>
+                <w:rFonts w:asciiTheme="majorHAnsi" w:hAnsiTheme="majorHAnsi" w:cstheme="majorHAnsi"/>
                 <w:sz w:val="16"/>
                 <w:szCs w:val="16"/>
               </w:rPr>
@@ -6606,7 +7555,7 @@
             <w:proofErr w:type="spellStart"/>
             <w:r>
               <w:rPr>
-                <w:rFonts w:ascii="Arial" w:eastAsia="Arial" w:hAnsi="Arial" w:cs="Arial"/>
+                <w:rFonts w:asciiTheme="majorHAnsi" w:eastAsia="Arial" w:hAnsiTheme="majorHAnsi" w:cstheme="majorHAnsi"/>
                 <w:sz w:val="16"/>
                 <w:szCs w:val="16"/>
               </w:rPr>
@@ -6615,7 +7564,7 @@
             <w:proofErr w:type="spellEnd"/>
             <w:r>
               <w:rPr>
-                <w:rFonts w:ascii="Arial" w:eastAsia="Arial" w:hAnsi="Arial" w:cs="Arial"/>
+                <w:rFonts w:asciiTheme="majorHAnsi" w:eastAsia="Arial" w:hAnsiTheme="majorHAnsi" w:cstheme="majorHAnsi"/>
                 <w:sz w:val="16"/>
                 <w:szCs w:val="16"/>
               </w:rPr>
@@ -6624,7 +7573,7 @@
             <w:proofErr w:type="spellStart"/>
             <w:r>
               <w:rPr>
-                <w:rFonts w:ascii="Arial" w:eastAsia="Arial" w:hAnsi="Arial" w:cs="Arial"/>
+                <w:rFonts w:asciiTheme="majorHAnsi" w:eastAsia="Arial" w:hAnsiTheme="majorHAnsi" w:cstheme="majorHAnsi"/>
                 <w:sz w:val="16"/>
                 <w:szCs w:val="16"/>
               </w:rPr>
@@ -6653,13 +7602,14 @@
           <w:p>
             <w:pPr>
               <w:rPr>
+                <w:rFonts w:asciiTheme="majorHAnsi" w:hAnsiTheme="majorHAnsi" w:cstheme="majorHAnsi"/>
                 <w:sz w:val="16"/>
                 <w:szCs w:val="16"/>
               </w:rPr>
             </w:pPr>
             <w:r>
               <w:rPr>
-                <w:rFonts w:ascii="Arial" w:eastAsia="Arial" w:hAnsi="Arial" w:cs="Arial"/>
+                <w:rFonts w:asciiTheme="majorHAnsi" w:eastAsia="Arial" w:hAnsiTheme="majorHAnsi" w:cstheme="majorHAnsi"/>
                 <w:sz w:val="16"/>
                 <w:szCs w:val="16"/>
               </w:rPr>
@@ -6668,7 +7618,7 @@
             <w:proofErr w:type="spellStart"/>
             <w:r>
               <w:rPr>
-                <w:rFonts w:ascii="Arial" w:eastAsia="Arial" w:hAnsi="Arial" w:cs="Arial"/>
+                <w:rFonts w:asciiTheme="majorHAnsi" w:eastAsia="Arial" w:hAnsiTheme="majorHAnsi" w:cstheme="majorHAnsi"/>
                 <w:sz w:val="16"/>
                 <w:szCs w:val="16"/>
               </w:rPr>
@@ -6697,6 +7647,7 @@
           <w:p>
             <w:pPr>
               <w:rPr>
+                <w:rFonts w:asciiTheme="majorHAnsi" w:hAnsiTheme="majorHAnsi" w:cstheme="majorHAnsi"/>
                 <w:sz w:val="16"/>
                 <w:szCs w:val="16"/>
               </w:rPr>
@@ -6704,7 +7655,7 @@
             <w:proofErr w:type="spellStart"/>
             <w:r>
               <w:rPr>
-                <w:rFonts w:ascii="Arial" w:eastAsia="Arial" w:hAnsi="Arial" w:cs="Arial"/>
+                <w:rFonts w:asciiTheme="majorHAnsi" w:eastAsia="Arial" w:hAnsiTheme="majorHAnsi" w:cstheme="majorHAnsi"/>
                 <w:sz w:val="16"/>
                 <w:szCs w:val="16"/>
               </w:rPr>
@@ -6713,7 +7664,7 @@
             <w:proofErr w:type="spellEnd"/>
             <w:r>
               <w:rPr>
-                <w:rFonts w:ascii="Arial" w:eastAsia="Arial" w:hAnsi="Arial" w:cs="Arial"/>
+                <w:rFonts w:asciiTheme="majorHAnsi" w:eastAsia="Arial" w:hAnsiTheme="majorHAnsi" w:cstheme="majorHAnsi"/>
                 <w:sz w:val="16"/>
                 <w:szCs w:val="16"/>
               </w:rPr>
@@ -6722,7 +7673,7 @@
             <w:proofErr w:type="spellStart"/>
             <w:r>
               <w:rPr>
-                <w:rFonts w:ascii="Arial" w:eastAsia="Arial" w:hAnsi="Arial" w:cs="Arial"/>
+                <w:rFonts w:asciiTheme="majorHAnsi" w:eastAsia="Arial" w:hAnsiTheme="majorHAnsi" w:cstheme="majorHAnsi"/>
                 <w:sz w:val="16"/>
                 <w:szCs w:val="16"/>
               </w:rPr>
@@ -6751,6 +7702,7 @@
           <w:p>
             <w:pPr>
               <w:rPr>
+                <w:rFonts w:asciiTheme="majorHAnsi" w:hAnsiTheme="majorHAnsi" w:cstheme="majorHAnsi"/>
                 <w:sz w:val="16"/>
                 <w:szCs w:val="16"/>
               </w:rPr>
@@ -6758,7 +7710,7 @@
             <w:proofErr w:type="spellStart"/>
             <w:r>
               <w:rPr>
-                <w:rFonts w:ascii="Arial" w:eastAsia="Arial" w:hAnsi="Arial" w:cs="Arial"/>
+                <w:rFonts w:asciiTheme="majorHAnsi" w:eastAsia="Arial" w:hAnsiTheme="majorHAnsi" w:cstheme="majorHAnsi"/>
                 <w:sz w:val="16"/>
                 <w:szCs w:val="16"/>
               </w:rPr>
@@ -6767,7 +7719,7 @@
             <w:proofErr w:type="spellEnd"/>
             <w:r>
               <w:rPr>
-                <w:rFonts w:ascii="Arial" w:eastAsia="Arial" w:hAnsi="Arial" w:cs="Arial"/>
+                <w:rFonts w:asciiTheme="majorHAnsi" w:eastAsia="Arial" w:hAnsiTheme="majorHAnsi" w:cstheme="majorHAnsi"/>
                 <w:sz w:val="16"/>
                 <w:szCs w:val="16"/>
               </w:rPr>
@@ -6776,7 +7728,7 @@
             <w:proofErr w:type="spellStart"/>
             <w:r>
               <w:rPr>
-                <w:rFonts w:ascii="Arial" w:eastAsia="Arial" w:hAnsi="Arial" w:cs="Arial"/>
+                <w:rFonts w:asciiTheme="majorHAnsi" w:eastAsia="Arial" w:hAnsiTheme="majorHAnsi" w:cstheme="majorHAnsi"/>
                 <w:sz w:val="16"/>
                 <w:szCs w:val="16"/>
               </w:rPr>
@@ -6805,6 +7757,7 @@
           <w:p>
             <w:pPr>
               <w:rPr>
+                <w:rFonts w:asciiTheme="majorHAnsi" w:hAnsiTheme="majorHAnsi" w:cstheme="majorHAnsi"/>
                 <w:sz w:val="16"/>
                 <w:szCs w:val="16"/>
               </w:rPr>
@@ -6812,7 +7765,7 @@
             <w:proofErr w:type="spellStart"/>
             <w:r>
               <w:rPr>
-                <w:rFonts w:ascii="Arial" w:eastAsia="Arial" w:hAnsi="Arial" w:cs="Arial"/>
+                <w:rFonts w:asciiTheme="majorHAnsi" w:eastAsia="Arial" w:hAnsiTheme="majorHAnsi" w:cstheme="majorHAnsi"/>
                 <w:sz w:val="16"/>
                 <w:szCs w:val="16"/>
               </w:rPr>
@@ -6821,7 +7774,7 @@
             <w:proofErr w:type="spellEnd"/>
             <w:r>
               <w:rPr>
-                <w:rFonts w:ascii="Arial" w:eastAsia="Arial" w:hAnsi="Arial" w:cs="Arial"/>
+                <w:rFonts w:asciiTheme="majorHAnsi" w:eastAsia="Arial" w:hAnsiTheme="majorHAnsi" w:cstheme="majorHAnsi"/>
                 <w:sz w:val="16"/>
                 <w:szCs w:val="16"/>
               </w:rPr>
@@ -6849,6 +7802,7 @@
           <w:p>
             <w:pPr>
               <w:rPr>
+                <w:rFonts w:asciiTheme="majorHAnsi" w:hAnsiTheme="majorHAnsi" w:cstheme="majorHAnsi"/>
                 <w:sz w:val="16"/>
                 <w:szCs w:val="16"/>
               </w:rPr>
@@ -6856,7 +7810,7 @@
             <w:proofErr w:type="spellStart"/>
             <w:r>
               <w:rPr>
-                <w:rFonts w:ascii="Arial" w:eastAsia="Arial" w:hAnsi="Arial" w:cs="Arial"/>
+                <w:rFonts w:asciiTheme="majorHAnsi" w:eastAsia="Arial" w:hAnsiTheme="majorHAnsi" w:cstheme="majorHAnsi"/>
                 <w:sz w:val="16"/>
                 <w:szCs w:val="16"/>
               </w:rPr>
@@ -6865,7 +7819,7 @@
             <w:proofErr w:type="spellEnd"/>
             <w:r>
               <w:rPr>
-                <w:rFonts w:ascii="Arial" w:eastAsia="Arial" w:hAnsi="Arial" w:cs="Arial"/>
+                <w:rFonts w:asciiTheme="majorHAnsi" w:eastAsia="Arial" w:hAnsiTheme="majorHAnsi" w:cstheme="majorHAnsi"/>
                 <w:sz w:val="16"/>
                 <w:szCs w:val="16"/>
               </w:rPr>
@@ -6874,7 +7828,7 @@
             <w:proofErr w:type="spellStart"/>
             <w:r>
               <w:rPr>
-                <w:rFonts w:ascii="Arial" w:eastAsia="Arial" w:hAnsi="Arial" w:cs="Arial"/>
+                <w:rFonts w:asciiTheme="majorHAnsi" w:eastAsia="Arial" w:hAnsiTheme="majorHAnsi" w:cstheme="majorHAnsi"/>
                 <w:sz w:val="16"/>
                 <w:szCs w:val="16"/>
               </w:rPr>
@@ -6888,6 +7842,7 @@
     <w:p>
       <w:pPr>
         <w:rPr>
+          <w:rFonts w:asciiTheme="majorHAnsi" w:hAnsiTheme="majorHAnsi" w:cstheme="majorHAnsi"/>
           <w:lang w:val="es-ES"/>
         </w:rPr>
       </w:pPr>
@@ -6897,15 +7852,17 @@
         <w:pStyle w:val="Ttulo1"/>
         <w:spacing w:before="280" w:after="120"/>
         <w:rPr>
+          <w:rFonts w:asciiTheme="majorHAnsi" w:hAnsiTheme="majorHAnsi" w:cstheme="majorHAnsi"/>
           <w:color w:val="000000"/>
           <w:sz w:val="36"/>
           <w:szCs w:val="36"/>
           <w:lang w:val="es-ES"/>
         </w:rPr>
       </w:pPr>
-      <w:bookmarkStart w:id="9" w:name="_Toc232337407"/>
-      <w:r>
-        <w:rPr>
+      <w:bookmarkStart w:id="15" w:name="_Toc232465613"/>
+      <w:r>
+        <w:rPr>
+          <w:rFonts w:asciiTheme="majorHAnsi" w:hAnsiTheme="majorHAnsi" w:cstheme="majorHAnsi"/>
           <w:color w:val="000000"/>
           <w:sz w:val="36"/>
           <w:szCs w:val="36"/>
@@ -6913,9 +7870,10 @@
         </w:rPr>
         <w:t>Forma de elección de método</w:t>
       </w:r>
-      <w:bookmarkEnd w:id="9"/>
-      <w:r>
-        <w:rPr>
+      <w:bookmarkEnd w:id="15"/>
+      <w:r>
+        <w:rPr>
+          <w:rFonts w:asciiTheme="majorHAnsi" w:hAnsiTheme="majorHAnsi" w:cstheme="majorHAnsi"/>
           <w:color w:val="000000"/>
           <w:sz w:val="36"/>
           <w:szCs w:val="36"/>
@@ -6927,11 +7885,13 @@
     <w:p>
       <w:pPr>
         <w:rPr>
-          <w:lang w:val="es-ES"/>
-        </w:rPr>
-      </w:pPr>
-      <w:r>
-        <w:rPr>
+          <w:rFonts w:asciiTheme="majorHAnsi" w:hAnsiTheme="majorHAnsi" w:cstheme="majorHAnsi"/>
+          <w:lang w:val="es-ES"/>
+        </w:rPr>
+      </w:pPr>
+      <w:r>
+        <w:rPr>
+          <w:rFonts w:asciiTheme="majorHAnsi" w:hAnsiTheme="majorHAnsi" w:cstheme="majorHAnsi"/>
           <w:lang w:val="es-ES"/>
         </w:rPr>
         <w:t>La elección del método empírico adecuado depende de la pregunta de investigación, los recursos disponibles y el acceso al contexto</w:t>
@@ -6945,23 +7905,27 @@
           <w:numId w:val="10"/>
         </w:numPr>
         <w:rPr>
-          <w:lang w:val="es-ES"/>
-        </w:rPr>
-      </w:pPr>
-      <w:r>
-        <w:rPr>
+          <w:rFonts w:asciiTheme="majorHAnsi" w:hAnsiTheme="majorHAnsi" w:cstheme="majorHAnsi"/>
+          <w:lang w:val="es-ES"/>
+        </w:rPr>
+      </w:pPr>
+      <w:r>
+        <w:rPr>
+          <w:rFonts w:asciiTheme="majorHAnsi" w:hAnsiTheme="majorHAnsi" w:cstheme="majorHAnsi"/>
           <w:lang w:val="es-ES"/>
         </w:rPr>
         <w:t xml:space="preserve">Si necesito probar una relación causal con control </w:t>
       </w:r>
       <w:r>
         <w:rPr>
+          <w:rFonts w:asciiTheme="majorHAnsi" w:hAnsiTheme="majorHAnsi" w:cstheme="majorHAnsi"/>
           <w:lang w:val="es-ES"/>
         </w:rPr>
         <w:sym w:font="Wingdings" w:char="F0E0"/>
       </w:r>
       <w:r>
         <w:rPr>
+          <w:rFonts w:asciiTheme="majorHAnsi" w:hAnsiTheme="majorHAnsi" w:cstheme="majorHAnsi"/>
           <w:lang w:val="es-ES"/>
         </w:rPr>
         <w:t xml:space="preserve"> Experimento Controlado.</w:t>
@@ -6975,23 +7939,27 @@
           <w:numId w:val="10"/>
         </w:numPr>
         <w:rPr>
-          <w:lang w:val="es-ES"/>
-        </w:rPr>
-      </w:pPr>
-      <w:r>
-        <w:rPr>
+          <w:rFonts w:asciiTheme="majorHAnsi" w:hAnsiTheme="majorHAnsi" w:cstheme="majorHAnsi"/>
+          <w:lang w:val="es-ES"/>
+        </w:rPr>
+      </w:pPr>
+      <w:r>
+        <w:rPr>
+          <w:rFonts w:asciiTheme="majorHAnsi" w:hAnsiTheme="majorHAnsi" w:cstheme="majorHAnsi"/>
           <w:lang w:val="es-ES"/>
         </w:rPr>
         <w:t xml:space="preserve">Si quiero entender en profundidad un proyecto o fenómeno real </w:t>
       </w:r>
       <w:r>
         <w:rPr>
+          <w:rFonts w:asciiTheme="majorHAnsi" w:hAnsiTheme="majorHAnsi" w:cstheme="majorHAnsi"/>
           <w:lang w:val="es-ES"/>
         </w:rPr>
         <w:sym w:font="Wingdings" w:char="F0E0"/>
       </w:r>
       <w:r>
         <w:rPr>
+          <w:rFonts w:asciiTheme="majorHAnsi" w:hAnsiTheme="majorHAnsi" w:cstheme="majorHAnsi"/>
           <w:lang w:val="es-ES"/>
         </w:rPr>
         <w:t xml:space="preserve"> Caso de Estudio.</w:t>
@@ -7005,23 +7973,27 @@
           <w:numId w:val="10"/>
         </w:numPr>
         <w:rPr>
-          <w:lang w:val="es-ES"/>
-        </w:rPr>
-      </w:pPr>
-      <w:r>
-        <w:rPr>
+          <w:rFonts w:asciiTheme="majorHAnsi" w:hAnsiTheme="majorHAnsi" w:cstheme="majorHAnsi"/>
+          <w:lang w:val="es-ES"/>
+        </w:rPr>
+      </w:pPr>
+      <w:r>
+        <w:rPr>
+          <w:rFonts w:asciiTheme="majorHAnsi" w:hAnsiTheme="majorHAnsi" w:cstheme="majorHAnsi"/>
           <w:lang w:val="es-ES"/>
         </w:rPr>
         <w:t xml:space="preserve">Si necesito datos de muchos profesionales sobre prácticas o actitudes </w:t>
       </w:r>
       <w:r>
         <w:rPr>
+          <w:rFonts w:asciiTheme="majorHAnsi" w:hAnsiTheme="majorHAnsi" w:cstheme="majorHAnsi"/>
           <w:lang w:val="es-ES"/>
         </w:rPr>
         <w:sym w:font="Wingdings" w:char="F0E0"/>
       </w:r>
       <w:r>
         <w:rPr>
+          <w:rFonts w:asciiTheme="majorHAnsi" w:hAnsiTheme="majorHAnsi" w:cstheme="majorHAnsi"/>
           <w:lang w:val="es-ES"/>
         </w:rPr>
         <w:t>Encuesta.</w:t>
@@ -7035,23 +8007,27 @@
           <w:numId w:val="10"/>
         </w:numPr>
         <w:rPr>
-          <w:lang w:val="es-ES"/>
-        </w:rPr>
-      </w:pPr>
-      <w:r>
-        <w:rPr>
+          <w:rFonts w:asciiTheme="majorHAnsi" w:hAnsiTheme="majorHAnsi" w:cstheme="majorHAnsi"/>
+          <w:lang w:val="es-ES"/>
+        </w:rPr>
+      </w:pPr>
+      <w:r>
+        <w:rPr>
+          <w:rFonts w:asciiTheme="majorHAnsi" w:hAnsiTheme="majorHAnsi" w:cstheme="majorHAnsi"/>
           <w:lang w:val="es-ES"/>
         </w:rPr>
         <w:t xml:space="preserve">Si quiero comprender la cultura y el trabajo cotidiano desde dentro </w:t>
       </w:r>
       <w:r>
         <w:rPr>
+          <w:rFonts w:asciiTheme="majorHAnsi" w:hAnsiTheme="majorHAnsi" w:cstheme="majorHAnsi"/>
           <w:lang w:val="es-ES"/>
         </w:rPr>
         <w:sym w:font="Wingdings" w:char="F0E0"/>
       </w:r>
       <w:r>
         <w:rPr>
+          <w:rFonts w:asciiTheme="majorHAnsi" w:hAnsiTheme="majorHAnsi" w:cstheme="majorHAnsi"/>
           <w:lang w:val="es-ES"/>
         </w:rPr>
         <w:t>Etnografía.</w:t>
@@ -7065,23 +8041,27 @@
           <w:numId w:val="10"/>
         </w:numPr>
         <w:rPr>
-          <w:lang w:val="es-ES"/>
-        </w:rPr>
-      </w:pPr>
-      <w:r>
-        <w:rPr>
+          <w:rFonts w:asciiTheme="majorHAnsi" w:hAnsiTheme="majorHAnsi" w:cstheme="majorHAnsi"/>
+          <w:lang w:val="es-ES"/>
+        </w:rPr>
+      </w:pPr>
+      <w:r>
+        <w:rPr>
+          <w:rFonts w:asciiTheme="majorHAnsi" w:hAnsiTheme="majorHAnsi" w:cstheme="majorHAnsi"/>
           <w:lang w:val="es-ES"/>
         </w:rPr>
         <w:t xml:space="preserve">Si el fenómeno es costoso de experimentar en la realidad </w:t>
       </w:r>
       <w:r>
         <w:rPr>
+          <w:rFonts w:asciiTheme="majorHAnsi" w:hAnsiTheme="majorHAnsi" w:cstheme="majorHAnsi"/>
           <w:lang w:val="es-ES"/>
         </w:rPr>
         <w:sym w:font="Wingdings" w:char="F0E0"/>
       </w:r>
       <w:r>
         <w:rPr>
+          <w:rFonts w:asciiTheme="majorHAnsi" w:hAnsiTheme="majorHAnsi" w:cstheme="majorHAnsi"/>
           <w:lang w:val="es-ES"/>
         </w:rPr>
         <w:t>Simulación.</w:t>
@@ -7095,17 +8075,20 @@
           <w:numId w:val="10"/>
         </w:numPr>
         <w:rPr>
-          <w:lang w:val="es-ES"/>
-        </w:rPr>
-      </w:pPr>
-      <w:r>
-        <w:rPr>
+          <w:rFonts w:asciiTheme="majorHAnsi" w:hAnsiTheme="majorHAnsi" w:cstheme="majorHAnsi"/>
+          <w:lang w:val="es-ES"/>
+        </w:rPr>
+      </w:pPr>
+      <w:r>
+        <w:rPr>
+          <w:rFonts w:asciiTheme="majorHAnsi" w:hAnsiTheme="majorHAnsi" w:cstheme="majorHAnsi"/>
           <w:lang w:val="es-ES"/>
         </w:rPr>
         <w:t xml:space="preserve">Si quiero resolver un problema real generando conocimiento al mismo tiempo </w:t>
       </w:r>
       <w:r>
         <w:rPr>
+          <w:rFonts w:asciiTheme="majorHAnsi" w:hAnsiTheme="majorHAnsi" w:cstheme="majorHAnsi"/>
           <w:lang w:val="es-ES"/>
         </w:rPr>
         <w:sym w:font="Wingdings" w:char="F0E0"/>
@@ -7113,6 +8096,7 @@
       <w:proofErr w:type="spellStart"/>
       <w:r>
         <w:rPr>
+          <w:rFonts w:asciiTheme="majorHAnsi" w:hAnsiTheme="majorHAnsi" w:cstheme="majorHAnsi"/>
           <w:lang w:val="es-ES"/>
         </w:rPr>
         <w:t>Action</w:t>
@@ -7120,6 +8104,7 @@
       <w:proofErr w:type="spellEnd"/>
       <w:r>
         <w:rPr>
+          <w:rFonts w:asciiTheme="majorHAnsi" w:hAnsiTheme="majorHAnsi" w:cstheme="majorHAnsi"/>
           <w:lang w:val="es-ES"/>
         </w:rPr>
         <w:t xml:space="preserve"> </w:t>
@@ -7127,6 +8112,7 @@
       <w:proofErr w:type="spellStart"/>
       <w:r>
         <w:rPr>
+          <w:rFonts w:asciiTheme="majorHAnsi" w:hAnsiTheme="majorHAnsi" w:cstheme="majorHAnsi"/>
           <w:lang w:val="es-ES"/>
         </w:rPr>
         <w:t>Research</w:t>
@@ -7134,6 +8120,7 @@
       <w:proofErr w:type="spellEnd"/>
       <w:r>
         <w:rPr>
+          <w:rFonts w:asciiTheme="majorHAnsi" w:hAnsiTheme="majorHAnsi" w:cstheme="majorHAnsi"/>
           <w:lang w:val="es-ES"/>
         </w:rPr>
         <w:t>.</w:t>
@@ -7142,78 +8129,33 @@
     <w:p>
       <w:pPr>
         <w:rPr>
-          <w:lang w:val="es-ES"/>
-        </w:rPr>
-      </w:pPr>
-      <w:r>
-        <w:rPr>
-          <w:lang w:val="es-ES"/>
-        </w:rPr>
-        <w:t>En la práctica, los investigadores frecuentemente</w:t>
-      </w:r>
-      <w:r>
-        <w:rPr>
-          <w:lang w:val="es-ES"/>
-        </w:rPr>
-        <w:t xml:space="preserve"> saben</w:t>
-      </w:r>
-      <w:r>
-        <w:rPr>
-          <w:lang w:val="es-ES"/>
-        </w:rPr>
-        <w:t xml:space="preserve"> combina</w:t>
-      </w:r>
-      <w:r>
-        <w:rPr>
-          <w:lang w:val="es-ES"/>
-        </w:rPr>
-        <w:t xml:space="preserve"> </w:t>
-      </w:r>
-      <w:r>
-        <w:rPr>
-          <w:lang w:val="es-ES"/>
-        </w:rPr>
-        <w:t>métodos (triangulación) para obtener una visión más robusta y completa de</w:t>
-      </w:r>
-      <w:r>
-        <w:rPr>
-          <w:lang w:val="es-ES"/>
-        </w:rPr>
-        <w:t xml:space="preserve"> lo que se estece </w:t>
-      </w:r>
-      <w:r>
-        <w:rPr>
-          <w:lang w:val="es-ES"/>
-        </w:rPr>
-        <w:t>estudia</w:t>
-      </w:r>
-      <w:r>
-        <w:rPr>
-          <w:lang w:val="es-ES"/>
-        </w:rPr>
-        <w:t>n</w:t>
-      </w:r>
-      <w:r>
-        <w:rPr>
-          <w:lang w:val="es-ES"/>
-        </w:rPr>
-        <w:t>do.</w:t>
+          <w:rFonts w:asciiTheme="majorHAnsi" w:hAnsiTheme="majorHAnsi" w:cstheme="majorHAnsi"/>
+          <w:lang w:val="es-ES"/>
+        </w:rPr>
+      </w:pPr>
+      <w:r>
+        <w:rPr>
+          <w:rFonts w:asciiTheme="majorHAnsi" w:hAnsiTheme="majorHAnsi" w:cstheme="majorHAnsi"/>
+          <w:lang w:val="es-ES"/>
+        </w:rPr>
+        <w:t>En la práctica, los investigadores frecuentemente saben combina métodos (triangulación) para obtener una visión más robusta y completa de lo que se estece estudiando.</w:t>
       </w:r>
     </w:p>
     <w:p>
       <w:pPr>
         <w:pStyle w:val="Ttulo1"/>
         <w:rPr>
+          <w:rFonts w:asciiTheme="majorHAnsi" w:hAnsiTheme="majorHAnsi" w:cstheme="majorHAnsi"/>
           <w:color w:val="000000"/>
           <w:sz w:val="36"/>
           <w:szCs w:val="36"/>
           <w:lang w:val="es-ES"/>
         </w:rPr>
       </w:pPr>
-      <w:bookmarkStart w:id="10" w:name="_Toc232337408"/>
-      <w:proofErr w:type="spellStart"/>
-      <w:r>
-        <w:rPr>
+      <w:bookmarkStart w:id="16" w:name="_Toc232465614"/>
+      <w:r>
+        <w:rPr>
+          <w:rFonts w:asciiTheme="majorHAnsi" w:hAnsiTheme="majorHAnsi" w:cstheme="majorHAnsi"/>
           <w:color w:val="000000"/>
           <w:sz w:val="36"/>
           <w:szCs w:val="36"/>
@@ -7221,8 +8163,7 @@
         </w:rPr>
         <w:t>Conclusiones</w:t>
       </w:r>
-      <w:bookmarkEnd w:id="10"/>
-      <w:proofErr w:type="spellEnd"/>
+      <w:bookmarkEnd w:id="16"/>
     </w:p>
     <w:p>
       <w:pPr>
@@ -7240,23 +8181,18 @@
         </w:pBdr>
         <w:spacing w:after="0"/>
         <w:rPr>
-          <w:color w:val="000000"/>
-          <w:lang w:val="es-ES"/>
-        </w:rPr>
-      </w:pPr>
-      <w:r>
-        <w:rPr>
-          <w:color w:val="000000"/>
-          <w:lang w:val="es-ES"/>
-        </w:rPr>
-        <w:t xml:space="preserve">Para la elección del método </w:t>
-      </w:r>
-      <w:r>
-        <w:rPr>
-          <w:color w:val="000000"/>
-          <w:lang w:val="es-ES"/>
-        </w:rPr>
-        <w:t>que se ajuste a cada investigación, se requiere de la pregunta de investigación, según la pregunta de investigación se puede dar la elección correcta para la elección del método adecuado</w:t>
+          <w:rFonts w:asciiTheme="majorHAnsi" w:hAnsiTheme="majorHAnsi" w:cstheme="majorHAnsi"/>
+          <w:color w:val="000000"/>
+          <w:lang w:val="es-ES"/>
+        </w:rPr>
+      </w:pPr>
+      <w:r>
+        <w:rPr>
+          <w:rFonts w:asciiTheme="majorHAnsi" w:hAnsiTheme="majorHAnsi" w:cstheme="majorHAnsi"/>
+          <w:color w:val="000000"/>
+          <w:lang w:val="es-ES"/>
+        </w:rPr>
+        <w:t>Para la elección del método que se ajuste a cada investigación, se requiere de la pregunta de investigación, según la pregunta de investigación se puede dar la elección correcta para la elección del método adecuado</w:t>
       </w:r>
     </w:p>
     <w:p>
@@ -7275,20 +8211,24 @@
         </w:pBdr>
         <w:spacing w:after="0"/>
         <w:rPr>
-          <w:color w:val="000000"/>
-          <w:lang w:val="es-ES"/>
-        </w:rPr>
-      </w:pPr>
-      <w:r>
-        <w:rPr>
-          <w:color w:val="000000"/>
-          <w:lang w:val="es-ES"/>
-        </w:rPr>
+          <w:rFonts w:asciiTheme="majorHAnsi" w:hAnsiTheme="majorHAnsi" w:cstheme="majorHAnsi"/>
+          <w:color w:val="000000"/>
+          <w:lang w:val="es-ES"/>
+        </w:rPr>
+      </w:pPr>
+      <w:r>
+        <w:rPr>
+          <w:rFonts w:asciiTheme="majorHAnsi" w:hAnsiTheme="majorHAnsi" w:cstheme="majorHAnsi"/>
+          <w:color w:val="000000"/>
+          <w:lang w:val="es-ES"/>
+        </w:rPr>
+        <w:lastRenderedPageBreak/>
         <w:t xml:space="preserve">A mayor control experimental, menor fidelidad al entorno real. Los experimentos ofrecen precisión </w:t>
       </w:r>
       <w:proofErr w:type="gramStart"/>
       <w:r>
         <w:rPr>
+          <w:rFonts w:asciiTheme="majorHAnsi" w:hAnsiTheme="majorHAnsi" w:cstheme="majorHAnsi"/>
           <w:color w:val="000000"/>
           <w:lang w:val="es-ES"/>
         </w:rPr>
@@ -7297,6 +8237,7 @@
       <w:proofErr w:type="gramEnd"/>
       <w:r>
         <w:rPr>
+          <w:rFonts w:asciiTheme="majorHAnsi" w:hAnsiTheme="majorHAnsi" w:cstheme="majorHAnsi"/>
           <w:color w:val="000000"/>
           <w:lang w:val="es-ES"/>
         </w:rPr>
@@ -7305,6 +8246,7 @@
       <w:proofErr w:type="spellStart"/>
       <w:r>
         <w:rPr>
+          <w:rFonts w:asciiTheme="majorHAnsi" w:hAnsiTheme="majorHAnsi" w:cstheme="majorHAnsi"/>
           <w:color w:val="000000"/>
           <w:lang w:val="es-ES"/>
         </w:rPr>
@@ -7313,6 +8255,7 @@
       <w:proofErr w:type="spellEnd"/>
       <w:r>
         <w:rPr>
+          <w:rFonts w:asciiTheme="majorHAnsi" w:hAnsiTheme="majorHAnsi" w:cstheme="majorHAnsi"/>
           <w:color w:val="000000"/>
           <w:lang w:val="es-ES"/>
         </w:rPr>
@@ -7321,6 +8264,7 @@
       <w:proofErr w:type="spellStart"/>
       <w:r>
         <w:rPr>
+          <w:rFonts w:asciiTheme="majorHAnsi" w:hAnsiTheme="majorHAnsi" w:cstheme="majorHAnsi"/>
           <w:color w:val="000000"/>
           <w:lang w:val="es-ES"/>
         </w:rPr>
@@ -7329,6 +8273,7 @@
       <w:proofErr w:type="spellEnd"/>
       <w:r>
         <w:rPr>
+          <w:rFonts w:asciiTheme="majorHAnsi" w:hAnsiTheme="majorHAnsi" w:cstheme="majorHAnsi"/>
           <w:color w:val="000000"/>
           <w:lang w:val="es-ES"/>
         </w:rPr>
@@ -7337,6 +8282,7 @@
       <w:proofErr w:type="gramStart"/>
       <w:r>
         <w:rPr>
+          <w:rFonts w:asciiTheme="majorHAnsi" w:hAnsiTheme="majorHAnsi" w:cstheme="majorHAnsi"/>
           <w:color w:val="000000"/>
           <w:lang w:val="es-ES"/>
         </w:rPr>
@@ -7345,6 +8291,7 @@
       <w:proofErr w:type="gramEnd"/>
       <w:r>
         <w:rPr>
+          <w:rFonts w:asciiTheme="majorHAnsi" w:hAnsiTheme="majorHAnsi" w:cstheme="majorHAnsi"/>
           <w:color w:val="000000"/>
           <w:lang w:val="es-ES"/>
         </w:rPr>
@@ -7367,12 +8314,14 @@
         </w:pBdr>
         <w:spacing w:after="0"/>
         <w:rPr>
-          <w:color w:val="000000"/>
-          <w:lang w:val="es-ES"/>
-        </w:rPr>
-      </w:pPr>
-      <w:r>
-        <w:rPr>
+          <w:rFonts w:asciiTheme="majorHAnsi" w:hAnsiTheme="majorHAnsi" w:cstheme="majorHAnsi"/>
+          <w:color w:val="000000"/>
+          <w:lang w:val="es-ES"/>
+        </w:rPr>
+      </w:pPr>
+      <w:r>
+        <w:rPr>
+          <w:rFonts w:asciiTheme="majorHAnsi" w:hAnsiTheme="majorHAnsi" w:cstheme="majorHAnsi"/>
           <w:color w:val="000000"/>
           <w:lang w:val="es-ES"/>
         </w:rPr>
@@ -7390,6 +8339,7 @@
         </w:pBdr>
         <w:spacing w:after="0"/>
         <w:rPr>
+          <w:rFonts w:asciiTheme="majorHAnsi" w:hAnsiTheme="majorHAnsi" w:cstheme="majorHAnsi"/>
           <w:color w:val="000000"/>
           <w:lang w:val="es-ES"/>
         </w:rPr>
@@ -7399,16 +8349,17 @@
       <w:pPr>
         <w:pStyle w:val="Ttulo1"/>
         <w:rPr>
+          <w:rFonts w:asciiTheme="majorHAnsi" w:hAnsiTheme="majorHAnsi" w:cstheme="majorHAnsi"/>
           <w:color w:val="000000"/>
           <w:sz w:val="36"/>
           <w:szCs w:val="36"/>
           <w:lang w:val="es-ES"/>
         </w:rPr>
       </w:pPr>
-      <w:bookmarkStart w:id="11" w:name="_Toc232337409"/>
-      <w:proofErr w:type="spellStart"/>
-      <w:r>
-        <w:rPr>
+      <w:bookmarkStart w:id="17" w:name="_Toc232465615"/>
+      <w:r>
+        <w:rPr>
+          <w:rFonts w:asciiTheme="majorHAnsi" w:hAnsiTheme="majorHAnsi" w:cstheme="majorHAnsi"/>
           <w:color w:val="000000"/>
           <w:sz w:val="36"/>
           <w:szCs w:val="36"/>
@@ -7416,8 +8367,7 @@
         </w:rPr>
         <w:t>Recomendaciones</w:t>
       </w:r>
-      <w:bookmarkEnd w:id="11"/>
-      <w:proofErr w:type="spellEnd"/>
+      <w:bookmarkEnd w:id="17"/>
     </w:p>
     <w:p>
       <w:pPr>
@@ -7435,12 +8385,14 @@
         </w:pBdr>
         <w:spacing w:after="0"/>
         <w:rPr>
-          <w:color w:val="000000"/>
-          <w:lang w:val="es-ES"/>
-        </w:rPr>
-      </w:pPr>
-      <w:r>
-        <w:rPr>
+          <w:rFonts w:asciiTheme="majorHAnsi" w:hAnsiTheme="majorHAnsi" w:cstheme="majorHAnsi"/>
+          <w:color w:val="000000"/>
+          <w:lang w:val="es-ES"/>
+        </w:rPr>
+      </w:pPr>
+      <w:r>
+        <w:rPr>
+          <w:rFonts w:asciiTheme="majorHAnsi" w:hAnsiTheme="majorHAnsi" w:cstheme="majorHAnsi"/>
           <w:color w:val="000000"/>
           <w:lang w:val="es-ES"/>
         </w:rPr>
@@ -7449,6 +8401,7 @@
       <w:proofErr w:type="spellStart"/>
       <w:r>
         <w:rPr>
+          <w:rFonts w:asciiTheme="majorHAnsi" w:hAnsiTheme="majorHAnsi" w:cstheme="majorHAnsi"/>
           <w:color w:val="000000"/>
           <w:lang w:val="es-ES"/>
         </w:rPr>
@@ -7457,6 +8410,7 @@
       <w:proofErr w:type="spellEnd"/>
       <w:r>
         <w:rPr>
+          <w:rFonts w:asciiTheme="majorHAnsi" w:hAnsiTheme="majorHAnsi" w:cstheme="majorHAnsi"/>
           <w:color w:val="000000"/>
           <w:lang w:val="es-ES"/>
         </w:rPr>
@@ -7465,6 +8419,7 @@
       <w:proofErr w:type="spellStart"/>
       <w:r>
         <w:rPr>
+          <w:rFonts w:asciiTheme="majorHAnsi" w:hAnsiTheme="majorHAnsi" w:cstheme="majorHAnsi"/>
           <w:color w:val="000000"/>
           <w:lang w:val="es-ES"/>
         </w:rPr>
@@ -7473,6 +8428,7 @@
       <w:proofErr w:type="spellEnd"/>
       <w:r>
         <w:rPr>
+          <w:rFonts w:asciiTheme="majorHAnsi" w:hAnsiTheme="majorHAnsi" w:cstheme="majorHAnsi"/>
           <w:color w:val="000000"/>
           <w:lang w:val="es-ES"/>
         </w:rPr>
@@ -7490,6 +8446,7 @@
         </w:pBdr>
         <w:spacing w:after="0"/>
         <w:rPr>
+          <w:rFonts w:asciiTheme="majorHAnsi" w:hAnsiTheme="majorHAnsi" w:cstheme="majorHAnsi"/>
           <w:b/>
           <w:bCs/>
           <w:color w:val="000000"/>
@@ -7503,26 +8460,25 @@
       <w:pPr>
         <w:pStyle w:val="Ttulo1"/>
         <w:rPr>
+          <w:rFonts w:asciiTheme="majorHAnsi" w:hAnsiTheme="majorHAnsi" w:cstheme="majorHAnsi"/>
           <w:color w:val="000000"/>
           <w:sz w:val="36"/>
           <w:szCs w:val="36"/>
           <w:lang w:val="es-ES"/>
         </w:rPr>
       </w:pPr>
-      <w:bookmarkStart w:id="12" w:name="_Toc232337410"/>
-      <w:proofErr w:type="spellStart"/>
-      <w:r>
-        <w:rPr>
+      <w:bookmarkStart w:id="18" w:name="_Toc232465616"/>
+      <w:r>
+        <w:rPr>
+          <w:rFonts w:asciiTheme="majorHAnsi" w:hAnsiTheme="majorHAnsi" w:cstheme="majorHAnsi"/>
           <w:color w:val="000000"/>
           <w:sz w:val="36"/>
           <w:szCs w:val="36"/>
           <w:lang w:val="es-ES"/>
         </w:rPr>
-        <w:lastRenderedPageBreak/>
         <w:t>Referencias</w:t>
       </w:r>
-      <w:bookmarkEnd w:id="12"/>
-      <w:proofErr w:type="spellEnd"/>
+      <w:bookmarkEnd w:id="18"/>
     </w:p>
     <w:p>
       <w:pPr>
@@ -7540,12 +8496,14 @@
         </w:pBdr>
         <w:spacing w:after="0"/>
         <w:rPr>
-          <w:color w:val="000000"/>
-          <w:lang w:val="es-ES"/>
-        </w:rPr>
-      </w:pPr>
-      <w:r>
-        <w:rPr>
+          <w:rFonts w:asciiTheme="majorHAnsi" w:hAnsiTheme="majorHAnsi" w:cstheme="majorHAnsi"/>
+          <w:color w:val="000000"/>
+          <w:lang w:val="es-ES"/>
+        </w:rPr>
+      </w:pPr>
+      <w:r>
+        <w:rPr>
+          <w:rFonts w:asciiTheme="majorHAnsi" w:hAnsiTheme="majorHAnsi" w:cstheme="majorHAnsi"/>
           <w:color w:val="000000"/>
           <w:lang w:val="en-US"/>
         </w:rPr>
@@ -7554,6 +8512,7 @@
       <w:proofErr w:type="spellStart"/>
       <w:r>
         <w:rPr>
+          <w:rFonts w:asciiTheme="majorHAnsi" w:hAnsiTheme="majorHAnsi" w:cstheme="majorHAnsi"/>
           <w:color w:val="000000"/>
           <w:lang w:val="en-US"/>
         </w:rPr>
@@ -7562,6 +8521,7 @@
       <w:proofErr w:type="spellEnd"/>
       <w:r>
         <w:rPr>
+          <w:rFonts w:asciiTheme="majorHAnsi" w:hAnsiTheme="majorHAnsi" w:cstheme="majorHAnsi"/>
           <w:color w:val="000000"/>
           <w:lang w:val="en-US"/>
         </w:rPr>
@@ -7570,6 +8530,7 @@
       <w:proofErr w:type="spellStart"/>
       <w:r>
         <w:rPr>
+          <w:rFonts w:asciiTheme="majorHAnsi" w:hAnsiTheme="majorHAnsi" w:cstheme="majorHAnsi"/>
           <w:color w:val="000000"/>
           <w:lang w:val="en-US"/>
         </w:rPr>
@@ -7578,6 +8539,7 @@
       <w:proofErr w:type="spellEnd"/>
       <w:r>
         <w:rPr>
+          <w:rFonts w:asciiTheme="majorHAnsi" w:hAnsiTheme="majorHAnsi" w:cstheme="majorHAnsi"/>
           <w:color w:val="000000"/>
           <w:lang w:val="en-US"/>
         </w:rPr>
@@ -7586,6 +8548,7 @@
       <w:proofErr w:type="spellStart"/>
       <w:r>
         <w:rPr>
+          <w:rFonts w:asciiTheme="majorHAnsi" w:hAnsiTheme="majorHAnsi" w:cstheme="majorHAnsi"/>
           <w:color w:val="000000"/>
           <w:lang w:val="en-US"/>
         </w:rPr>
@@ -7594,6 +8557,7 @@
       <w:proofErr w:type="spellEnd"/>
       <w:r>
         <w:rPr>
+          <w:rFonts w:asciiTheme="majorHAnsi" w:hAnsiTheme="majorHAnsi" w:cstheme="majorHAnsi"/>
           <w:color w:val="000000"/>
           <w:lang w:val="en-US"/>
         </w:rPr>
@@ -7602,6 +8566,7 @@
       <w:proofErr w:type="spellStart"/>
       <w:r>
         <w:rPr>
+          <w:rFonts w:asciiTheme="majorHAnsi" w:hAnsiTheme="majorHAnsi" w:cstheme="majorHAnsi"/>
           <w:color w:val="000000"/>
           <w:lang w:val="es-ES"/>
         </w:rPr>
@@ -7610,6 +8575,7 @@
       <w:proofErr w:type="spellEnd"/>
       <w:r>
         <w:rPr>
+          <w:rFonts w:asciiTheme="majorHAnsi" w:hAnsiTheme="majorHAnsi" w:cstheme="majorHAnsi"/>
           <w:color w:val="000000"/>
           <w:lang w:val="es-ES"/>
         </w:rPr>
@@ -7618,6 +8584,7 @@
       <w:proofErr w:type="spellStart"/>
       <w:r>
         <w:rPr>
+          <w:rFonts w:asciiTheme="majorHAnsi" w:hAnsiTheme="majorHAnsi" w:cstheme="majorHAnsi"/>
           <w:color w:val="000000"/>
           <w:lang w:val="es-ES"/>
         </w:rPr>
@@ -7626,6 +8593,7 @@
       <w:proofErr w:type="spellEnd"/>
       <w:r>
         <w:rPr>
+          <w:rFonts w:asciiTheme="majorHAnsi" w:hAnsiTheme="majorHAnsi" w:cstheme="majorHAnsi"/>
           <w:color w:val="000000"/>
           <w:lang w:val="es-ES"/>
         </w:rPr>
@@ -7648,20 +8616,31 @@
         </w:pBdr>
         <w:spacing w:after="0"/>
         <w:rPr>
-          <w:color w:val="000000"/>
-          <w:lang w:val="es-ES"/>
-        </w:rPr>
-      </w:pPr>
-      <w:r>
-        <w:rPr>
-          <w:color w:val="000000"/>
-          <w:lang w:val="es-ES"/>
-        </w:rPr>
-        <w:t xml:space="preserve">Yin, R. K. (2014). Case Study Research: Design and Methods (5th ed.). SAGE </w:t>
+          <w:rFonts w:asciiTheme="majorHAnsi" w:hAnsiTheme="majorHAnsi" w:cstheme="majorHAnsi"/>
+          <w:color w:val="000000"/>
+          <w:lang w:val="es-ES"/>
+        </w:rPr>
+      </w:pPr>
+      <w:r>
+        <w:rPr>
+          <w:rFonts w:asciiTheme="majorHAnsi" w:hAnsiTheme="majorHAnsi" w:cstheme="majorHAnsi"/>
+          <w:color w:val="000000"/>
+          <w:lang w:val="en-US"/>
+        </w:rPr>
+        <w:t xml:space="preserve">Yin, R. K. (2014). Case Study Research: Design and Methods (5th ed.). </w:t>
+      </w:r>
+      <w:r>
+        <w:rPr>
+          <w:rFonts w:asciiTheme="majorHAnsi" w:hAnsiTheme="majorHAnsi" w:cstheme="majorHAnsi"/>
+          <w:color w:val="000000"/>
+          <w:lang w:val="es-ES"/>
+        </w:rPr>
+        <w:t xml:space="preserve">SAGE </w:t>
       </w:r>
       <w:proofErr w:type="spellStart"/>
       <w:r>
         <w:rPr>
+          <w:rFonts w:asciiTheme="majorHAnsi" w:hAnsiTheme="majorHAnsi" w:cstheme="majorHAnsi"/>
           <w:color w:val="000000"/>
           <w:lang w:val="es-ES"/>
         </w:rPr>
@@ -7670,6 +8649,7 @@
       <w:proofErr w:type="spellEnd"/>
       <w:r>
         <w:rPr>
+          <w:rFonts w:asciiTheme="majorHAnsi" w:hAnsiTheme="majorHAnsi" w:cstheme="majorHAnsi"/>
           <w:color w:val="000000"/>
           <w:lang w:val="es-ES"/>
         </w:rPr>
@@ -7692,44 +8672,58 @@
         </w:pBdr>
         <w:spacing w:after="0"/>
         <w:rPr>
-          <w:color w:val="000000"/>
-          <w:lang w:val="es-ES"/>
-        </w:rPr>
-      </w:pPr>
-      <w:r>
-        <w:rPr>
+          <w:rFonts w:asciiTheme="majorHAnsi" w:hAnsiTheme="majorHAnsi" w:cstheme="majorHAnsi"/>
+          <w:color w:val="000000"/>
+          <w:lang w:val="es-ES"/>
+        </w:rPr>
+      </w:pPr>
+      <w:r>
+        <w:rPr>
+          <w:rFonts w:asciiTheme="majorHAnsi" w:hAnsiTheme="majorHAnsi" w:cstheme="majorHAnsi"/>
           <w:color w:val="000000"/>
           <w:lang w:val="en-US"/>
         </w:rPr>
-        <w:t xml:space="preserve">Kitchenham, B., Pfleeger, S. L., &amp; Fenton, N. (1995). </w:t>
+        <w:t xml:space="preserve">Kitchenham, B., Pfleeger, S. L., &amp; Fenton, N. (1995). Towards a Framework for Software Measurement Validation. </w:t>
+      </w:r>
+      <w:r>
+        <w:rPr>
+          <w:rFonts w:asciiTheme="majorHAnsi" w:hAnsiTheme="majorHAnsi" w:cstheme="majorHAnsi"/>
+          <w:color w:val="000000"/>
+          <w:lang w:val="es-ES"/>
+        </w:rPr>
+        <w:t xml:space="preserve">IEEE </w:t>
       </w:r>
       <w:proofErr w:type="spellStart"/>
       <w:r>
         <w:rPr>
-          <w:color w:val="000000"/>
-          <w:lang w:val="es-ES"/>
-        </w:rPr>
-        <w:t>Towards</w:t>
+          <w:rFonts w:asciiTheme="majorHAnsi" w:hAnsiTheme="majorHAnsi" w:cstheme="majorHAnsi"/>
+          <w:color w:val="000000"/>
+          <w:lang w:val="es-ES"/>
+        </w:rPr>
+        <w:t>Transactions</w:t>
       </w:r>
       <w:proofErr w:type="spellEnd"/>
       <w:r>
         <w:rPr>
-          <w:color w:val="000000"/>
-          <w:lang w:val="es-ES"/>
-        </w:rPr>
-        <w:t xml:space="preserve"> a Framework </w:t>
+          <w:rFonts w:asciiTheme="majorHAnsi" w:hAnsiTheme="majorHAnsi" w:cstheme="majorHAnsi"/>
+          <w:color w:val="000000"/>
+          <w:lang w:val="es-ES"/>
+        </w:rPr>
+        <w:t xml:space="preserve"> </w:t>
       </w:r>
       <w:proofErr w:type="spellStart"/>
       <w:r>
         <w:rPr>
-          <w:color w:val="000000"/>
-          <w:lang w:val="es-ES"/>
-        </w:rPr>
-        <w:t>for</w:t>
+          <w:rFonts w:asciiTheme="majorHAnsi" w:hAnsiTheme="majorHAnsi" w:cstheme="majorHAnsi"/>
+          <w:color w:val="000000"/>
+          <w:lang w:val="es-ES"/>
+        </w:rPr>
+        <w:t>on</w:t>
       </w:r>
       <w:proofErr w:type="spellEnd"/>
       <w:r>
         <w:rPr>
+          <w:rFonts w:asciiTheme="majorHAnsi" w:hAnsiTheme="majorHAnsi" w:cstheme="majorHAnsi"/>
           <w:color w:val="000000"/>
           <w:lang w:val="es-ES"/>
         </w:rPr>
@@ -7738,30 +8732,16 @@
       <w:proofErr w:type="spellStart"/>
       <w:r>
         <w:rPr>
-          <w:color w:val="000000"/>
-          <w:lang w:val="es-ES"/>
-        </w:rPr>
-        <w:t>Measurement</w:t>
+          <w:rFonts w:asciiTheme="majorHAnsi" w:hAnsiTheme="majorHAnsi" w:cstheme="majorHAnsi"/>
+          <w:color w:val="000000"/>
+          <w:lang w:val="es-ES"/>
+        </w:rPr>
+        <w:t>Engineering</w:t>
       </w:r>
       <w:proofErr w:type="spellEnd"/>
       <w:r>
         <w:rPr>
-          <w:color w:val="000000"/>
-          <w:lang w:val="es-ES"/>
-        </w:rPr>
-        <w:t xml:space="preserve"> Validation. IEEE Transactions on Software </w:t>
-      </w:r>
-      <w:proofErr w:type="spellStart"/>
-      <w:r>
-        <w:rPr>
-          <w:color w:val="000000"/>
-          <w:lang w:val="es-ES"/>
-        </w:rPr>
-        <w:t>Engineering</w:t>
-      </w:r>
-      <w:proofErr w:type="spellEnd"/>
-      <w:r>
-        <w:rPr>
+          <w:rFonts w:asciiTheme="majorHAnsi" w:hAnsiTheme="majorHAnsi" w:cstheme="majorHAnsi"/>
           <w:color w:val="000000"/>
           <w:lang w:val="es-ES"/>
         </w:rPr>
@@ -7784,20 +8764,67 @@
         </w:pBdr>
         <w:spacing w:after="0"/>
         <w:rPr>
-          <w:color w:val="000000"/>
-          <w:lang w:val="es-ES"/>
-        </w:rPr>
-      </w:pPr>
-      <w:r>
-        <w:rPr>
-          <w:color w:val="000000"/>
-          <w:lang w:val="es-ES"/>
-        </w:rPr>
-        <w:t xml:space="preserve">Seaman, C. B. (1999). Qualitative Methods in Empirical Studies of Software Engineering. IEEE Transactions on Software </w:t>
+          <w:rFonts w:asciiTheme="majorHAnsi" w:hAnsiTheme="majorHAnsi" w:cstheme="majorHAnsi"/>
+          <w:color w:val="000000"/>
+          <w:lang w:val="es-ES"/>
+        </w:rPr>
+      </w:pPr>
+      <w:r>
+        <w:rPr>
+          <w:rFonts w:asciiTheme="majorHAnsi" w:hAnsiTheme="majorHAnsi" w:cstheme="majorHAnsi"/>
+          <w:color w:val="000000"/>
+          <w:lang w:val="en-US"/>
+        </w:rPr>
+        <w:t xml:space="preserve">Seaman, C. B. (1999). Qualitative Methods in Empirical Studies of Software Engineering. </w:t>
+      </w:r>
+      <w:r>
+        <w:rPr>
+          <w:rFonts w:asciiTheme="majorHAnsi" w:hAnsiTheme="majorHAnsi" w:cstheme="majorHAnsi"/>
+          <w:color w:val="000000"/>
+          <w:lang w:val="es-ES"/>
+        </w:rPr>
+        <w:t xml:space="preserve">IEEE </w:t>
       </w:r>
       <w:proofErr w:type="spellStart"/>
       <w:r>
         <w:rPr>
+          <w:rFonts w:asciiTheme="majorHAnsi" w:hAnsiTheme="majorHAnsi" w:cstheme="majorHAnsi"/>
+          <w:color w:val="000000"/>
+          <w:lang w:val="es-ES"/>
+        </w:rPr>
+        <w:t>Transactions</w:t>
+      </w:r>
+      <w:proofErr w:type="spellEnd"/>
+      <w:r>
+        <w:rPr>
+          <w:rFonts w:asciiTheme="majorHAnsi" w:hAnsiTheme="majorHAnsi" w:cstheme="majorHAnsi"/>
+          <w:color w:val="000000"/>
+          <w:lang w:val="es-ES"/>
+        </w:rPr>
+        <w:t xml:space="preserve"> </w:t>
+      </w:r>
+      <w:proofErr w:type="spellStart"/>
+      <w:r>
+        <w:rPr>
+          <w:rFonts w:asciiTheme="majorHAnsi" w:hAnsiTheme="majorHAnsi" w:cstheme="majorHAnsi"/>
+          <w:color w:val="000000"/>
+          <w:lang w:val="es-ES"/>
+        </w:rPr>
+        <w:t>on</w:t>
+      </w:r>
+      <w:proofErr w:type="spellEnd"/>
+      <w:r>
+        <w:rPr>
+          <w:rFonts w:asciiTheme="majorHAnsi" w:hAnsiTheme="majorHAnsi" w:cstheme="majorHAnsi"/>
+          <w:color w:val="000000"/>
+          <w:lang w:val="es-ES"/>
+        </w:rPr>
+        <w:t xml:space="preserve"> Software </w:t>
+      </w:r>
+      <w:proofErr w:type="spellStart"/>
+      <w:r>
+        <w:rPr>
+          <w:rFonts w:asciiTheme="majorHAnsi" w:hAnsiTheme="majorHAnsi" w:cstheme="majorHAnsi"/>
           <w:color w:val="000000"/>
           <w:lang w:val="es-ES"/>
         </w:rPr>
@@ -7806,6 +8833,7 @@
       <w:proofErr w:type="spellEnd"/>
       <w:r>
         <w:rPr>
+          <w:rFonts w:asciiTheme="majorHAnsi" w:hAnsiTheme="majorHAnsi" w:cstheme="majorHAnsi"/>
           <w:color w:val="000000"/>
           <w:lang w:val="es-ES"/>
         </w:rPr>
@@ -7828,12 +8856,14 @@
         </w:pBdr>
         <w:spacing w:after="0"/>
         <w:rPr>
-          <w:color w:val="000000"/>
-          <w:lang w:val="es-ES"/>
-        </w:rPr>
-      </w:pPr>
-      <w:r>
-        <w:rPr>
+          <w:rFonts w:asciiTheme="majorHAnsi" w:hAnsiTheme="majorHAnsi" w:cstheme="majorHAnsi"/>
+          <w:color w:val="000000"/>
+          <w:lang w:val="es-ES"/>
+        </w:rPr>
+      </w:pPr>
+      <w:r>
+        <w:rPr>
+          <w:rFonts w:asciiTheme="majorHAnsi" w:hAnsiTheme="majorHAnsi" w:cstheme="majorHAnsi"/>
           <w:color w:val="000000"/>
           <w:lang w:val="en-US"/>
         </w:rPr>
@@ -7842,6 +8872,7 @@
       <w:proofErr w:type="spellStart"/>
       <w:r>
         <w:rPr>
+          <w:rFonts w:asciiTheme="majorHAnsi" w:hAnsiTheme="majorHAnsi" w:cstheme="majorHAnsi"/>
           <w:color w:val="000000"/>
           <w:lang w:val="en-US"/>
         </w:rPr>
@@ -7850,74 +8881,19 @@
       <w:proofErr w:type="spellEnd"/>
       <w:r>
         <w:rPr>
+          <w:rFonts w:asciiTheme="majorHAnsi" w:hAnsiTheme="majorHAnsi" w:cstheme="majorHAnsi"/>
           <w:color w:val="000000"/>
           <w:lang w:val="en-US"/>
         </w:rPr>
-        <w:t xml:space="preserve">, M. A., &amp; Damian, D. (2008). </w:t>
-      </w:r>
-      <w:proofErr w:type="spellStart"/>
-      <w:r>
-        <w:rPr>
-          <w:color w:val="000000"/>
-          <w:lang w:val="es-ES"/>
-        </w:rPr>
-        <w:t>Selecting</w:t>
-      </w:r>
-      <w:proofErr w:type="spellEnd"/>
-      <w:r>
-        <w:rPr>
-          <w:color w:val="000000"/>
-          <w:lang w:val="es-ES"/>
-        </w:rPr>
-        <w:t xml:space="preserve"> </w:t>
-      </w:r>
-      <w:proofErr w:type="spellStart"/>
-      <w:r>
-        <w:rPr>
-          <w:color w:val="000000"/>
-          <w:lang w:val="es-ES"/>
-        </w:rPr>
-        <w:t>Empirical</w:t>
-      </w:r>
-      <w:proofErr w:type="spellEnd"/>
-      <w:r>
-        <w:rPr>
-          <w:color w:val="000000"/>
-          <w:lang w:val="es-ES"/>
-        </w:rPr>
-        <w:t xml:space="preserve"> </w:t>
-      </w:r>
-      <w:proofErr w:type="spellStart"/>
-      <w:r>
-        <w:rPr>
-          <w:color w:val="000000"/>
-          <w:lang w:val="es-ES"/>
-        </w:rPr>
-        <w:t>Methods</w:t>
-      </w:r>
-      <w:proofErr w:type="spellEnd"/>
-      <w:r>
-        <w:rPr>
-          <w:color w:val="000000"/>
-          <w:lang w:val="es-ES"/>
-        </w:rPr>
-        <w:t xml:space="preserve"> </w:t>
-      </w:r>
-      <w:proofErr w:type="spellStart"/>
-      <w:r>
-        <w:rPr>
-          <w:color w:val="000000"/>
-          <w:lang w:val="es-ES"/>
-        </w:rPr>
-        <w:t>for</w:t>
-      </w:r>
-      <w:proofErr w:type="spellEnd"/>
-      <w:r>
-        <w:rPr>
-          <w:color w:val="000000"/>
-          <w:lang w:val="es-ES"/>
-        </w:rPr>
-        <w:t xml:space="preserve"> Software Engineering Research. In Guide to Advanced Empirical Software Engineering. Springer.</w:t>
+        <w:t xml:space="preserve">, M. A., &amp; Damian, D. (2008). Selecting Empirical Methods for Software Engineering Research. In Guide to Advanced Empirical Software Engineering. </w:t>
+      </w:r>
+      <w:r>
+        <w:rPr>
+          <w:rFonts w:asciiTheme="majorHAnsi" w:hAnsiTheme="majorHAnsi" w:cstheme="majorHAnsi"/>
+          <w:color w:val="000000"/>
+          <w:lang w:val="es-ES"/>
+        </w:rPr>
+        <w:t>Springer.</w:t>
       </w:r>
     </w:p>
     <w:sectPr>
@@ -9069,15 +10045,6 @@
   </w:num>
   <w:num w:numId="11" w16cid:durableId="1893271584">
     <w:abstractNumId w:val="9"/>
-    <w:lvlOverride w:ilvl="0"/>
-    <w:lvlOverride w:ilvl="1"/>
-    <w:lvlOverride w:ilvl="2"/>
-    <w:lvlOverride w:ilvl="3"/>
-    <w:lvlOverride w:ilvl="4"/>
-    <w:lvlOverride w:ilvl="5"/>
-    <w:lvlOverride w:ilvl="6"/>
-    <w:lvlOverride w:ilvl="7"/>
-    <w:lvlOverride w:ilvl="8"/>
   </w:num>
 </w:numbering>
 </file>
@@ -9607,6 +10574,7 @@
   <w:style w:type="character" w:default="1" w:styleId="Fuentedeprrafopredeter">
     <w:name w:val="Default Paragraph Font"/>
     <w:uiPriority w:val="1"/>
+    <w:semiHidden/>
     <w:unhideWhenUsed/>
   </w:style>
   <w:style w:type="table" w:default="1" w:styleId="Tablanormal">
